--- a/docs/package/08_Management/iNXT_BrokerVerse_OOTB_Strategy_and_Playbook_INTERNAL.docx
+++ b/docs/package/08_Management/iNXT_BrokerVerse_OOTB_Strategy_and_Playbook_INTERNAL.docx
@@ -789,7 +789,7 @@
             </w:rPr>
             <w:fldChar w:fldCharType="separate"/>
           </w:r>
-          <w:hyperlink w:anchor="__RefHeading___Toc194839_3199679052">
+          <w:hyperlink w:anchor="__RefHeading___Toc16966_2913971107">
             <w:r>
               <w:rPr>
                 <w:webHidden/>
@@ -824,7 +824,7 @@
             </w:tabs>
             <w:rPr/>
           </w:pPr>
-          <w:hyperlink w:anchor="__RefHeading___Toc194841_3199679052">
+          <w:hyperlink w:anchor="__RefHeading___Toc16968_2913971107">
             <w:r>
               <w:rPr>
                 <w:webHidden/>
@@ -853,7 +853,7 @@
             </w:tabs>
             <w:rPr/>
           </w:pPr>
-          <w:hyperlink w:anchor="__RefHeading___Toc194843_3199679052">
+          <w:hyperlink w:anchor="__RefHeading___Toc16970_2913971107">
             <w:r>
               <w:rPr>
                 <w:webHidden/>
@@ -875,7 +875,7 @@
             </w:tabs>
             <w:rPr/>
           </w:pPr>
-          <w:hyperlink w:anchor="__RefHeading___Toc194845_3199679052">
+          <w:hyperlink w:anchor="__RefHeading___Toc16972_2913971107">
             <w:r>
               <w:rPr>
                 <w:webHidden/>
@@ -897,7 +897,7 @@
             </w:tabs>
             <w:rPr/>
           </w:pPr>
-          <w:hyperlink w:anchor="__RefHeading___Toc194847_3199679052">
+          <w:hyperlink w:anchor="__RefHeading___Toc16974_2913971107">
             <w:r>
               <w:rPr>
                 <w:webHidden/>
@@ -919,7 +919,7 @@
             </w:tabs>
             <w:rPr/>
           </w:pPr>
-          <w:hyperlink w:anchor="__RefHeading___Toc194849_3199679052">
+          <w:hyperlink w:anchor="__RefHeading___Toc16976_2913971107">
             <w:r>
               <w:rPr>
                 <w:webHidden/>
@@ -941,7 +941,7 @@
             </w:tabs>
             <w:rPr/>
           </w:pPr>
-          <w:hyperlink w:anchor="__RefHeading___Toc194851_3199679052">
+          <w:hyperlink w:anchor="__RefHeading___Toc16978_2913971107">
             <w:r>
               <w:rPr>
                 <w:webHidden/>
@@ -963,7 +963,7 @@
             </w:tabs>
             <w:rPr/>
           </w:pPr>
-          <w:hyperlink w:anchor="__RefHeading___Toc194853_3199679052">
+          <w:hyperlink w:anchor="__RefHeading___Toc16980_2913971107">
             <w:r>
               <w:rPr>
                 <w:webHidden/>
@@ -985,7 +985,7 @@
             </w:tabs>
             <w:rPr/>
           </w:pPr>
-          <w:hyperlink w:anchor="__RefHeading___Toc194855_3199679052">
+          <w:hyperlink w:anchor="__RefHeading___Toc16982_2913971107">
             <w:r>
               <w:rPr>
                 <w:webHidden/>
@@ -1007,7 +1007,7 @@
             </w:tabs>
             <w:rPr/>
           </w:pPr>
-          <w:hyperlink w:anchor="__RefHeading___Toc194857_3199679052">
+          <w:hyperlink w:anchor="__RefHeading___Toc16984_2913971107">
             <w:r>
               <w:rPr>
                 <w:webHidden/>
@@ -1029,7 +1029,7 @@
             </w:tabs>
             <w:rPr/>
           </w:pPr>
-          <w:hyperlink w:anchor="__RefHeading___Toc194859_3199679052">
+          <w:hyperlink w:anchor="__RefHeading___Toc16986_2913971107">
             <w:r>
               <w:rPr>
                 <w:webHidden/>
@@ -1051,7 +1051,7 @@
             </w:tabs>
             <w:rPr/>
           </w:pPr>
-          <w:hyperlink w:anchor="__RefHeading___Toc194861_3199679052">
+          <w:hyperlink w:anchor="__RefHeading___Toc16988_2913971107">
             <w:r>
               <w:rPr>
                 <w:webHidden/>
@@ -1073,7 +1073,7 @@
             </w:tabs>
             <w:rPr/>
           </w:pPr>
-          <w:hyperlink w:anchor="__RefHeading___Toc194863_3199679052">
+          <w:hyperlink w:anchor="__RefHeading___Toc16990_2913971107">
             <w:r>
               <w:rPr>
                 <w:webHidden/>
@@ -1095,7 +1095,7 @@
             </w:tabs>
             <w:rPr/>
           </w:pPr>
-          <w:hyperlink w:anchor="__RefHeading___Toc194865_3199679052">
+          <w:hyperlink w:anchor="__RefHeading___Toc16992_2913971107">
             <w:r>
               <w:rPr>
                 <w:webHidden/>
@@ -1117,7 +1117,7 @@
             </w:tabs>
             <w:rPr/>
           </w:pPr>
-          <w:hyperlink w:anchor="__RefHeading___Toc194867_3199679052">
+          <w:hyperlink w:anchor="__RefHeading___Toc16994_2913971107">
             <w:r>
               <w:rPr>
                 <w:webHidden/>
@@ -1139,7 +1139,7 @@
             </w:tabs>
             <w:rPr/>
           </w:pPr>
-          <w:hyperlink w:anchor="__RefHeading___Toc194869_3199679052">
+          <w:hyperlink w:anchor="__RefHeading___Toc16996_2913971107">
             <w:r>
               <w:rPr>
                 <w:webHidden/>
@@ -1161,7 +1161,7 @@
             </w:tabs>
             <w:rPr/>
           </w:pPr>
-          <w:hyperlink w:anchor="__RefHeading___Toc194871_3199679052">
+          <w:hyperlink w:anchor="__RefHeading___Toc16998_2913971107">
             <w:r>
               <w:rPr>
                 <w:webHidden/>
@@ -1183,7 +1183,7 @@
             </w:tabs>
             <w:rPr/>
           </w:pPr>
-          <w:hyperlink w:anchor="__RefHeading___Toc194873_3199679052">
+          <w:hyperlink w:anchor="__RefHeading___Toc17000_2913971107">
             <w:r>
               <w:rPr>
                 <w:webHidden/>
@@ -1205,7 +1205,7 @@
             </w:tabs>
             <w:rPr/>
           </w:pPr>
-          <w:hyperlink w:anchor="__RefHeading___Toc194875_3199679052">
+          <w:hyperlink w:anchor="__RefHeading___Toc17002_2913971107">
             <w:r>
               <w:rPr>
                 <w:webHidden/>
@@ -1227,7 +1227,7 @@
             </w:tabs>
             <w:rPr/>
           </w:pPr>
-          <w:hyperlink w:anchor="__RefHeading___Toc194877_3199679052">
+          <w:hyperlink w:anchor="__RefHeading___Toc17004_2913971107">
             <w:r>
               <w:rPr>
                 <w:webHidden/>
@@ -1249,7 +1249,7 @@
             </w:tabs>
             <w:rPr/>
           </w:pPr>
-          <w:hyperlink w:anchor="__RefHeading___Toc194879_3199679052">
+          <w:hyperlink w:anchor="__RefHeading___Toc17006_2913971107">
             <w:r>
               <w:rPr>
                 <w:webHidden/>
@@ -1271,7 +1271,7 @@
             </w:tabs>
             <w:rPr/>
           </w:pPr>
-          <w:hyperlink w:anchor="__RefHeading___Toc194881_3199679052">
+          <w:hyperlink w:anchor="__RefHeading___Toc17008_2913971107">
             <w:r>
               <w:rPr>
                 <w:webHidden/>
@@ -1293,7 +1293,7 @@
             </w:tabs>
             <w:rPr/>
           </w:pPr>
-          <w:hyperlink w:anchor="__RefHeading___Toc194883_3199679052">
+          <w:hyperlink w:anchor="__RefHeading___Toc17010_2913971107">
             <w:r>
               <w:rPr>
                 <w:webHidden/>
@@ -1315,7 +1315,7 @@
             </w:tabs>
             <w:rPr/>
           </w:pPr>
-          <w:hyperlink w:anchor="__RefHeading___Toc194885_3199679052">
+          <w:hyperlink w:anchor="__RefHeading___Toc17012_2913971107">
             <w:r>
               <w:rPr>
                 <w:webHidden/>
@@ -1337,7 +1337,7 @@
             </w:tabs>
             <w:rPr/>
           </w:pPr>
-          <w:hyperlink w:anchor="__RefHeading___Toc194887_3199679052">
+          <w:hyperlink w:anchor="__RefHeading___Toc17014_2913971107">
             <w:r>
               <w:rPr>
                 <w:webHidden/>
@@ -1359,7 +1359,7 @@
             </w:tabs>
             <w:rPr/>
           </w:pPr>
-          <w:hyperlink w:anchor="__RefHeading___Toc194889_3199679052">
+          <w:hyperlink w:anchor="__RefHeading___Toc17016_2913971107">
             <w:r>
               <w:rPr>
                 <w:webHidden/>
@@ -1381,7 +1381,7 @@
             </w:tabs>
             <w:rPr/>
           </w:pPr>
-          <w:hyperlink w:anchor="__RefHeading___Toc194891_3199679052">
+          <w:hyperlink w:anchor="__RefHeading___Toc17018_2913971107">
             <w:r>
               <w:rPr>
                 <w:webHidden/>
@@ -1403,7 +1403,7 @@
             </w:tabs>
             <w:rPr/>
           </w:pPr>
-          <w:hyperlink w:anchor="__RefHeading___Toc194893_3199679052">
+          <w:hyperlink w:anchor="__RefHeading___Toc17020_2913971107">
             <w:r>
               <w:rPr>
                 <w:webHidden/>
@@ -1425,7 +1425,7 @@
             </w:tabs>
             <w:rPr/>
           </w:pPr>
-          <w:hyperlink w:anchor="__RefHeading___Toc194895_3199679052">
+          <w:hyperlink w:anchor="__RefHeading___Toc17022_2913971107">
             <w:r>
               <w:rPr>
                 <w:webHidden/>
@@ -1447,7 +1447,7 @@
             </w:tabs>
             <w:rPr/>
           </w:pPr>
-          <w:hyperlink w:anchor="__RefHeading___Toc194897_3199679052">
+          <w:hyperlink w:anchor="__RefHeading___Toc17024_2913971107">
             <w:r>
               <w:rPr>
                 <w:webHidden/>
@@ -1469,7 +1469,7 @@
             </w:tabs>
             <w:rPr/>
           </w:pPr>
-          <w:hyperlink w:anchor="__RefHeading___Toc194899_3199679052">
+          <w:hyperlink w:anchor="__RefHeading___Toc17026_2913971107">
             <w:r>
               <w:rPr>
                 <w:webHidden/>
@@ -1491,7 +1491,7 @@
             </w:tabs>
             <w:rPr/>
           </w:pPr>
-          <w:hyperlink w:anchor="__RefHeading___Toc194901_3199679052">
+          <w:hyperlink w:anchor="__RefHeading___Toc17028_2913971107">
             <w:r>
               <w:rPr>
                 <w:webHidden/>
@@ -1513,7 +1513,7 @@
             </w:tabs>
             <w:rPr/>
           </w:pPr>
-          <w:hyperlink w:anchor="__RefHeading___Toc194903_3199679052">
+          <w:hyperlink w:anchor="__RefHeading___Toc17030_2913971107">
             <w:r>
               <w:rPr>
                 <w:webHidden/>
@@ -1535,7 +1535,7 @@
             </w:tabs>
             <w:rPr/>
           </w:pPr>
-          <w:hyperlink w:anchor="__RefHeading___Toc194905_3199679052">
+          <w:hyperlink w:anchor="__RefHeading___Toc17032_2913971107">
             <w:r>
               <w:rPr>
                 <w:webHidden/>
@@ -1557,7 +1557,7 @@
             </w:tabs>
             <w:rPr/>
           </w:pPr>
-          <w:hyperlink w:anchor="__RefHeading___Toc194907_3199679052">
+          <w:hyperlink w:anchor="__RefHeading___Toc17034_2913971107">
             <w:r>
               <w:rPr>
                 <w:webHidden/>
@@ -1579,7 +1579,7 @@
             </w:tabs>
             <w:rPr/>
           </w:pPr>
-          <w:hyperlink w:anchor="__RefHeading___Toc194909_3199679052">
+          <w:hyperlink w:anchor="__RefHeading___Toc17036_2913971107">
             <w:r>
               <w:rPr>
                 <w:webHidden/>
@@ -1601,7 +1601,7 @@
             </w:tabs>
             <w:rPr/>
           </w:pPr>
-          <w:hyperlink w:anchor="__RefHeading___Toc194911_3199679052">
+          <w:hyperlink w:anchor="__RefHeading___Toc17038_2913971107">
             <w:r>
               <w:rPr>
                 <w:webHidden/>
@@ -1623,7 +1623,7 @@
             </w:tabs>
             <w:rPr/>
           </w:pPr>
-          <w:hyperlink w:anchor="__RefHeading___Toc194913_3199679052">
+          <w:hyperlink w:anchor="__RefHeading___Toc17040_2913971107">
             <w:r>
               <w:rPr>
                 <w:webHidden/>
@@ -1645,7 +1645,7 @@
             </w:tabs>
             <w:rPr/>
           </w:pPr>
-          <w:hyperlink w:anchor="__RefHeading___Toc194915_3199679052">
+          <w:hyperlink w:anchor="__RefHeading___Toc17042_2913971107">
             <w:r>
               <w:rPr>
                 <w:webHidden/>
@@ -1667,7 +1667,7 @@
             </w:tabs>
             <w:rPr/>
           </w:pPr>
-          <w:hyperlink w:anchor="__RefHeading___Toc194917_3199679052">
+          <w:hyperlink w:anchor="__RefHeading___Toc17044_2913971107">
             <w:r>
               <w:rPr>
                 <w:webHidden/>
@@ -1689,7 +1689,7 @@
             </w:tabs>
             <w:rPr/>
           </w:pPr>
-          <w:hyperlink w:anchor="__RefHeading___Toc194919_3199679052">
+          <w:hyperlink w:anchor="__RefHeading___Toc17046_2913971107">
             <w:r>
               <w:rPr>
                 <w:webHidden/>
@@ -1711,7 +1711,7 @@
             </w:tabs>
             <w:rPr/>
           </w:pPr>
-          <w:hyperlink w:anchor="__RefHeading___Toc194921_3199679052">
+          <w:hyperlink w:anchor="__RefHeading___Toc17048_2913971107">
             <w:r>
               <w:rPr>
                 <w:webHidden/>
@@ -1733,7 +1733,7 @@
             </w:tabs>
             <w:rPr/>
           </w:pPr>
-          <w:hyperlink w:anchor="__RefHeading___Toc194923_3199679052">
+          <w:hyperlink w:anchor="__RefHeading___Toc17050_2913971107">
             <w:r>
               <w:rPr>
                 <w:webHidden/>
@@ -1755,7 +1755,7 @@
             </w:tabs>
             <w:rPr/>
           </w:pPr>
-          <w:hyperlink w:anchor="__RefHeading___Toc194925_3199679052">
+          <w:hyperlink w:anchor="__RefHeading___Toc17052_2913971107">
             <w:r>
               <w:rPr>
                 <w:webHidden/>
@@ -1777,7 +1777,7 @@
             </w:tabs>
             <w:rPr/>
           </w:pPr>
-          <w:hyperlink w:anchor="__RefHeading___Toc194927_3199679052">
+          <w:hyperlink w:anchor="__RefHeading___Toc17054_2913971107">
             <w:r>
               <w:rPr>
                 <w:webHidden/>
@@ -1799,7 +1799,7 @@
             </w:tabs>
             <w:rPr/>
           </w:pPr>
-          <w:hyperlink w:anchor="__RefHeading___Toc194929_3199679052">
+          <w:hyperlink w:anchor="__RefHeading___Toc17056_2913971107">
             <w:r>
               <w:rPr>
                 <w:webHidden/>
@@ -1821,7 +1821,7 @@
             </w:tabs>
             <w:rPr/>
           </w:pPr>
-          <w:hyperlink w:anchor="__RefHeading___Toc194931_3199679052">
+          <w:hyperlink w:anchor="__RefHeading___Toc17058_2913971107">
             <w:r>
               <w:rPr>
                 <w:webHidden/>
@@ -1843,7 +1843,7 @@
             </w:tabs>
             <w:rPr/>
           </w:pPr>
-          <w:hyperlink w:anchor="__RefHeading___Toc194933_3199679052">
+          <w:hyperlink w:anchor="__RefHeading___Toc17060_2913971107">
             <w:r>
               <w:rPr>
                 <w:webHidden/>
@@ -1865,7 +1865,7 @@
             </w:tabs>
             <w:rPr/>
           </w:pPr>
-          <w:hyperlink w:anchor="__RefHeading___Toc194935_3199679052">
+          <w:hyperlink w:anchor="__RefHeading___Toc17062_2913971107">
             <w:r>
               <w:rPr>
                 <w:webHidden/>
@@ -1887,7 +1887,7 @@
             </w:tabs>
             <w:rPr/>
           </w:pPr>
-          <w:hyperlink w:anchor="__RefHeading___Toc194937_3199679052">
+          <w:hyperlink w:anchor="__RefHeading___Toc17064_2913971107">
             <w:r>
               <w:rPr>
                 <w:webHidden/>
@@ -1909,7 +1909,7 @@
             </w:tabs>
             <w:rPr/>
           </w:pPr>
-          <w:hyperlink w:anchor="__RefHeading___Toc194939_3199679052">
+          <w:hyperlink w:anchor="__RefHeading___Toc17066_2913971107">
             <w:r>
               <w:rPr>
                 <w:webHidden/>
@@ -1931,7 +1931,7 @@
             </w:tabs>
             <w:rPr/>
           </w:pPr>
-          <w:hyperlink w:anchor="__RefHeading___Toc194941_3199679052">
+          <w:hyperlink w:anchor="__RefHeading___Toc17068_2913971107">
             <w:r>
               <w:rPr>
                 <w:webHidden/>
@@ -1953,7 +1953,7 @@
             </w:tabs>
             <w:rPr/>
           </w:pPr>
-          <w:hyperlink w:anchor="__RefHeading___Toc194943_3199679052">
+          <w:hyperlink w:anchor="__RefHeading___Toc17070_2913971107">
             <w:r>
               <w:rPr>
                 <w:webHidden/>
@@ -1975,7 +1975,7 @@
             </w:tabs>
             <w:rPr/>
           </w:pPr>
-          <w:hyperlink w:anchor="__RefHeading___Toc194945_3199679052">
+          <w:hyperlink w:anchor="__RefHeading___Toc17072_2913971107">
             <w:r>
               <w:rPr>
                 <w:webHidden/>
@@ -1997,7 +1997,7 @@
             </w:tabs>
             <w:rPr/>
           </w:pPr>
-          <w:hyperlink w:anchor="__RefHeading___Toc194947_3199679052">
+          <w:hyperlink w:anchor="__RefHeading___Toc17074_2913971107">
             <w:r>
               <w:rPr>
                 <w:webHidden/>
@@ -2019,7 +2019,7 @@
             </w:tabs>
             <w:rPr/>
           </w:pPr>
-          <w:hyperlink w:anchor="__RefHeading___Toc194949_3199679052">
+          <w:hyperlink w:anchor="__RefHeading___Toc17076_2913971107">
             <w:r>
               <w:rPr>
                 <w:webHidden/>
@@ -2041,7 +2041,7 @@
             </w:tabs>
             <w:rPr/>
           </w:pPr>
-          <w:hyperlink w:anchor="__RefHeading___Toc194951_3199679052">
+          <w:hyperlink w:anchor="__RefHeading___Toc17078_2913971107">
             <w:r>
               <w:rPr>
                 <w:webHidden/>
@@ -2063,7 +2063,7 @@
             </w:tabs>
             <w:rPr/>
           </w:pPr>
-          <w:hyperlink w:anchor="__RefHeading___Toc194953_3199679052">
+          <w:hyperlink w:anchor="__RefHeading___Toc17080_2913971107">
             <w:r>
               <w:rPr>
                 <w:webHidden/>
@@ -2085,7 +2085,7 @@
             </w:tabs>
             <w:rPr/>
           </w:pPr>
-          <w:hyperlink w:anchor="__RefHeading___Toc194955_3199679052">
+          <w:hyperlink w:anchor="__RefHeading___Toc17082_2913971107">
             <w:r>
               <w:rPr>
                 <w:webHidden/>
@@ -2107,7 +2107,7 @@
             </w:tabs>
             <w:rPr/>
           </w:pPr>
-          <w:hyperlink w:anchor="__RefHeading___Toc194957_3199679052">
+          <w:hyperlink w:anchor="__RefHeading___Toc17084_2913971107">
             <w:r>
               <w:rPr>
                 <w:webHidden/>
@@ -2129,7 +2129,7 @@
             </w:tabs>
             <w:rPr/>
           </w:pPr>
-          <w:hyperlink w:anchor="__RefHeading___Toc194959_3199679052">
+          <w:hyperlink w:anchor="__RefHeading___Toc17086_2913971107">
             <w:r>
               <w:rPr>
                 <w:webHidden/>
@@ -2151,7 +2151,7 @@
             </w:tabs>
             <w:rPr/>
           </w:pPr>
-          <w:hyperlink w:anchor="__RefHeading___Toc194961_3199679052">
+          <w:hyperlink w:anchor="__RefHeading___Toc17088_2913971107">
             <w:r>
               <w:rPr>
                 <w:webHidden/>
@@ -2173,7 +2173,7 @@
             </w:tabs>
             <w:rPr/>
           </w:pPr>
-          <w:hyperlink w:anchor="__RefHeading___Toc194963_3199679052">
+          <w:hyperlink w:anchor="__RefHeading___Toc17090_2913971107">
             <w:r>
               <w:rPr>
                 <w:webHidden/>
@@ -2195,7 +2195,7 @@
             </w:tabs>
             <w:rPr/>
           </w:pPr>
-          <w:hyperlink w:anchor="__RefHeading___Toc194965_3199679052">
+          <w:hyperlink w:anchor="__RefHeading___Toc17092_2913971107">
             <w:r>
               <w:rPr>
                 <w:webHidden/>
@@ -2217,7 +2217,7 @@
             </w:tabs>
             <w:rPr/>
           </w:pPr>
-          <w:hyperlink w:anchor="__RefHeading___Toc194967_3199679052">
+          <w:hyperlink w:anchor="__RefHeading___Toc17094_2913971107">
             <w:r>
               <w:rPr>
                 <w:webHidden/>
@@ -2239,7 +2239,7 @@
             </w:tabs>
             <w:rPr/>
           </w:pPr>
-          <w:hyperlink w:anchor="__RefHeading___Toc194969_3199679052">
+          <w:hyperlink w:anchor="__RefHeading___Toc17096_2913971107">
             <w:r>
               <w:rPr>
                 <w:webHidden/>
@@ -2261,7 +2261,7 @@
             </w:tabs>
             <w:rPr/>
           </w:pPr>
-          <w:hyperlink w:anchor="__RefHeading___Toc194971_3199679052">
+          <w:hyperlink w:anchor="__RefHeading___Toc17098_2913971107">
             <w:r>
               <w:rPr>
                 <w:webHidden/>
@@ -2283,7 +2283,7 @@
             </w:tabs>
             <w:rPr/>
           </w:pPr>
-          <w:hyperlink w:anchor="__RefHeading___Toc194973_3199679052">
+          <w:hyperlink w:anchor="__RefHeading___Toc17100_2913971107">
             <w:r>
               <w:rPr>
                 <w:webHidden/>
@@ -2305,7 +2305,7 @@
             </w:tabs>
             <w:rPr/>
           </w:pPr>
-          <w:hyperlink w:anchor="__RefHeading___Toc194975_3199679052">
+          <w:hyperlink w:anchor="__RefHeading___Toc17102_2913971107">
             <w:r>
               <w:rPr>
                 <w:webHidden/>
@@ -2353,7 +2353,7 @@
       <w:r>
         <w:br w:type="page"/>
       </w:r>
-      <w:bookmarkStart w:id="0" w:name="__RefHeading___Toc194839_3199679052"/>
+      <w:bookmarkStart w:id="0" w:name="__RefHeading___Toc16966_2913971107"/>
       <w:bookmarkStart w:id="1" w:name="_Toc48319687"/>
       <w:bookmarkStart w:id="2" w:name="_Toc11824118"/>
       <w:bookmarkEnd w:id="0"/>
@@ -2998,7 +2998,7 @@
           <w:spacing w:val="0"/>
         </w:rPr>
       </w:pPr>
-      <w:bookmarkStart w:id="4" w:name="__RefHeading___Toc194841_3199679052"/>
+      <w:bookmarkStart w:id="4" w:name="__RefHeading___Toc16968_2913971107"/>
       <w:bookmarkStart w:id="5" w:name="_Toc233203388"/>
       <w:bookmarkEnd w:id="4"/>
       <w:r>
@@ -6120,7 +6120,7 @@
         <w:pageBreakBefore w:val="false"/>
         <w:rPr/>
       </w:pPr>
-      <w:bookmarkStart w:id="6" w:name="__RefHeading___Toc194843_3199679052"/>
+      <w:bookmarkStart w:id="6" w:name="__RefHeading___Toc16970_2913971107"/>
       <w:bookmarkEnd w:id="6"/>
       <w:r>
         <w:rPr>
@@ -6137,7 +6137,7 @@
         <w:pStyle w:val="Heading2"/>
         <w:rPr/>
       </w:pPr>
-      <w:bookmarkStart w:id="7" w:name="__RefHeading___Toc194845_3199679052"/>
+      <w:bookmarkStart w:id="7" w:name="__RefHeading___Toc16972_2913971107"/>
       <w:bookmarkEnd w:id="7"/>
       <w:r>
         <w:rPr>
@@ -6699,7 +6699,7 @@
         <w:pStyle w:val="Heading2"/>
         <w:rPr/>
       </w:pPr>
-      <w:bookmarkStart w:id="8" w:name="__RefHeading___Toc194847_3199679052"/>
+      <w:bookmarkStart w:id="8" w:name="__RefHeading___Toc16974_2913971107"/>
       <w:bookmarkEnd w:id="8"/>
       <w:r>
         <w:rPr>
@@ -6800,7 +6800,7 @@
         <w:pStyle w:val="Heading1"/>
         <w:rPr/>
       </w:pPr>
-      <w:bookmarkStart w:id="9" w:name="__RefHeading___Toc194849_3199679052"/>
+      <w:bookmarkStart w:id="9" w:name="__RefHeading___Toc16976_2913971107"/>
       <w:bookmarkEnd w:id="9"/>
       <w:r>
         <w:rPr>
@@ -6817,7 +6817,7 @@
         <w:pStyle w:val="Heading2"/>
         <w:rPr/>
       </w:pPr>
-      <w:bookmarkStart w:id="10" w:name="__RefHeading___Toc194851_3199679052"/>
+      <w:bookmarkStart w:id="10" w:name="__RefHeading___Toc16978_2913971107"/>
       <w:bookmarkEnd w:id="10"/>
       <w:r>
         <w:rPr>
@@ -7004,7 +7004,7 @@
         <w:pStyle w:val="Heading2"/>
         <w:rPr/>
       </w:pPr>
-      <w:bookmarkStart w:id="11" w:name="__RefHeading___Toc194853_3199679052"/>
+      <w:bookmarkStart w:id="11" w:name="__RefHeading___Toc16980_2913971107"/>
       <w:bookmarkEnd w:id="11"/>
       <w:r>
         <w:rPr>
@@ -7883,7 +7883,7 @@
                 <w:szCs w:val="24"/>
                 <w:lang w:val="en-US" w:eastAsia="ja-JP" w:bidi="ar-SA"/>
               </w:rPr>
-              <w:t>User manual of 199 pages, seven role decks, reports book, data dictionary, technical reference</w:t>
+              <w:t>User manual of 186 pages, seven role decks, reports book, data dictionary, technical reference</w:t>
             </w:r>
           </w:p>
         </w:tc>
@@ -7904,7 +7904,7 @@
         <w:pStyle w:val="Heading2"/>
         <w:rPr/>
       </w:pPr>
-      <w:bookmarkStart w:id="12" w:name="__RefHeading___Toc194855_3199679052"/>
+      <w:bookmarkStart w:id="12" w:name="__RefHeading___Toc16982_2913971107"/>
       <w:bookmarkEnd w:id="12"/>
       <w:r>
         <w:rPr>
@@ -9020,7 +9020,7 @@
         <w:pStyle w:val="Heading2"/>
         <w:rPr/>
       </w:pPr>
-      <w:bookmarkStart w:id="13" w:name="__RefHeading___Toc194857_3199679052"/>
+      <w:bookmarkStart w:id="13" w:name="__RefHeading___Toc16984_2913971107"/>
       <w:bookmarkEnd w:id="13"/>
       <w:r>
         <w:rPr>
@@ -9131,7 +9131,7 @@
         <w:pStyle w:val="Heading1"/>
         <w:rPr/>
       </w:pPr>
-      <w:bookmarkStart w:id="14" w:name="__RefHeading___Toc194859_3199679052"/>
+      <w:bookmarkStart w:id="14" w:name="__RefHeading___Toc16986_2913971107"/>
       <w:bookmarkEnd w:id="14"/>
       <w:r>
         <w:rPr>
@@ -9148,7 +9148,7 @@
         <w:pStyle w:val="Heading2"/>
         <w:rPr/>
       </w:pPr>
-      <w:bookmarkStart w:id="15" w:name="__RefHeading___Toc194861_3199679052"/>
+      <w:bookmarkStart w:id="15" w:name="__RefHeading___Toc16988_2913971107"/>
       <w:bookmarkEnd w:id="15"/>
       <w:r>
         <w:rPr>
@@ -9195,7 +9195,7 @@
         <w:pStyle w:val="Heading2"/>
         <w:rPr/>
       </w:pPr>
-      <w:bookmarkStart w:id="16" w:name="__RefHeading___Toc194863_3199679052"/>
+      <w:bookmarkStart w:id="16" w:name="__RefHeading___Toc16990_2913971107"/>
       <w:bookmarkEnd w:id="16"/>
       <w:r>
         <w:rPr>
@@ -10221,7 +10221,7 @@
         <w:pStyle w:val="Heading2"/>
         <w:rPr/>
       </w:pPr>
-      <w:bookmarkStart w:id="17" w:name="__RefHeading___Toc194865_3199679052"/>
+      <w:bookmarkStart w:id="17" w:name="__RefHeading___Toc16992_2913971107"/>
       <w:bookmarkEnd w:id="17"/>
       <w:r>
         <w:rPr>
@@ -10751,7 +10751,7 @@
         <w:pStyle w:val="Heading2"/>
         <w:rPr/>
       </w:pPr>
-      <w:bookmarkStart w:id="18" w:name="__RefHeading___Toc194867_3199679052"/>
+      <w:bookmarkStart w:id="18" w:name="__RefHeading___Toc16994_2913971107"/>
       <w:bookmarkEnd w:id="18"/>
       <w:r>
         <w:rPr>
@@ -10878,7 +10878,7 @@
         <w:pStyle w:val="Heading2"/>
         <w:rPr/>
       </w:pPr>
-      <w:bookmarkStart w:id="19" w:name="__RefHeading___Toc194869_3199679052"/>
+      <w:bookmarkStart w:id="19" w:name="__RefHeading___Toc16996_2913971107"/>
       <w:bookmarkEnd w:id="19"/>
       <w:r>
         <w:rPr>
@@ -10913,7 +10913,7 @@
         <w:pStyle w:val="Heading1"/>
         <w:rPr/>
       </w:pPr>
-      <w:bookmarkStart w:id="20" w:name="__RefHeading___Toc194871_3199679052"/>
+      <w:bookmarkStart w:id="20" w:name="__RefHeading___Toc16998_2913971107"/>
       <w:bookmarkEnd w:id="20"/>
       <w:r>
         <w:rPr>
@@ -10930,7 +10930,7 @@
         <w:pStyle w:val="Heading2"/>
         <w:rPr/>
       </w:pPr>
-      <w:bookmarkStart w:id="21" w:name="__RefHeading___Toc194873_3199679052"/>
+      <w:bookmarkStart w:id="21" w:name="__RefHeading___Toc17000_2913971107"/>
       <w:bookmarkEnd w:id="21"/>
       <w:r>
         <w:rPr>
@@ -10962,7 +10962,7 @@
         <w:pStyle w:val="Heading2"/>
         <w:rPr/>
       </w:pPr>
-      <w:bookmarkStart w:id="22" w:name="__RefHeading___Toc194875_3199679052"/>
+      <w:bookmarkStart w:id="22" w:name="__RefHeading___Toc17002_2913971107"/>
       <w:bookmarkEnd w:id="22"/>
       <w:r>
         <w:rPr>
@@ -11945,7 +11945,7 @@
         <w:pStyle w:val="Heading2"/>
         <w:rPr/>
       </w:pPr>
-      <w:bookmarkStart w:id="23" w:name="__RefHeading___Toc194877_3199679052"/>
+      <w:bookmarkStart w:id="23" w:name="__RefHeading___Toc17004_2913971107"/>
       <w:bookmarkEnd w:id="23"/>
       <w:r>
         <w:rPr>
@@ -13150,7 +13150,7 @@
         <w:pStyle w:val="Heading2"/>
         <w:rPr/>
       </w:pPr>
-      <w:bookmarkStart w:id="24" w:name="__RefHeading___Toc194879_3199679052"/>
+      <w:bookmarkStart w:id="24" w:name="__RefHeading___Toc17006_2913971107"/>
       <w:bookmarkEnd w:id="24"/>
       <w:r>
         <w:rPr>
@@ -14355,7 +14355,7 @@
         <w:pStyle w:val="Heading2"/>
         <w:rPr/>
       </w:pPr>
-      <w:bookmarkStart w:id="25" w:name="__RefHeading___Toc194881_3199679052"/>
+      <w:bookmarkStart w:id="25" w:name="__RefHeading___Toc17008_2913971107"/>
       <w:bookmarkEnd w:id="25"/>
       <w:r>
         <w:rPr>
@@ -15560,7 +15560,7 @@
         <w:pStyle w:val="Heading2"/>
         <w:rPr/>
       </w:pPr>
-      <w:bookmarkStart w:id="26" w:name="__RefHeading___Toc194883_3199679052"/>
+      <w:bookmarkStart w:id="26" w:name="__RefHeading___Toc17010_2913971107"/>
       <w:bookmarkEnd w:id="26"/>
       <w:r>
         <w:rPr>
@@ -15595,7 +15595,7 @@
         <w:pStyle w:val="Heading1"/>
         <w:rPr/>
       </w:pPr>
-      <w:bookmarkStart w:id="27" w:name="__RefHeading___Toc194885_3199679052"/>
+      <w:bookmarkStart w:id="27" w:name="__RefHeading___Toc17012_2913971107"/>
       <w:bookmarkEnd w:id="27"/>
       <w:r>
         <w:rPr>
@@ -15612,7 +15612,7 @@
         <w:pStyle w:val="Heading2"/>
         <w:rPr/>
       </w:pPr>
-      <w:bookmarkStart w:id="28" w:name="__RefHeading___Toc194887_3199679052"/>
+      <w:bookmarkStart w:id="28" w:name="__RefHeading___Toc17014_2913971107"/>
       <w:bookmarkEnd w:id="28"/>
       <w:r>
         <w:rPr>
@@ -17757,7 +17757,7 @@
         <w:pStyle w:val="Heading2"/>
         <w:rPr/>
       </w:pPr>
-      <w:bookmarkStart w:id="29" w:name="__RefHeading___Toc194889_3199679052"/>
+      <w:bookmarkStart w:id="29" w:name="__RefHeading___Toc17016_2913971107"/>
       <w:bookmarkEnd w:id="29"/>
       <w:r>
         <w:rPr>
@@ -17888,7 +17888,7 @@
         <w:pStyle w:val="Heading2"/>
         <w:rPr/>
       </w:pPr>
-      <w:bookmarkStart w:id="30" w:name="__RefHeading___Toc194891_3199679052"/>
+      <w:bookmarkStart w:id="30" w:name="__RefHeading___Toc17018_2913971107"/>
       <w:bookmarkEnd w:id="30"/>
       <w:r>
         <w:rPr>
@@ -18853,7 +18853,7 @@
         <w:pStyle w:val="Heading2"/>
         <w:rPr/>
       </w:pPr>
-      <w:bookmarkStart w:id="31" w:name="__RefHeading___Toc194893_3199679052"/>
+      <w:bookmarkStart w:id="31" w:name="__RefHeading___Toc17020_2913971107"/>
       <w:bookmarkEnd w:id="31"/>
       <w:r>
         <w:rPr>
@@ -20434,7 +20434,7 @@
         <w:pStyle w:val="Heading2"/>
         <w:rPr/>
       </w:pPr>
-      <w:bookmarkStart w:id="32" w:name="__RefHeading___Toc194895_3199679052"/>
+      <w:bookmarkStart w:id="32" w:name="__RefHeading___Toc17022_2913971107"/>
       <w:bookmarkEnd w:id="32"/>
       <w:r>
         <w:rPr>
@@ -20469,7 +20469,7 @@
         <w:pStyle w:val="Heading1"/>
         <w:rPr/>
       </w:pPr>
-      <w:bookmarkStart w:id="33" w:name="__RefHeading___Toc194897_3199679052"/>
+      <w:bookmarkStart w:id="33" w:name="__RefHeading___Toc17024_2913971107"/>
       <w:bookmarkEnd w:id="33"/>
       <w:r>
         <w:rPr>
@@ -20486,7 +20486,7 @@
         <w:pStyle w:val="Heading2"/>
         <w:rPr/>
       </w:pPr>
-      <w:bookmarkStart w:id="34" w:name="__RefHeading___Toc194899_3199679052"/>
+      <w:bookmarkStart w:id="34" w:name="__RefHeading___Toc17026_2913971107"/>
       <w:bookmarkEnd w:id="34"/>
       <w:r>
         <w:rPr>
@@ -22024,7 +22024,7 @@
         <w:pStyle w:val="Heading2"/>
         <w:rPr/>
       </w:pPr>
-      <w:bookmarkStart w:id="35" w:name="__RefHeading___Toc194901_3199679052"/>
+      <w:bookmarkStart w:id="35" w:name="__RefHeading___Toc17028_2913971107"/>
       <w:bookmarkEnd w:id="35"/>
       <w:r>
         <w:rPr>
@@ -23306,7 +23306,7 @@
         <w:pStyle w:val="Heading2"/>
         <w:rPr/>
       </w:pPr>
-      <w:bookmarkStart w:id="36" w:name="__RefHeading___Toc194903_3199679052"/>
+      <w:bookmarkStart w:id="36" w:name="__RefHeading___Toc17030_2913971107"/>
       <w:bookmarkEnd w:id="36"/>
       <w:r>
         <w:rPr>
@@ -24340,7 +24340,7 @@
         <w:pStyle w:val="Heading2"/>
         <w:rPr/>
       </w:pPr>
-      <w:bookmarkStart w:id="37" w:name="__RefHeading___Toc194905_3199679052"/>
+      <w:bookmarkStart w:id="37" w:name="__RefHeading___Toc17032_2913971107"/>
       <w:bookmarkEnd w:id="37"/>
       <w:r>
         <w:rPr>
@@ -24433,7 +24433,7 @@
         <w:pStyle w:val="Heading2"/>
         <w:rPr/>
       </w:pPr>
-      <w:bookmarkStart w:id="38" w:name="__RefHeading___Toc194907_3199679052"/>
+      <w:bookmarkStart w:id="38" w:name="__RefHeading___Toc17034_2913971107"/>
       <w:bookmarkEnd w:id="38"/>
       <w:r>
         <w:rPr>
@@ -24465,7 +24465,7 @@
         <w:pStyle w:val="Heading2"/>
         <w:rPr/>
       </w:pPr>
-      <w:bookmarkStart w:id="39" w:name="__RefHeading___Toc194909_3199679052"/>
+      <w:bookmarkStart w:id="39" w:name="__RefHeading___Toc17036_2913971107"/>
       <w:bookmarkEnd w:id="39"/>
       <w:r>
         <w:rPr>
@@ -24841,7 +24841,7 @@
         <w:pStyle w:val="Heading2"/>
         <w:rPr/>
       </w:pPr>
-      <w:bookmarkStart w:id="40" w:name="__RefHeading___Toc194911_3199679052"/>
+      <w:bookmarkStart w:id="40" w:name="__RefHeading___Toc17038_2913971107"/>
       <w:bookmarkEnd w:id="40"/>
       <w:r>
         <w:rPr>
@@ -24873,7 +24873,7 @@
         <w:pStyle w:val="Heading2"/>
         <w:rPr/>
       </w:pPr>
-      <w:bookmarkStart w:id="41" w:name="__RefHeading___Toc194913_3199679052"/>
+      <w:bookmarkStart w:id="41" w:name="__RefHeading___Toc17040_2913971107"/>
       <w:bookmarkEnd w:id="41"/>
       <w:r>
         <w:rPr>
@@ -24908,7 +24908,7 @@
         <w:pStyle w:val="Heading1"/>
         <w:rPr/>
       </w:pPr>
-      <w:bookmarkStart w:id="42" w:name="__RefHeading___Toc194915_3199679052"/>
+      <w:bookmarkStart w:id="42" w:name="__RefHeading___Toc17042_2913971107"/>
       <w:bookmarkEnd w:id="42"/>
       <w:r>
         <w:rPr>
@@ -24925,7 +24925,7 @@
         <w:pStyle w:val="Heading2"/>
         <w:rPr/>
       </w:pPr>
-      <w:bookmarkStart w:id="43" w:name="__RefHeading___Toc194917_3199679052"/>
+      <w:bookmarkStart w:id="43" w:name="__RefHeading___Toc17044_2913971107"/>
       <w:bookmarkEnd w:id="43"/>
       <w:r>
         <w:rPr>
@@ -25452,7 +25452,7 @@
         <w:pStyle w:val="Heading2"/>
         <w:rPr/>
       </w:pPr>
-      <w:bookmarkStart w:id="44" w:name="__RefHeading___Toc194919_3199679052"/>
+      <w:bookmarkStart w:id="44" w:name="__RefHeading___Toc17046_2913971107"/>
       <w:bookmarkEnd w:id="44"/>
       <w:r>
         <w:rPr>
@@ -26484,7 +26484,7 @@
         <w:pStyle w:val="Heading2"/>
         <w:rPr/>
       </w:pPr>
-      <w:bookmarkStart w:id="45" w:name="__RefHeading___Toc194921_3199679052"/>
+      <w:bookmarkStart w:id="45" w:name="__RefHeading___Toc17048_2913971107"/>
       <w:bookmarkEnd w:id="45"/>
       <w:r>
         <w:rPr>
@@ -27153,7 +27153,7 @@
         <w:pStyle w:val="Heading2"/>
         <w:rPr/>
       </w:pPr>
-      <w:bookmarkStart w:id="46" w:name="__RefHeading___Toc194923_3199679052"/>
+      <w:bookmarkStart w:id="46" w:name="__RefHeading___Toc17050_2913971107"/>
       <w:bookmarkEnd w:id="46"/>
       <w:r>
         <w:rPr>
@@ -27185,7 +27185,7 @@
         <w:pStyle w:val="Heading2"/>
         <w:rPr/>
       </w:pPr>
-      <w:bookmarkStart w:id="47" w:name="__RefHeading___Toc194925_3199679052"/>
+      <w:bookmarkStart w:id="47" w:name="__RefHeading___Toc17052_2913971107"/>
       <w:bookmarkEnd w:id="47"/>
       <w:r>
         <w:rPr>
@@ -27281,7 +27281,7 @@
         <w:pStyle w:val="Heading1"/>
         <w:rPr/>
       </w:pPr>
-      <w:bookmarkStart w:id="48" w:name="__RefHeading___Toc194927_3199679052"/>
+      <w:bookmarkStart w:id="48" w:name="__RefHeading___Toc17054_2913971107"/>
       <w:bookmarkEnd w:id="48"/>
       <w:r>
         <w:rPr>
@@ -27298,7 +27298,7 @@
         <w:pStyle w:val="Heading2"/>
         <w:rPr/>
       </w:pPr>
-      <w:bookmarkStart w:id="49" w:name="__RefHeading___Toc194929_3199679052"/>
+      <w:bookmarkStart w:id="49" w:name="__RefHeading___Toc17056_2913971107"/>
       <w:bookmarkEnd w:id="49"/>
       <w:r>
         <w:rPr>
@@ -28024,7 +28024,7 @@
         <w:pStyle w:val="Heading2"/>
         <w:rPr/>
       </w:pPr>
-      <w:bookmarkStart w:id="50" w:name="__RefHeading___Toc194931_3199679052"/>
+      <w:bookmarkStart w:id="50" w:name="__RefHeading___Toc17058_2913971107"/>
       <w:bookmarkEnd w:id="50"/>
       <w:r>
         <w:rPr>
@@ -28233,7 +28233,7 @@
         <w:pStyle w:val="Heading2"/>
         <w:rPr/>
       </w:pPr>
-      <w:bookmarkStart w:id="51" w:name="__RefHeading___Toc194933_3199679052"/>
+      <w:bookmarkStart w:id="51" w:name="__RefHeading___Toc17060_2913971107"/>
       <w:bookmarkEnd w:id="51"/>
       <w:r>
         <w:rPr>
@@ -29558,7 +29558,7 @@
         <w:pStyle w:val="Heading2"/>
         <w:rPr/>
       </w:pPr>
-      <w:bookmarkStart w:id="52" w:name="__RefHeading___Toc194935_3199679052"/>
+      <w:bookmarkStart w:id="52" w:name="__RefHeading___Toc17062_2913971107"/>
       <w:bookmarkEnd w:id="52"/>
       <w:r>
         <w:rPr>
@@ -29593,7 +29593,7 @@
         <w:pStyle w:val="Heading1"/>
         <w:rPr/>
       </w:pPr>
-      <w:bookmarkStart w:id="53" w:name="__RefHeading___Toc194937_3199679052"/>
+      <w:bookmarkStart w:id="53" w:name="__RefHeading___Toc17064_2913971107"/>
       <w:bookmarkEnd w:id="53"/>
       <w:r>
         <w:rPr>
@@ -29610,7 +29610,7 @@
         <w:pStyle w:val="Heading2"/>
         <w:rPr/>
       </w:pPr>
-      <w:bookmarkStart w:id="54" w:name="__RefHeading___Toc194939_3199679052"/>
+      <w:bookmarkStart w:id="54" w:name="__RefHeading___Toc17066_2913971107"/>
       <w:bookmarkEnd w:id="54"/>
       <w:r>
         <w:rPr>
@@ -33448,7 +33448,7 @@
         <w:pStyle w:val="Heading2"/>
         <w:rPr/>
       </w:pPr>
-      <w:bookmarkStart w:id="55" w:name="__RefHeading___Toc194941_3199679052"/>
+      <w:bookmarkStart w:id="55" w:name="__RefHeading___Toc17068_2913971107"/>
       <w:bookmarkEnd w:id="55"/>
       <w:r>
         <w:rPr>
@@ -33492,7 +33492,7 @@
         <w:pStyle w:val="Heading1"/>
         <w:rPr/>
       </w:pPr>
-      <w:bookmarkStart w:id="56" w:name="__RefHeading___Toc194943_3199679052"/>
+      <w:bookmarkStart w:id="56" w:name="__RefHeading___Toc17070_2913971107"/>
       <w:bookmarkEnd w:id="56"/>
       <w:r>
         <w:rPr>
@@ -33524,7 +33524,7 @@
         <w:pStyle w:val="Heading2"/>
         <w:rPr/>
       </w:pPr>
-      <w:bookmarkStart w:id="57" w:name="__RefHeading___Toc194945_3199679052"/>
+      <w:bookmarkStart w:id="57" w:name="__RefHeading___Toc17072_2913971107"/>
       <w:bookmarkEnd w:id="57"/>
       <w:r>
         <w:rPr>
@@ -34492,7 +34492,7 @@
         <w:pStyle w:val="Heading2"/>
         <w:rPr/>
       </w:pPr>
-      <w:bookmarkStart w:id="58" w:name="__RefHeading___Toc194947_3199679052"/>
+      <w:bookmarkStart w:id="58" w:name="__RefHeading___Toc17074_2913971107"/>
       <w:bookmarkEnd w:id="58"/>
       <w:r>
         <w:rPr>
@@ -35460,7 +35460,7 @@
         <w:pStyle w:val="Heading2"/>
         <w:rPr/>
       </w:pPr>
-      <w:bookmarkStart w:id="59" w:name="__RefHeading___Toc194949_3199679052"/>
+      <w:bookmarkStart w:id="59" w:name="__RefHeading___Toc17076_2913971107"/>
       <w:bookmarkEnd w:id="59"/>
       <w:r>
         <w:rPr>
@@ -36542,7 +36542,7 @@
         <w:pStyle w:val="Heading2"/>
         <w:rPr/>
       </w:pPr>
-      <w:bookmarkStart w:id="60" w:name="__RefHeading___Toc194951_3199679052"/>
+      <w:bookmarkStart w:id="60" w:name="__RefHeading___Toc17078_2913971107"/>
       <w:bookmarkEnd w:id="60"/>
       <w:r>
         <w:rPr>
@@ -37396,7 +37396,7 @@
         <w:pStyle w:val="Heading2"/>
         <w:rPr/>
       </w:pPr>
-      <w:bookmarkStart w:id="61" w:name="__RefHeading___Toc194953_3199679052"/>
+      <w:bookmarkStart w:id="61" w:name="__RefHeading___Toc17080_2913971107"/>
       <w:bookmarkEnd w:id="61"/>
       <w:r>
         <w:rPr>
@@ -38129,7 +38129,7 @@
       <w:r>
         <w:br w:type="page"/>
       </w:r>
-      <w:bookmarkStart w:id="62" w:name="__RefHeading___Toc194955_3199679052"/>
+      <w:bookmarkStart w:id="62" w:name="__RefHeading___Toc17082_2913971107"/>
       <w:bookmarkEnd w:id="62"/>
       <w:r>
         <w:rPr>
@@ -38146,7 +38146,7 @@
         <w:pStyle w:val="Heading2"/>
         <w:rPr/>
       </w:pPr>
-      <w:bookmarkStart w:id="63" w:name="__RefHeading___Toc194957_3199679052"/>
+      <w:bookmarkStart w:id="63" w:name="__RefHeading___Toc17084_2913971107"/>
       <w:bookmarkEnd w:id="63"/>
       <w:r>
         <w:rPr>
@@ -39413,7 +39413,7 @@
         <w:pStyle w:val="Heading2"/>
         <w:rPr/>
       </w:pPr>
-      <w:bookmarkStart w:id="64" w:name="__RefHeading___Toc194959_3199679052"/>
+      <w:bookmarkStart w:id="64" w:name="__RefHeading___Toc17086_2913971107"/>
       <w:bookmarkEnd w:id="64"/>
       <w:r>
         <w:rPr>
@@ -40153,7 +40153,7 @@
         <w:pStyle w:val="Heading2"/>
         <w:rPr/>
       </w:pPr>
-      <w:bookmarkStart w:id="65" w:name="__RefHeading___Toc194961_3199679052"/>
+      <w:bookmarkStart w:id="65" w:name="__RefHeading___Toc17088_2913971107"/>
       <w:bookmarkEnd w:id="65"/>
       <w:r>
         <w:rPr>
@@ -40188,7 +40188,7 @@
         <w:pStyle w:val="Heading1"/>
         <w:rPr/>
       </w:pPr>
-      <w:bookmarkStart w:id="66" w:name="__RefHeading___Toc194963_3199679052"/>
+      <w:bookmarkStart w:id="66" w:name="__RefHeading___Toc17090_2913971107"/>
       <w:bookmarkEnd w:id="66"/>
       <w:r>
         <w:rPr>
@@ -40220,7 +40220,7 @@
         <w:pStyle w:val="Heading2"/>
         <w:rPr/>
       </w:pPr>
-      <w:bookmarkStart w:id="67" w:name="__RefHeading___Toc194965_3199679052"/>
+      <w:bookmarkStart w:id="67" w:name="__RefHeading___Toc17092_2913971107"/>
       <w:bookmarkEnd w:id="67"/>
       <w:r>
         <w:rPr>
@@ -41530,7 +41530,7 @@
         <w:pStyle w:val="Heading2"/>
         <w:rPr/>
       </w:pPr>
-      <w:bookmarkStart w:id="68" w:name="__RefHeading___Toc194967_3199679052"/>
+      <w:bookmarkStart w:id="68" w:name="__RefHeading___Toc17094_2913971107"/>
       <w:bookmarkEnd w:id="68"/>
       <w:r>
         <w:rPr>
@@ -42498,7 +42498,7 @@
         <w:pStyle w:val="Heading2"/>
         <w:rPr/>
       </w:pPr>
-      <w:bookmarkStart w:id="69" w:name="__RefHeading___Toc194969_3199679052"/>
+      <w:bookmarkStart w:id="69" w:name="__RefHeading___Toc17096_2913971107"/>
       <w:bookmarkEnd w:id="69"/>
       <w:r>
         <w:rPr>
@@ -43231,7 +43231,7 @@
       <w:r>
         <w:br w:type="page"/>
       </w:r>
-      <w:bookmarkStart w:id="70" w:name="__RefHeading___Toc194971_3199679052"/>
+      <w:bookmarkStart w:id="70" w:name="__RefHeading___Toc17098_2913971107"/>
       <w:bookmarkEnd w:id="70"/>
       <w:r>
         <w:rPr>
@@ -44306,7 +44306,7 @@
       <w:r>
         <w:br w:type="page"/>
       </w:r>
-      <w:bookmarkStart w:id="71" w:name="__RefHeading___Toc194973_3199679052"/>
+      <w:bookmarkStart w:id="71" w:name="__RefHeading___Toc17100_2913971107"/>
       <w:bookmarkEnd w:id="71"/>
       <w:r>
         <w:rPr>
@@ -45623,7 +45623,7 @@
       <w:r>
         <w:br w:type="page"/>
       </w:r>
-      <w:bookmarkStart w:id="72" w:name="__RefHeading___Toc194975_3199679052"/>
+      <w:bookmarkStart w:id="72" w:name="__RefHeading___Toc17102_2913971107"/>
       <w:bookmarkStart w:id="73" w:name="_Toc233203395"/>
       <w:bookmarkEnd w:id="72"/>
       <w:r>

--- a/docs/package/08_Management/iNXT_BrokerVerse_OOTB_Strategy_and_Playbook_INTERNAL.docx
+++ b/docs/package/08_Management/iNXT_BrokerVerse_OOTB_Strategy_and_Playbook_INTERNAL.docx
@@ -10,7 +10,7 @@
       <w:r>
         <w:rPr/>
         <w:drawing>
-          <wp:anchor behindDoc="1" distT="0" distB="0" distL="0" distR="0" simplePos="0" locked="0" layoutInCell="0" allowOverlap="1" relativeHeight="36">
+          <wp:anchor behindDoc="1" distT="0" distB="0" distL="0" distR="0" simplePos="0" locked="0" layoutInCell="0" allowOverlap="1" relativeHeight="38">
             <wp:simplePos x="0" y="0"/>
             <wp:positionH relativeFrom="margin">
               <wp:posOffset>-914400</wp:posOffset>
@@ -55,7 +55,7 @@
           </wp:anchor>
         </w:drawing>
         <w:drawing>
-          <wp:anchor behindDoc="1" distT="0" distB="0" distL="0" distR="0" simplePos="0" locked="0" layoutInCell="0" allowOverlap="1" relativeHeight="47">
+          <wp:anchor behindDoc="1" distT="0" distB="0" distL="0" distR="0" simplePos="0" locked="0" layoutInCell="0" allowOverlap="1" relativeHeight="49">
             <wp:simplePos x="0" y="0"/>
             <wp:positionH relativeFrom="margin">
               <wp:align>center</wp:align>
@@ -111,7 +111,7 @@
         <mc:AlternateContent>
           <mc:Choice Requires="wps">
             <w:drawing>
-              <wp:anchor behindDoc="0" distT="45720" distB="45720" distL="114300" distR="114300" simplePos="0" locked="0" layoutInCell="0" allowOverlap="1" relativeHeight="37" wp14:anchorId="3D43415C">
+              <wp:anchor behindDoc="0" distT="45720" distB="45720" distL="114300" distR="114300" simplePos="0" locked="0" layoutInCell="0" allowOverlap="1" relativeHeight="39" wp14:anchorId="3D43415C">
                 <wp:simplePos x="0" y="0"/>
                 <wp:positionH relativeFrom="page">
                   <wp:posOffset>194310</wp:posOffset>
@@ -226,7 +226,7 @@
         <mc:AlternateContent>
           <mc:Choice Requires="wps">
             <w:drawing>
-              <wp:anchor behindDoc="0" distT="45720" distB="45720" distL="113030" distR="114935" simplePos="0" locked="0" layoutInCell="0" allowOverlap="1" relativeHeight="39" wp14:anchorId="58C23128">
+              <wp:anchor behindDoc="0" distT="45720" distB="45720" distL="113030" distR="114935" simplePos="0" locked="0" layoutInCell="0" allowOverlap="1" relativeHeight="41" wp14:anchorId="58C23128">
                 <wp:simplePos x="0" y="0"/>
                 <wp:positionH relativeFrom="page">
                   <wp:posOffset>3094990</wp:posOffset>
@@ -285,7 +285,7 @@
                                 <w:bCs/>
                                 <w:color w:val="1D74BA"/>
                               </w:rPr>
-                              <w:t>1.0</w:t>
+                              <w:t>1.1</w:t>
                             </w:r>
                           </w:p>
                         </w:txbxContent>
@@ -328,7 +328,7 @@
                           <w:bCs/>
                           <w:color w:val="1D74BA"/>
                         </w:rPr>
-                        <w:t>1.0</w:t>
+                        <w:t>1.1</w:t>
                       </w:r>
                     </w:p>
                   </w:txbxContent>
@@ -341,7 +341,7 @@
         <mc:AlternateContent>
           <mc:Choice Requires="wps">
             <w:drawing>
-              <wp:anchor behindDoc="0" distT="45720" distB="45720" distL="114300" distR="113665" simplePos="0" locked="0" layoutInCell="0" allowOverlap="1" relativeHeight="41" wp14:anchorId="1BF25123">
+              <wp:anchor behindDoc="0" distT="45720" distB="45720" distL="114300" distR="113665" simplePos="0" locked="0" layoutInCell="0" allowOverlap="1" relativeHeight="43" wp14:anchorId="1BF25123">
                 <wp:simplePos x="0" y="0"/>
                 <wp:positionH relativeFrom="page">
                   <wp:posOffset>4992370</wp:posOffset>
@@ -400,7 +400,7 @@
                                 <w:bCs/>
                                 <w:color w:val="1D74BA"/>
                               </w:rPr>
-                              <w:t>03 October 2026</w:t>
+                              <w:t>04 October 2026</w:t>
                             </w:r>
                           </w:p>
                         </w:txbxContent>
@@ -443,7 +443,7 @@
                           <w:bCs/>
                           <w:color w:val="1D74BA"/>
                         </w:rPr>
-                        <w:t>03 October 2026</w:t>
+                        <w:t>04 October 2026</w:t>
                       </w:r>
                     </w:p>
                   </w:txbxContent>
@@ -456,7 +456,7 @@
         <mc:AlternateContent>
           <mc:Choice Requires="wps">
             <w:drawing>
-              <wp:anchor behindDoc="0" distT="45720" distB="46355" distL="114300" distR="114300" simplePos="0" locked="0" layoutInCell="0" allowOverlap="1" relativeHeight="43" wp14:anchorId="01DE2BF4">
+              <wp:anchor behindDoc="0" distT="45720" distB="46355" distL="114300" distR="114300" simplePos="0" locked="0" layoutInCell="0" allowOverlap="1" relativeHeight="45" wp14:anchorId="01DE2BF4">
                 <wp:simplePos x="0" y="0"/>
                 <wp:positionH relativeFrom="margin">
                   <wp:align>center</wp:align>
@@ -601,7 +601,7 @@
         <mc:AlternateContent>
           <mc:Choice Requires="wps">
             <w:drawing>
-              <wp:anchor behindDoc="0" distT="45720" distB="50800" distL="114300" distR="114300" simplePos="0" locked="0" layoutInCell="0" allowOverlap="1" relativeHeight="45" wp14:anchorId="204C02CC">
+              <wp:anchor behindDoc="0" distT="45720" distB="50800" distL="114300" distR="114300" simplePos="0" locked="0" layoutInCell="0" allowOverlap="1" relativeHeight="47" wp14:anchorId="204C02CC">
                 <wp:simplePos x="0" y="0"/>
                 <wp:positionH relativeFrom="margin">
                   <wp:align>center</wp:align>
@@ -789,7 +789,7 @@
             </w:rPr>
             <w:fldChar w:fldCharType="separate"/>
           </w:r>
-          <w:hyperlink w:anchor="__RefHeading___Toc80817_3066934455">
+          <w:hyperlink w:anchor="__RefHeading___Toc42879_1360963153">
             <w:r>
               <w:rPr>
                 <w:webHidden/>
@@ -824,7 +824,7 @@
             </w:tabs>
             <w:rPr/>
           </w:pPr>
-          <w:hyperlink w:anchor="__RefHeading___Toc80819_3066934455">
+          <w:hyperlink w:anchor="__RefHeading___Toc42881_1360963153">
             <w:r>
               <w:rPr>
                 <w:webHidden/>
@@ -853,7 +853,7 @@
             </w:tabs>
             <w:rPr/>
           </w:pPr>
-          <w:hyperlink w:anchor="__RefHeading___Toc80821_3066934455">
+          <w:hyperlink w:anchor="__RefHeading___Toc42883_1360963153">
             <w:r>
               <w:rPr>
                 <w:webHidden/>
@@ -875,7 +875,7 @@
             </w:tabs>
             <w:rPr/>
           </w:pPr>
-          <w:hyperlink w:anchor="__RefHeading___Toc80823_3066934455">
+          <w:hyperlink w:anchor="__RefHeading___Toc42885_1360963153">
             <w:r>
               <w:rPr>
                 <w:webHidden/>
@@ -897,7 +897,7 @@
             </w:tabs>
             <w:rPr/>
           </w:pPr>
-          <w:hyperlink w:anchor="__RefHeading___Toc80825_3066934455">
+          <w:hyperlink w:anchor="__RefHeading___Toc42887_1360963153">
             <w:r>
               <w:rPr>
                 <w:webHidden/>
@@ -919,7 +919,7 @@
             </w:tabs>
             <w:rPr/>
           </w:pPr>
-          <w:hyperlink w:anchor="__RefHeading___Toc80827_3066934455">
+          <w:hyperlink w:anchor="__RefHeading___Toc42889_1360963153">
             <w:r>
               <w:rPr>
                 <w:webHidden/>
@@ -941,7 +941,7 @@
             </w:tabs>
             <w:rPr/>
           </w:pPr>
-          <w:hyperlink w:anchor="__RefHeading___Toc80829_3066934455">
+          <w:hyperlink w:anchor="__RefHeading___Toc42891_1360963153">
             <w:r>
               <w:rPr>
                 <w:webHidden/>
@@ -963,7 +963,7 @@
             </w:tabs>
             <w:rPr/>
           </w:pPr>
-          <w:hyperlink w:anchor="__RefHeading___Toc80831_3066934455">
+          <w:hyperlink w:anchor="__RefHeading___Toc42893_1360963153">
             <w:r>
               <w:rPr>
                 <w:webHidden/>
@@ -985,7 +985,7 @@
             </w:tabs>
             <w:rPr/>
           </w:pPr>
-          <w:hyperlink w:anchor="__RefHeading___Toc80833_3066934455">
+          <w:hyperlink w:anchor="__RefHeading___Toc42895_1360963153">
             <w:r>
               <w:rPr>
                 <w:webHidden/>
@@ -993,7 +993,7 @@
               </w:rPr>
               <w:t>4.3 The product boundary</w:t>
               <w:tab/>
-              <w:t>7</w:t>
+              <w:t>8</w:t>
             </w:r>
           </w:hyperlink>
         </w:p>
@@ -1007,7 +1007,7 @@
             </w:tabs>
             <w:rPr/>
           </w:pPr>
-          <w:hyperlink w:anchor="__RefHeading___Toc80835_3066934455">
+          <w:hyperlink w:anchor="__RefHeading___Toc42897_1360963153">
             <w:r>
               <w:rPr>
                 <w:webHidden/>
@@ -1015,7 +1015,7 @@
               </w:rPr>
               <w:t>4.4 Standard integrations in OOTB</w:t>
               <w:tab/>
-              <w:t>8</w:t>
+              <w:t>9</w:t>
             </w:r>
           </w:hyperlink>
         </w:p>
@@ -1029,7 +1029,7 @@
             </w:tabs>
             <w:rPr/>
           </w:pPr>
-          <w:hyperlink w:anchor="__RefHeading___Toc80837_3066934455">
+          <w:hyperlink w:anchor="__RefHeading___Toc42899_1360963153">
             <w:r>
               <w:rPr>
                 <w:webHidden/>
@@ -1037,7 +1037,7 @@
               </w:rPr>
               <w:t>5. Target market and segments</w:t>
               <w:tab/>
-              <w:t>9</w:t>
+              <w:t>10</w:t>
             </w:r>
           </w:hyperlink>
         </w:p>
@@ -1051,7 +1051,7 @@
             </w:tabs>
             <w:rPr/>
           </w:pPr>
-          <w:hyperlink w:anchor="__RefHeading___Toc80839_3066934455">
+          <w:hyperlink w:anchor="__RefHeading___Toc42901_1360963153">
             <w:r>
               <w:rPr>
                 <w:webHidden/>
@@ -1059,7 +1059,7 @@
               </w:rPr>
               <w:t>5.1 The Philippine broker market</w:t>
               <w:tab/>
-              <w:t>9</w:t>
+              <w:t>10</w:t>
             </w:r>
           </w:hyperlink>
         </w:p>
@@ -1073,7 +1073,7 @@
             </w:tabs>
             <w:rPr/>
           </w:pPr>
-          <w:hyperlink w:anchor="__RefHeading___Toc80841_3066934455">
+          <w:hyperlink w:anchor="__RefHeading___Toc42903_1360963153">
             <w:r>
               <w:rPr>
                 <w:webHidden/>
@@ -1081,7 +1081,7 @@
               </w:rPr>
               <w:t>5.2 Segments</w:t>
               <w:tab/>
-              <w:t>9</w:t>
+              <w:t>10</w:t>
             </w:r>
           </w:hyperlink>
         </w:p>
@@ -1095,7 +1095,7 @@
             </w:tabs>
             <w:rPr/>
           </w:pPr>
-          <w:hyperlink w:anchor="__RefHeading___Toc80843_3066934455">
+          <w:hyperlink w:anchor="__RefHeading___Toc42905_1360963153">
             <w:r>
               <w:rPr>
                 <w:webHidden/>
@@ -1103,7 +1103,7 @@
               </w:rPr>
               <w:t>5.3 Buyers and triggers</w:t>
               <w:tab/>
-              <w:t>9</w:t>
+              <w:t>10</w:t>
             </w:r>
           </w:hyperlink>
         </w:p>
@@ -1117,7 +1117,7 @@
             </w:tabs>
             <w:rPr/>
           </w:pPr>
-          <w:hyperlink w:anchor="__RefHeading___Toc80845_3066934455">
+          <w:hyperlink w:anchor="__RefHeading___Toc42907_1360963153">
             <w:r>
               <w:rPr>
                 <w:webHidden/>
@@ -1125,7 +1125,7 @@
               </w:rPr>
               <w:t>5.4 Qualification</w:t>
               <w:tab/>
-              <w:t>9</w:t>
+              <w:t>11</w:t>
             </w:r>
           </w:hyperlink>
         </w:p>
@@ -1139,7 +1139,7 @@
             </w:tabs>
             <w:rPr/>
           </w:pPr>
-          <w:hyperlink w:anchor="__RefHeading___Toc80847_3066934455">
+          <w:hyperlink w:anchor="__RefHeading___Toc42909_1360963153">
             <w:r>
               <w:rPr>
                 <w:webHidden/>
@@ -1147,7 +1147,7 @@
               </w:rPr>
               <w:t>5.5 Positioning</w:t>
               <w:tab/>
-              <w:t>10</w:t>
+              <w:t>11</w:t>
             </w:r>
           </w:hyperlink>
         </w:p>
@@ -1161,7 +1161,7 @@
             </w:tabs>
             <w:rPr/>
           </w:pPr>
-          <w:hyperlink w:anchor="__RefHeading___Toc80849_3066934455">
+          <w:hyperlink w:anchor="__RefHeading___Toc42911_1360963153">
             <w:r>
               <w:rPr>
                 <w:webHidden/>
@@ -1169,7 +1169,7 @@
               </w:rPr>
               <w:t>6. The offer</w:t>
               <w:tab/>
-              <w:t>11</w:t>
+              <w:t>12</w:t>
             </w:r>
           </w:hyperlink>
         </w:p>
@@ -1183,7 +1183,7 @@
             </w:tabs>
             <w:rPr/>
           </w:pPr>
-          <w:hyperlink w:anchor="__RefHeading___Toc80851_3066934455">
+          <w:hyperlink w:anchor="__RefHeading___Toc42913_1360963153">
             <w:r>
               <w:rPr>
                 <w:webHidden/>
@@ -1191,7 +1191,7 @@
               </w:rPr>
               <w:t>6.1 Modules</w:t>
               <w:tab/>
-              <w:t>11</w:t>
+              <w:t>12</w:t>
             </w:r>
           </w:hyperlink>
         </w:p>
@@ -1205,7 +1205,7 @@
             </w:tabs>
             <w:rPr/>
           </w:pPr>
-          <w:hyperlink w:anchor="__RefHeading___Toc80853_3066934455">
+          <w:hyperlink w:anchor="__RefHeading___Toc42915_1360963153">
             <w:r>
               <w:rPr>
                 <w:webHidden/>
@@ -1213,7 +1213,7 @@
               </w:rPr>
               <w:t>6.2 Commercial models</w:t>
               <w:tab/>
-              <w:t>11</w:t>
+              <w:t>12</w:t>
             </w:r>
           </w:hyperlink>
         </w:p>
@@ -1227,7 +1227,7 @@
             </w:tabs>
             <w:rPr/>
           </w:pPr>
-          <w:hyperlink w:anchor="__RefHeading___Toc80855_3066934455">
+          <w:hyperlink w:anchor="__RefHeading___Toc42917_1360963153">
             <w:r>
               <w:rPr>
                 <w:webHidden/>
@@ -1235,7 +1235,7 @@
               </w:rPr>
               <w:t>6.3 Implementation fee</w:t>
               <w:tab/>
-              <w:t>11</w:t>
+              <w:t>13</w:t>
             </w:r>
           </w:hyperlink>
         </w:p>
@@ -1249,7 +1249,7 @@
             </w:tabs>
             <w:rPr/>
           </w:pPr>
-          <w:hyperlink w:anchor="__RefHeading___Toc80857_3066934455">
+          <w:hyperlink w:anchor="__RefHeading___Toc42919_1360963153">
             <w:r>
               <w:rPr>
                 <w:webHidden/>
@@ -1257,7 +1257,7 @@
               </w:rPr>
               <w:t>6.4 Hosting options</w:t>
               <w:tab/>
-              <w:t>11</w:t>
+              <w:t>13</w:t>
             </w:r>
           </w:hyperlink>
         </w:p>
@@ -1271,7 +1271,7 @@
             </w:tabs>
             <w:rPr/>
           </w:pPr>
-          <w:hyperlink w:anchor="__RefHeading___Toc80859_3066934455">
+          <w:hyperlink w:anchor="__RefHeading___Toc42921_1360963153">
             <w:r>
               <w:rPr>
                 <w:webHidden/>
@@ -1279,7 +1279,7 @@
               </w:rPr>
               <w:t>6.5 Packages</w:t>
               <w:tab/>
-              <w:t>12</w:t>
+              <w:t>13</w:t>
             </w:r>
           </w:hyperlink>
         </w:p>
@@ -1293,7 +1293,7 @@
             </w:tabs>
             <w:rPr/>
           </w:pPr>
-          <w:hyperlink w:anchor="__RefHeading___Toc80861_3066934455">
+          <w:hyperlink w:anchor="__RefHeading___Toc42923_1360963153">
             <w:r>
               <w:rPr>
                 <w:webHidden/>
@@ -1301,7 +1301,7 @@
               </w:rPr>
               <w:t>6.6 Optional services</w:t>
               <w:tab/>
-              <w:t>12</w:t>
+              <w:t>13</w:t>
             </w:r>
           </w:hyperlink>
         </w:p>
@@ -1315,7 +1315,7 @@
             </w:tabs>
             <w:rPr/>
           </w:pPr>
-          <w:hyperlink w:anchor="__RefHeading___Toc80863_3066934455">
+          <w:hyperlink w:anchor="__RefHeading___Toc42925_1360963153">
             <w:r>
               <w:rPr>
                 <w:webHidden/>
@@ -1323,7 +1323,7 @@
               </w:rPr>
               <w:t>7. Sales process</w:t>
               <w:tab/>
-              <w:t>13</w:t>
+              <w:t>15</w:t>
             </w:r>
           </w:hyperlink>
         </w:p>
@@ -1337,7 +1337,7 @@
             </w:tabs>
             <w:rPr/>
           </w:pPr>
-          <w:hyperlink w:anchor="__RefHeading___Toc80865_3066934455">
+          <w:hyperlink w:anchor="__RefHeading___Toc42927_1360963153">
             <w:r>
               <w:rPr>
                 <w:webHidden/>
@@ -1345,7 +1345,7 @@
               </w:rPr>
               <w:t>7.1 Stages, collateral and exit criteria</w:t>
               <w:tab/>
-              <w:t>13</w:t>
+              <w:t>15</w:t>
             </w:r>
           </w:hyperlink>
         </w:p>
@@ -1359,7 +1359,7 @@
             </w:tabs>
             <w:rPr/>
           </w:pPr>
-          <w:hyperlink w:anchor="__RefHeading___Toc80867_3066934455">
+          <w:hyperlink w:anchor="__RefHeading___Toc42929_1360963153">
             <w:r>
               <w:rPr>
                 <w:webHidden/>
@@ -1367,7 +1367,7 @@
               </w:rPr>
               <w:t>7.2 Rules for the sales team</w:t>
               <w:tab/>
-              <w:t>13</w:t>
+              <w:t>16</w:t>
             </w:r>
           </w:hyperlink>
         </w:p>
@@ -1381,7 +1381,7 @@
             </w:tabs>
             <w:rPr/>
           </w:pPr>
-          <w:hyperlink w:anchor="__RefHeading___Toc80869_3066934455">
+          <w:hyperlink w:anchor="__RefHeading___Toc42931_1360963153">
             <w:r>
               <w:rPr>
                 <w:webHidden/>
@@ -1389,7 +1389,7 @@
               </w:rPr>
               <w:t>7.3 Approval gates</w:t>
               <w:tab/>
-              <w:t>14</w:t>
+              <w:t>16</w:t>
             </w:r>
           </w:hyperlink>
         </w:p>
@@ -1403,7 +1403,7 @@
             </w:tabs>
             <w:rPr/>
           </w:pPr>
-          <w:hyperlink w:anchor="__RefHeading___Toc80871_3066934455">
+          <w:hyperlink w:anchor="__RefHeading___Toc42933_1360963153">
             <w:r>
               <w:rPr>
                 <w:webHidden/>
@@ -1411,7 +1411,7 @@
               </w:rPr>
               <w:t>7.4 Discount limits</w:t>
               <w:tab/>
-              <w:t>14</w:t>
+              <w:t>16</w:t>
             </w:r>
           </w:hyperlink>
         </w:p>
@@ -1425,7 +1425,7 @@
             </w:tabs>
             <w:rPr/>
           </w:pPr>
-          <w:hyperlink w:anchor="__RefHeading___Toc80873_3066934455">
+          <w:hyperlink w:anchor="__RefHeading___Toc42935_1360963153">
             <w:r>
               <w:rPr>
                 <w:webHidden/>
@@ -1433,7 +1433,7 @@
               </w:rPr>
               <w:t>7.5 Legal review triggers</w:t>
               <w:tab/>
-              <w:t>15</w:t>
+              <w:t>17</w:t>
             </w:r>
           </w:hyperlink>
         </w:p>
@@ -1447,7 +1447,7 @@
             </w:tabs>
             <w:rPr/>
           </w:pPr>
-          <w:hyperlink w:anchor="__RefHeading___Toc80875_3066934455">
+          <w:hyperlink w:anchor="__RefHeading___Toc42937_1360963153">
             <w:r>
               <w:rPr>
                 <w:webHidden/>
@@ -1455,7 +1455,7 @@
               </w:rPr>
               <w:t>8. Delivery model</w:t>
               <w:tab/>
-              <w:t>16</w:t>
+              <w:t>18</w:t>
             </w:r>
           </w:hyperlink>
         </w:p>
@@ -1469,7 +1469,7 @@
             </w:tabs>
             <w:rPr/>
           </w:pPr>
-          <w:hyperlink w:anchor="__RefHeading___Toc80877_3066934455">
+          <w:hyperlink w:anchor="__RefHeading___Toc42939_1360963153">
             <w:r>
               <w:rPr>
                 <w:webHidden/>
@@ -1477,7 +1477,7 @@
               </w:rPr>
               <w:t>8.1 Phases</w:t>
               <w:tab/>
-              <w:t>16</w:t>
+              <w:t>18</w:t>
             </w:r>
           </w:hyperlink>
         </w:p>
@@ -1491,7 +1491,7 @@
             </w:tabs>
             <w:rPr/>
           </w:pPr>
-          <w:hyperlink w:anchor="__RefHeading___Toc80879_3066934455">
+          <w:hyperlink w:anchor="__RefHeading___Toc42941_1360963153">
             <w:r>
               <w:rPr>
                 <w:webHidden/>
@@ -1499,7 +1499,7 @@
               </w:rPr>
               <w:t>8.2 Timelines by size</w:t>
               <w:tab/>
-              <w:t>16</w:t>
+              <w:t>18</w:t>
             </w:r>
           </w:hyperlink>
         </w:p>
@@ -1513,7 +1513,7 @@
             </w:tabs>
             <w:rPr/>
           </w:pPr>
-          <w:hyperlink w:anchor="__RefHeading___Toc80881_3066934455">
+          <w:hyperlink w:anchor="__RefHeading___Toc42943_1360963153">
             <w:r>
               <w:rPr>
                 <w:webHidden/>
@@ -1521,7 +1521,7 @@
               </w:rPr>
               <w:t>8.3 Team size by implementation</w:t>
               <w:tab/>
-              <w:t>16</w:t>
+              <w:t>18</w:t>
             </w:r>
           </w:hyperlink>
         </w:p>
@@ -1535,7 +1535,7 @@
             </w:tabs>
             <w:rPr/>
           </w:pPr>
-          <w:hyperlink w:anchor="__RefHeading___Toc80883_3066934455">
+          <w:hyperlink w:anchor="__RefHeading___Toc42945_1360963153">
             <w:r>
               <w:rPr>
                 <w:webHidden/>
@@ -1543,7 +1543,7 @@
               </w:rPr>
               <w:t>8.4 Data migration</w:t>
               <w:tab/>
-              <w:t>17</w:t>
+              <w:t>19</w:t>
             </w:r>
           </w:hyperlink>
         </w:p>
@@ -1557,7 +1557,7 @@
             </w:tabs>
             <w:rPr/>
           </w:pPr>
-          <w:hyperlink w:anchor="__RefHeading___Toc80885_3066934455">
+          <w:hyperlink w:anchor="__RefHeading___Toc42947_1360963153">
             <w:r>
               <w:rPr>
                 <w:webHidden/>
@@ -1565,7 +1565,7 @@
               </w:rPr>
               <w:t>8.5 Training</w:t>
               <w:tab/>
-              <w:t>17</w:t>
+              <w:t>19</w:t>
             </w:r>
           </w:hyperlink>
         </w:p>
@@ -1579,7 +1579,7 @@
             </w:tabs>
             <w:rPr/>
           </w:pPr>
-          <w:hyperlink w:anchor="__RefHeading___Toc80887_3066934455">
+          <w:hyperlink w:anchor="__RefHeading___Toc42949_1360963153">
             <w:r>
               <w:rPr>
                 <w:webHidden/>
@@ -1587,7 +1587,7 @@
               </w:rPr>
               <w:t>8.6 Acceptance</w:t>
               <w:tab/>
-              <w:t>17</w:t>
+              <w:t>19</w:t>
             </w:r>
           </w:hyperlink>
         </w:p>
@@ -1601,7 +1601,7 @@
             </w:tabs>
             <w:rPr/>
           </w:pPr>
-          <w:hyperlink w:anchor="__RefHeading___Toc80889_3066934455">
+          <w:hyperlink w:anchor="__RefHeading___Toc42951_1360963153">
             <w:r>
               <w:rPr>
                 <w:webHidden/>
@@ -1609,7 +1609,7 @@
               </w:rPr>
               <w:t>8.7 Hypercare</w:t>
               <w:tab/>
-              <w:t>18</w:t>
+              <w:t>20</w:t>
             </w:r>
           </w:hyperlink>
         </w:p>
@@ -1623,7 +1623,7 @@
             </w:tabs>
             <w:rPr/>
           </w:pPr>
-          <w:hyperlink w:anchor="__RefHeading___Toc80891_3066934455">
+          <w:hyperlink w:anchor="__RefHeading___Toc42953_1360963153">
             <w:r>
               <w:rPr>
                 <w:webHidden/>
@@ -1631,7 +1631,7 @@
               </w:rPr>
               <w:t>8.8 Delivery governance</w:t>
               <w:tab/>
-              <w:t>18</w:t>
+              <w:t>20</w:t>
             </w:r>
           </w:hyperlink>
         </w:p>
@@ -1645,7 +1645,7 @@
             </w:tabs>
             <w:rPr/>
           </w:pPr>
-          <w:hyperlink w:anchor="__RefHeading___Toc80893_3066934455">
+          <w:hyperlink w:anchor="__RefHeading___Toc42955_1360963153">
             <w:r>
               <w:rPr>
                 <w:webHidden/>
@@ -1653,7 +1653,7 @@
               </w:rPr>
               <w:t>9. Support model</w:t>
               <w:tab/>
-              <w:t>19</w:t>
+              <w:t>21</w:t>
             </w:r>
           </w:hyperlink>
         </w:p>
@@ -1667,7 +1667,7 @@
             </w:tabs>
             <w:rPr/>
           </w:pPr>
-          <w:hyperlink w:anchor="__RefHeading___Toc80895_3066934455">
+          <w:hyperlink w:anchor="__RefHeading___Toc42957_1360963153">
             <w:r>
               <w:rPr>
                 <w:webHidden/>
@@ -1675,7 +1675,7 @@
               </w:rPr>
               <w:t>9.1 Levels</w:t>
               <w:tab/>
-              <w:t>19</w:t>
+              <w:t>21</w:t>
             </w:r>
           </w:hyperlink>
         </w:p>
@@ -1689,7 +1689,7 @@
             </w:tabs>
             <w:rPr/>
           </w:pPr>
-          <w:hyperlink w:anchor="__RefHeading___Toc80897_3066934455">
+          <w:hyperlink w:anchor="__RefHeading___Toc42959_1360963153">
             <w:r>
               <w:rPr>
                 <w:webHidden/>
@@ -1697,7 +1697,7 @@
               </w:rPr>
               <w:t>9.2 Service levels</w:t>
               <w:tab/>
-              <w:t>19</w:t>
+              <w:t>21</w:t>
             </w:r>
           </w:hyperlink>
         </w:p>
@@ -1711,7 +1711,7 @@
             </w:tabs>
             <w:rPr/>
           </w:pPr>
-          <w:hyperlink w:anchor="__RefHeading___Toc80899_3066934455">
+          <w:hyperlink w:anchor="__RefHeading___Toc42961_1360963153">
             <w:r>
               <w:rPr>
                 <w:webHidden/>
@@ -1719,7 +1719,7 @@
               </w:rPr>
               <w:t>9.3 Release and patch policy</w:t>
               <w:tab/>
-              <w:t>19</w:t>
+              <w:t>21</w:t>
             </w:r>
           </w:hyperlink>
         </w:p>
@@ -1733,7 +1733,7 @@
             </w:tabs>
             <w:rPr/>
           </w:pPr>
-          <w:hyperlink w:anchor="__RefHeading___Toc80901_3066934455">
+          <w:hyperlink w:anchor="__RefHeading___Toc42963_1360963153">
             <w:r>
               <w:rPr>
                 <w:webHidden/>
@@ -1741,7 +1741,7 @@
               </w:rPr>
               <w:t>9.4 AMC and the subscription</w:t>
               <w:tab/>
-              <w:t>20</w:t>
+              <w:t>22</w:t>
             </w:r>
           </w:hyperlink>
         </w:p>
@@ -1755,7 +1755,7 @@
             </w:tabs>
             <w:rPr/>
           </w:pPr>
-          <w:hyperlink w:anchor="__RefHeading___Toc80903_3066934455">
+          <w:hyperlink w:anchor="__RefHeading___Toc42965_1360963153">
             <w:r>
               <w:rPr>
                 <w:webHidden/>
@@ -1763,7 +1763,7 @@
               </w:rPr>
               <w:t>9.5 Service management</w:t>
               <w:tab/>
-              <w:t>20</w:t>
+              <w:t>22</w:t>
             </w:r>
           </w:hyperlink>
         </w:p>
@@ -1777,7 +1777,7 @@
             </w:tabs>
             <w:rPr/>
           </w:pPr>
-          <w:hyperlink w:anchor="__RefHeading___Toc80905_3066934455">
+          <w:hyperlink w:anchor="__RefHeading___Toc42967_1360963153">
             <w:r>
               <w:rPr>
                 <w:webHidden/>
@@ -1785,7 +1785,7 @@
               </w:rPr>
               <w:t>10. Product lifecycle</w:t>
               <w:tab/>
-              <w:t>21</w:t>
+              <w:t>23</w:t>
             </w:r>
           </w:hyperlink>
         </w:p>
@@ -1799,7 +1799,7 @@
             </w:tabs>
             <w:rPr/>
           </w:pPr>
-          <w:hyperlink w:anchor="__RefHeading___Toc80907_3066934455">
+          <w:hyperlink w:anchor="__RefHeading___Toc42969_1360963153">
             <w:r>
               <w:rPr>
                 <w:webHidden/>
@@ -1807,7 +1807,7 @@
               </w:rPr>
               <w:t>10.1 Versioning</w:t>
               <w:tab/>
-              <w:t>21</w:t>
+              <w:t>23</w:t>
             </w:r>
           </w:hyperlink>
         </w:p>
@@ -1821,7 +1821,7 @@
             </w:tabs>
             <w:rPr/>
           </w:pPr>
-          <w:hyperlink w:anchor="__RefHeading___Toc80909_3066934455">
+          <w:hyperlink w:anchor="__RefHeading___Toc42971_1360963153">
             <w:r>
               <w:rPr>
                 <w:webHidden/>
@@ -1829,7 +1829,7 @@
               </w:rPr>
               <w:t>10.2 From change request to product feature</w:t>
               <w:tab/>
-              <w:t>21</w:t>
+              <w:t>23</w:t>
             </w:r>
           </w:hyperlink>
         </w:p>
@@ -1843,7 +1843,7 @@
             </w:tabs>
             <w:rPr/>
           </w:pPr>
-          <w:hyperlink w:anchor="__RefHeading___Toc80911_3066934455">
+          <w:hyperlink w:anchor="__RefHeading___Toc42973_1360963153">
             <w:r>
               <w:rPr>
                 <w:webHidden/>
@@ -1851,7 +1851,7 @@
               </w:rPr>
               <w:t>10.3 Roadmap themes</w:t>
               <w:tab/>
-              <w:t>21</w:t>
+              <w:t>23</w:t>
             </w:r>
           </w:hyperlink>
         </w:p>
@@ -1865,7 +1865,7 @@
             </w:tabs>
             <w:rPr/>
           </w:pPr>
-          <w:hyperlink w:anchor="__RefHeading___Toc80913_3066934455">
+          <w:hyperlink w:anchor="__RefHeading___Toc42975_1360963153">
             <w:r>
               <w:rPr>
                 <w:webHidden/>
@@ -1873,7 +1873,7 @@
               </w:rPr>
               <w:t>10.4 Development standards</w:t>
               <w:tab/>
-              <w:t>22</w:t>
+              <w:t>24</w:t>
             </w:r>
           </w:hyperlink>
         </w:p>
@@ -1887,7 +1887,7 @@
             </w:tabs>
             <w:rPr/>
           </w:pPr>
-          <w:hyperlink w:anchor="__RefHeading___Toc80915_3066934455">
+          <w:hyperlink w:anchor="__RefHeading___Toc42977_1360963153">
             <w:r>
               <w:rPr>
                 <w:webHidden/>
@@ -1895,7 +1895,7 @@
               </w:rPr>
               <w:t>11. Team and roles at iorta TechNXT</w:t>
               <w:tab/>
-              <w:t>23</w:t>
+              <w:t>25</w:t>
             </w:r>
           </w:hyperlink>
         </w:p>
@@ -1909,7 +1909,7 @@
             </w:tabs>
             <w:rPr/>
           </w:pPr>
-          <w:hyperlink w:anchor="__RefHeading___Toc80917_3066934455">
+          <w:hyperlink w:anchor="__RefHeading___Toc42979_1360963153">
             <w:r>
               <w:rPr>
                 <w:webHidden/>
@@ -1917,7 +1917,7 @@
               </w:rPr>
               <w:t>11.1 Roles by stage</w:t>
               <w:tab/>
-              <w:t>23</w:t>
+              <w:t>25</w:t>
             </w:r>
           </w:hyperlink>
         </w:p>
@@ -1931,7 +1931,7 @@
             </w:tabs>
             <w:rPr/>
           </w:pPr>
-          <w:hyperlink w:anchor="__RefHeading___Toc80919_3066934455">
+          <w:hyperlink w:anchor="__RefHeading___Toc42981_1360963153">
             <w:r>
               <w:rPr>
                 <w:webHidden/>
@@ -1939,7 +1939,7 @@
               </w:rPr>
               <w:t>11.2 Capacity</w:t>
               <w:tab/>
-              <w:t>24</w:t>
+              <w:t>26</w:t>
             </w:r>
           </w:hyperlink>
         </w:p>
@@ -1953,7 +1953,7 @@
             </w:tabs>
             <w:rPr/>
           </w:pPr>
-          <w:hyperlink w:anchor="__RefHeading___Toc80921_3066934455">
+          <w:hyperlink w:anchor="__RefHeading___Toc42983_1360963153">
             <w:r>
               <w:rPr>
                 <w:webHidden/>
@@ -1961,7 +1961,7 @@
               </w:rPr>
               <w:t>12. KPIs by function</w:t>
               <w:tab/>
-              <w:t>25</w:t>
+              <w:t>27</w:t>
             </w:r>
           </w:hyperlink>
         </w:p>
@@ -1975,7 +1975,7 @@
             </w:tabs>
             <w:rPr/>
           </w:pPr>
-          <w:hyperlink w:anchor="__RefHeading___Toc80923_3066934455">
+          <w:hyperlink w:anchor="__RefHeading___Toc42985_1360963153">
             <w:r>
               <w:rPr>
                 <w:webHidden/>
@@ -1983,7 +1983,7 @@
               </w:rPr>
               <w:t>12.1 Sales</w:t>
               <w:tab/>
-              <w:t>25</w:t>
+              <w:t>27</w:t>
             </w:r>
           </w:hyperlink>
         </w:p>
@@ -1997,7 +1997,7 @@
             </w:tabs>
             <w:rPr/>
           </w:pPr>
-          <w:hyperlink w:anchor="__RefHeading___Toc80925_3066934455">
+          <w:hyperlink w:anchor="__RefHeading___Toc42987_1360963153">
             <w:r>
               <w:rPr>
                 <w:webHidden/>
@@ -2005,7 +2005,7 @@
               </w:rPr>
               <w:t>12.2 Delivery</w:t>
               <w:tab/>
-              <w:t>25</w:t>
+              <w:t>27</w:t>
             </w:r>
           </w:hyperlink>
         </w:p>
@@ -2019,7 +2019,7 @@
             </w:tabs>
             <w:rPr/>
           </w:pPr>
-          <w:hyperlink w:anchor="__RefHeading___Toc80927_3066934455">
+          <w:hyperlink w:anchor="__RefHeading___Toc42989_1360963153">
             <w:r>
               <w:rPr>
                 <w:webHidden/>
@@ -2027,7 +2027,7 @@
               </w:rPr>
               <w:t>12.3 Support</w:t>
               <w:tab/>
-              <w:t>25</w:t>
+              <w:t>27</w:t>
             </w:r>
           </w:hyperlink>
         </w:p>
@@ -2041,7 +2041,7 @@
             </w:tabs>
             <w:rPr/>
           </w:pPr>
-          <w:hyperlink w:anchor="__RefHeading___Toc80929_3066934455">
+          <w:hyperlink w:anchor="__RefHeading___Toc42991_1360963153">
             <w:r>
               <w:rPr>
                 <w:webHidden/>
@@ -2049,7 +2049,7 @@
               </w:rPr>
               <w:t>12.4 Product and development</w:t>
               <w:tab/>
-              <w:t>26</w:t>
+              <w:t>28</w:t>
             </w:r>
           </w:hyperlink>
         </w:p>
@@ -2063,7 +2063,7 @@
             </w:tabs>
             <w:rPr/>
           </w:pPr>
-          <w:hyperlink w:anchor="__RefHeading___Toc80931_3066934455">
+          <w:hyperlink w:anchor="__RefHeading___Toc42993_1360963153">
             <w:r>
               <w:rPr>
                 <w:webHidden/>
@@ -2071,7 +2071,7 @@
               </w:rPr>
               <w:t>12.5 Finance and management</w:t>
               <w:tab/>
-              <w:t>26</w:t>
+              <w:t>28</w:t>
             </w:r>
           </w:hyperlink>
         </w:p>
@@ -2085,7 +2085,7 @@
             </w:tabs>
             <w:rPr/>
           </w:pPr>
-          <w:hyperlink w:anchor="__RefHeading___Toc80933_3066934455">
+          <w:hyperlink w:anchor="__RefHeading___Toc42995_1360963153">
             <w:r>
               <w:rPr>
                 <w:webHidden/>
@@ -2093,7 +2093,7 @@
               </w:rPr>
               <w:t>13. Governance</w:t>
               <w:tab/>
-              <w:t>27</w:t>
+              <w:t>29</w:t>
             </w:r>
           </w:hyperlink>
         </w:p>
@@ -2107,7 +2107,7 @@
             </w:tabs>
             <w:rPr/>
           </w:pPr>
-          <w:hyperlink w:anchor="__RefHeading___Toc80935_3066934455">
+          <w:hyperlink w:anchor="__RefHeading___Toc42997_1360963153">
             <w:r>
               <w:rPr>
                 <w:webHidden/>
@@ -2115,7 +2115,7 @@
               </w:rPr>
               <w:t>13.1 Internal forums</w:t>
               <w:tab/>
-              <w:t>27</w:t>
+              <w:t>29</w:t>
             </w:r>
           </w:hyperlink>
         </w:p>
@@ -2129,7 +2129,7 @@
             </w:tabs>
             <w:rPr/>
           </w:pPr>
-          <w:hyperlink w:anchor="__RefHeading___Toc80937_3066934455">
+          <w:hyperlink w:anchor="__RefHeading___Toc42999_1360963153">
             <w:r>
               <w:rPr>
                 <w:webHidden/>
@@ -2137,7 +2137,7 @@
               </w:rPr>
               <w:t>13.2 Client-facing forums</w:t>
               <w:tab/>
-              <w:t>27</w:t>
+              <w:t>29</w:t>
             </w:r>
           </w:hyperlink>
         </w:p>
@@ -2151,7 +2151,7 @@
             </w:tabs>
             <w:rPr/>
           </w:pPr>
-          <w:hyperlink w:anchor="__RefHeading___Toc80939_3066934455">
+          <w:hyperlink w:anchor="__RefHeading___Toc43001_1360963153">
             <w:r>
               <w:rPr>
                 <w:webHidden/>
@@ -2159,7 +2159,7 @@
               </w:rPr>
               <w:t>13.3 Document control</w:t>
               <w:tab/>
-              <w:t>27</w:t>
+              <w:t>29</w:t>
             </w:r>
           </w:hyperlink>
         </w:p>
@@ -2173,7 +2173,7 @@
             </w:tabs>
             <w:rPr/>
           </w:pPr>
-          <w:hyperlink w:anchor="__RefHeading___Toc80941_3066934455">
+          <w:hyperlink w:anchor="__RefHeading___Toc43003_1360963153">
             <w:r>
               <w:rPr>
                 <w:webHidden/>
@@ -2181,7 +2181,7 @@
               </w:rPr>
               <w:t>14. 30/60/90-day launch plan</w:t>
               <w:tab/>
-              <w:t>28</w:t>
+              <w:t>30</w:t>
             </w:r>
           </w:hyperlink>
         </w:p>
@@ -2195,7 +2195,7 @@
             </w:tabs>
             <w:rPr/>
           </w:pPr>
-          <w:hyperlink w:anchor="__RefHeading___Toc80943_3066934455">
+          <w:hyperlink w:anchor="__RefHeading___Toc43005_1360963153">
             <w:r>
               <w:rPr>
                 <w:webHidden/>
@@ -2203,7 +2203,7 @@
               </w:rPr>
               <w:t>14.1 Days 1 to 30: ready to sell</w:t>
               <w:tab/>
-              <w:t>28</w:t>
+              <w:t>30</w:t>
             </w:r>
           </w:hyperlink>
         </w:p>
@@ -2217,7 +2217,7 @@
             </w:tabs>
             <w:rPr/>
           </w:pPr>
-          <w:hyperlink w:anchor="__RefHeading___Toc80945_3066934455">
+          <w:hyperlink w:anchor="__RefHeading___Toc43007_1360963153">
             <w:r>
               <w:rPr>
                 <w:webHidden/>
@@ -2225,7 +2225,7 @@
               </w:rPr>
               <w:t>14.2 Days 31 to 60: first conversations</w:t>
               <w:tab/>
-              <w:t>28</w:t>
+              <w:t>30</w:t>
             </w:r>
           </w:hyperlink>
         </w:p>
@@ -2239,7 +2239,7 @@
             </w:tabs>
             <w:rPr/>
           </w:pPr>
-          <w:hyperlink w:anchor="__RefHeading___Toc80947_3066934455">
+          <w:hyperlink w:anchor="__RefHeading___Toc43009_1360963153">
             <w:r>
               <w:rPr>
                 <w:webHidden/>
@@ -2247,7 +2247,7 @@
               </w:rPr>
               <w:t>14.3 Days 61 to 90: first commitments</w:t>
               <w:tab/>
-              <w:t>28</w:t>
+              <w:t>30</w:t>
             </w:r>
           </w:hyperlink>
         </w:p>
@@ -2261,7 +2261,7 @@
             </w:tabs>
             <w:rPr/>
           </w:pPr>
-          <w:hyperlink w:anchor="__RefHeading___Toc80949_3066934455">
+          <w:hyperlink w:anchor="__RefHeading___Toc43011_1360963153">
             <w:r>
               <w:rPr>
                 <w:webHidden/>
@@ -2269,7 +2269,7 @@
               </w:rPr>
               <w:t>15. Risks</w:t>
               <w:tab/>
-              <w:t>30</w:t>
+              <w:t>32</w:t>
             </w:r>
           </w:hyperlink>
         </w:p>
@@ -2283,7 +2283,7 @@
             </w:tabs>
             <w:rPr/>
           </w:pPr>
-          <w:hyperlink w:anchor="__RefHeading___Toc80951_3066934455">
+          <w:hyperlink w:anchor="__RefHeading___Toc43013_1360963153">
             <w:r>
               <w:rPr>
                 <w:webHidden/>
@@ -2291,7 +2291,7 @@
               </w:rPr>
               <w:t>16. Decisions for the owner</w:t>
               <w:tab/>
-              <w:t>31</w:t>
+              <w:t>33</w:t>
             </w:r>
           </w:hyperlink>
         </w:p>
@@ -2305,7 +2305,7 @@
             </w:tabs>
             <w:rPr/>
           </w:pPr>
-          <w:hyperlink w:anchor="__RefHeading___Toc80953_3066934455">
+          <w:hyperlink w:anchor="__RefHeading___Toc43015_1360963153">
             <w:r>
               <w:rPr>
                 <w:webHidden/>
@@ -2320,7 +2320,7 @@
                 <w:rStyle w:val="IndexLink"/>
               </w:rPr>
               <w:tab/>
-              <w:t>32</w:t>
+              <w:t>34</w:t>
             </w:r>
           </w:hyperlink>
           <w:r>
@@ -2353,7 +2353,7 @@
       <w:r>
         <w:br w:type="page"/>
       </w:r>
-      <w:bookmarkStart w:id="0" w:name="__RefHeading___Toc80817_3066934455"/>
+      <w:bookmarkStart w:id="0" w:name="__RefHeading___Toc42879_1360963153"/>
       <w:bookmarkStart w:id="1" w:name="_Toc48319687"/>
       <w:bookmarkStart w:id="2" w:name="_Toc11824118"/>
       <w:bookmarkEnd w:id="0"/>
@@ -2710,7 +2710,7 @@
                 <w:szCs w:val="24"/>
                 <w:lang w:val="en-US" w:eastAsia="ja-JP" w:bidi="ar-SA"/>
               </w:rPr>
-              <w:t>03 October 2026</w:t>
+              <w:t>04 October 2026</w:t>
             </w:r>
           </w:p>
         </w:tc>
@@ -2747,7 +2747,7 @@
                 <w:szCs w:val="24"/>
                 <w:lang w:val="en-US" w:eastAsia="ja-JP" w:bidi="ar-SA"/>
               </w:rPr>
-              <w:t>1.0</w:t>
+              <w:t>1.1</w:t>
             </w:r>
           </w:p>
         </w:tc>
@@ -2895,7 +2895,7 @@
                 <w:szCs w:val="24"/>
                 <w:lang w:val="en-US" w:eastAsia="ja-JP" w:bidi="ar-SA"/>
               </w:rPr>
-              <w:t>Initial issue for management review</w:t>
+              <w:t>Product at a glance, boundary, standard integrations, modules, optional services and roadmap updated for AML/CFT, the IC and NPC registers, BIR forms and EOPT, the integration framework, dealer programmes, branding, My Work and the Report Builder; new decisions on pricing of the new modules</w:t>
             </w:r>
           </w:p>
         </w:tc>
@@ -2998,7 +2998,7 @@
           <w:spacing w:val="0"/>
         </w:rPr>
       </w:pPr>
-      <w:bookmarkStart w:id="4" w:name="__RefHeading___Toc80819_3066934455"/>
+      <w:bookmarkStart w:id="4" w:name="__RefHeading___Toc42881_1360963153"/>
       <w:bookmarkStart w:id="5" w:name="_Toc233203388"/>
       <w:bookmarkEnd w:id="4"/>
       <w:r>
@@ -3214,6 +3214,401 @@
                 <w:lang w:val="en-US" w:eastAsia="ja-JP" w:bidi="ar-SA"/>
               </w:rPr>
               <w:t>Account manager</w:t>
+            </w:r>
+          </w:p>
+        </w:tc>
+      </w:tr>
+      <w:tr>
+        <w:trPr>
+          <w:trHeight w:val="449" w:hRule="atLeast"/>
+        </w:trPr>
+        <w:tc>
+          <w:tcPr>
+            <w:tcW w:w="2514" w:type="dxa"/>
+            <w:tcBorders>
+              <w:top w:val="single" w:sz="4" w:space="0" w:color="808080"/>
+              <w:left w:val="single" w:sz="4" w:space="0" w:color="808080"/>
+              <w:bottom w:val="single" w:sz="4" w:space="0" w:color="808080"/>
+              <w:right w:val="single" w:sz="4" w:space="0" w:color="808080"/>
+            </w:tcBorders>
+            <w:vAlign w:val="center"/>
+          </w:tcPr>
+          <w:p>
+            <w:pPr>
+              <w:pStyle w:val="Normal"/>
+              <w:widowControl/>
+              <w:spacing w:lineRule="auto" w:line="240" w:before="60" w:after="0"/>
+              <w:jc w:val="left"/>
+              <w:rPr>
+                <w:rFonts w:ascii="Segoe UI" w:hAnsi="Segoe UI" w:eastAsia="Arial" w:cs="Segoe UI"/>
+                <w:color w:val="101820"/>
+                <w:sz w:val="16"/>
+                <w:szCs w:val="16"/>
+              </w:rPr>
+            </w:pPr>
+            <w:r>
+              <w:rPr>
+                <w:rFonts w:eastAsia="Segoe UI" w:cs="Segoe UI" w:ascii="Segoe UI" w:hAnsi="Segoe UI"/>
+                <w:color w:val="101820"/>
+                <w:kern w:val="0"/>
+                <w:sz w:val="16"/>
+                <w:szCs w:val="24"/>
+                <w:lang w:val="en-US" w:eastAsia="ja-JP" w:bidi="ar-SA"/>
+              </w:rPr>
+              <w:t>AMLC</w:t>
+            </w:r>
+          </w:p>
+        </w:tc>
+        <w:tc>
+          <w:tcPr>
+            <w:tcW w:w="3712" w:type="dxa"/>
+            <w:tcBorders>
+              <w:top w:val="single" w:sz="4" w:space="0" w:color="808080"/>
+              <w:left w:val="single" w:sz="4" w:space="0" w:color="808080"/>
+              <w:bottom w:val="single" w:sz="4" w:space="0" w:color="808080"/>
+              <w:right w:val="single" w:sz="4" w:space="0" w:color="808080"/>
+            </w:tcBorders>
+            <w:vAlign w:val="center"/>
+          </w:tcPr>
+          <w:p>
+            <w:pPr>
+              <w:pStyle w:val="Normal"/>
+              <w:widowControl/>
+              <w:spacing w:lineRule="auto" w:line="240" w:before="60" w:after="0"/>
+              <w:jc w:val="left"/>
+              <w:rPr>
+                <w:rFonts w:ascii="Segoe UI" w:hAnsi="Segoe UI" w:eastAsia="Arial" w:cs="Segoe UI"/>
+                <w:color w:val="101820"/>
+                <w:sz w:val="16"/>
+                <w:szCs w:val="16"/>
+              </w:rPr>
+            </w:pPr>
+            <w:r>
+              <w:rPr>
+                <w:rFonts w:eastAsia="Segoe UI" w:cs="Segoe UI" w:ascii="Segoe UI" w:hAnsi="Segoe UI"/>
+                <w:color w:val="101820"/>
+                <w:kern w:val="0"/>
+                <w:sz w:val="16"/>
+                <w:szCs w:val="24"/>
+                <w:lang w:val="en-US" w:eastAsia="ja-JP" w:bidi="ar-SA"/>
+              </w:rPr>
+              <w:t>Anti-Money Laundering Council</w:t>
+            </w:r>
+          </w:p>
+        </w:tc>
+      </w:tr>
+      <w:tr>
+        <w:trPr>
+          <w:trHeight w:val="449" w:hRule="atLeast"/>
+        </w:trPr>
+        <w:tc>
+          <w:tcPr>
+            <w:tcW w:w="2514" w:type="dxa"/>
+            <w:tcBorders>
+              <w:top w:val="single" w:sz="4" w:space="0" w:color="808080"/>
+              <w:left w:val="single" w:sz="4" w:space="0" w:color="808080"/>
+              <w:bottom w:val="single" w:sz="4" w:space="0" w:color="808080"/>
+              <w:right w:val="single" w:sz="4" w:space="0" w:color="808080"/>
+            </w:tcBorders>
+            <w:vAlign w:val="center"/>
+          </w:tcPr>
+          <w:p>
+            <w:pPr>
+              <w:pStyle w:val="Normal"/>
+              <w:widowControl/>
+              <w:spacing w:lineRule="auto" w:line="240" w:before="60" w:after="0"/>
+              <w:jc w:val="left"/>
+              <w:rPr>
+                <w:rFonts w:ascii="Segoe UI" w:hAnsi="Segoe UI" w:eastAsia="Arial" w:cs="Segoe UI"/>
+                <w:color w:val="101820"/>
+                <w:sz w:val="16"/>
+                <w:szCs w:val="16"/>
+              </w:rPr>
+            </w:pPr>
+            <w:r>
+              <w:rPr>
+                <w:rFonts w:eastAsia="Segoe UI" w:cs="Segoe UI" w:ascii="Segoe UI" w:hAnsi="Segoe UI"/>
+                <w:color w:val="101820"/>
+                <w:kern w:val="0"/>
+                <w:sz w:val="16"/>
+                <w:szCs w:val="24"/>
+                <w:lang w:val="en-US" w:eastAsia="ja-JP" w:bidi="ar-SA"/>
+              </w:rPr>
+              <w:t>CTPL</w:t>
+            </w:r>
+          </w:p>
+        </w:tc>
+        <w:tc>
+          <w:tcPr>
+            <w:tcW w:w="3712" w:type="dxa"/>
+            <w:tcBorders>
+              <w:top w:val="single" w:sz="4" w:space="0" w:color="808080"/>
+              <w:left w:val="single" w:sz="4" w:space="0" w:color="808080"/>
+              <w:bottom w:val="single" w:sz="4" w:space="0" w:color="808080"/>
+              <w:right w:val="single" w:sz="4" w:space="0" w:color="808080"/>
+            </w:tcBorders>
+            <w:vAlign w:val="center"/>
+          </w:tcPr>
+          <w:p>
+            <w:pPr>
+              <w:pStyle w:val="Normal"/>
+              <w:widowControl/>
+              <w:spacing w:lineRule="auto" w:line="240" w:before="60" w:after="0"/>
+              <w:jc w:val="left"/>
+              <w:rPr>
+                <w:rFonts w:ascii="Segoe UI" w:hAnsi="Segoe UI" w:eastAsia="Arial" w:cs="Segoe UI"/>
+                <w:color w:val="101820"/>
+                <w:sz w:val="16"/>
+                <w:szCs w:val="16"/>
+              </w:rPr>
+            </w:pPr>
+            <w:r>
+              <w:rPr>
+                <w:rFonts w:eastAsia="Segoe UI" w:cs="Segoe UI" w:ascii="Segoe UI" w:hAnsi="Segoe UI"/>
+                <w:color w:val="101820"/>
+                <w:kern w:val="0"/>
+                <w:sz w:val="16"/>
+                <w:szCs w:val="24"/>
+                <w:lang w:val="en-US" w:eastAsia="ja-JP" w:bidi="ar-SA"/>
+              </w:rPr>
+              <w:t>Compulsory third party liability</w:t>
+            </w:r>
+          </w:p>
+        </w:tc>
+      </w:tr>
+      <w:tr>
+        <w:trPr>
+          <w:trHeight w:val="449" w:hRule="atLeast"/>
+        </w:trPr>
+        <w:tc>
+          <w:tcPr>
+            <w:tcW w:w="2514" w:type="dxa"/>
+            <w:tcBorders>
+              <w:top w:val="single" w:sz="4" w:space="0" w:color="808080"/>
+              <w:left w:val="single" w:sz="4" w:space="0" w:color="808080"/>
+              <w:bottom w:val="single" w:sz="4" w:space="0" w:color="808080"/>
+              <w:right w:val="single" w:sz="4" w:space="0" w:color="808080"/>
+            </w:tcBorders>
+            <w:vAlign w:val="center"/>
+          </w:tcPr>
+          <w:p>
+            <w:pPr>
+              <w:pStyle w:val="Normal"/>
+              <w:widowControl/>
+              <w:spacing w:lineRule="auto" w:line="240" w:before="60" w:after="0"/>
+              <w:jc w:val="left"/>
+              <w:rPr>
+                <w:rFonts w:ascii="Segoe UI" w:hAnsi="Segoe UI" w:eastAsia="Arial" w:cs="Segoe UI"/>
+                <w:color w:val="101820"/>
+                <w:sz w:val="16"/>
+                <w:szCs w:val="16"/>
+              </w:rPr>
+            </w:pPr>
+            <w:r>
+              <w:rPr>
+                <w:rFonts w:eastAsia="Segoe UI" w:cs="Segoe UI" w:ascii="Segoe UI" w:hAnsi="Segoe UI"/>
+                <w:color w:val="101820"/>
+                <w:kern w:val="0"/>
+                <w:sz w:val="16"/>
+                <w:szCs w:val="24"/>
+                <w:lang w:val="en-US" w:eastAsia="ja-JP" w:bidi="ar-SA"/>
+              </w:rPr>
+              <w:t>EIS</w:t>
+            </w:r>
+          </w:p>
+        </w:tc>
+        <w:tc>
+          <w:tcPr>
+            <w:tcW w:w="3712" w:type="dxa"/>
+            <w:tcBorders>
+              <w:top w:val="single" w:sz="4" w:space="0" w:color="808080"/>
+              <w:left w:val="single" w:sz="4" w:space="0" w:color="808080"/>
+              <w:bottom w:val="single" w:sz="4" w:space="0" w:color="808080"/>
+              <w:right w:val="single" w:sz="4" w:space="0" w:color="808080"/>
+            </w:tcBorders>
+            <w:vAlign w:val="center"/>
+          </w:tcPr>
+          <w:p>
+            <w:pPr>
+              <w:pStyle w:val="Normal"/>
+              <w:widowControl/>
+              <w:spacing w:lineRule="auto" w:line="240" w:before="60" w:after="0"/>
+              <w:jc w:val="left"/>
+              <w:rPr>
+                <w:rFonts w:ascii="Segoe UI" w:hAnsi="Segoe UI" w:eastAsia="Arial" w:cs="Segoe UI"/>
+                <w:color w:val="101820"/>
+                <w:sz w:val="16"/>
+                <w:szCs w:val="16"/>
+              </w:rPr>
+            </w:pPr>
+            <w:r>
+              <w:rPr>
+                <w:rFonts w:eastAsia="Segoe UI" w:cs="Segoe UI" w:ascii="Segoe UI" w:hAnsi="Segoe UI"/>
+                <w:color w:val="101820"/>
+                <w:kern w:val="0"/>
+                <w:sz w:val="16"/>
+                <w:szCs w:val="24"/>
+                <w:lang w:val="en-US" w:eastAsia="ja-JP" w:bidi="ar-SA"/>
+              </w:rPr>
+              <w:t>Electronic Invoicing System</w:t>
+            </w:r>
+          </w:p>
+        </w:tc>
+      </w:tr>
+      <w:tr>
+        <w:trPr>
+          <w:trHeight w:val="449" w:hRule="atLeast"/>
+        </w:trPr>
+        <w:tc>
+          <w:tcPr>
+            <w:tcW w:w="2514" w:type="dxa"/>
+            <w:tcBorders>
+              <w:top w:val="single" w:sz="4" w:space="0" w:color="808080"/>
+              <w:left w:val="single" w:sz="4" w:space="0" w:color="808080"/>
+              <w:bottom w:val="single" w:sz="4" w:space="0" w:color="808080"/>
+              <w:right w:val="single" w:sz="4" w:space="0" w:color="808080"/>
+            </w:tcBorders>
+            <w:vAlign w:val="center"/>
+          </w:tcPr>
+          <w:p>
+            <w:pPr>
+              <w:pStyle w:val="Normal"/>
+              <w:widowControl/>
+              <w:spacing w:lineRule="auto" w:line="240" w:before="60" w:after="0"/>
+              <w:jc w:val="left"/>
+              <w:rPr>
+                <w:rFonts w:ascii="Segoe UI" w:hAnsi="Segoe UI" w:eastAsia="Arial" w:cs="Segoe UI"/>
+                <w:color w:val="101820"/>
+                <w:sz w:val="16"/>
+                <w:szCs w:val="16"/>
+              </w:rPr>
+            </w:pPr>
+            <w:r>
+              <w:rPr>
+                <w:rFonts w:eastAsia="Segoe UI" w:cs="Segoe UI" w:ascii="Segoe UI" w:hAnsi="Segoe UI"/>
+                <w:color w:val="101820"/>
+                <w:kern w:val="0"/>
+                <w:sz w:val="16"/>
+                <w:szCs w:val="24"/>
+                <w:lang w:val="en-US" w:eastAsia="ja-JP" w:bidi="ar-SA"/>
+              </w:rPr>
+              <w:t>EOPT</w:t>
+            </w:r>
+          </w:p>
+        </w:tc>
+        <w:tc>
+          <w:tcPr>
+            <w:tcW w:w="3712" w:type="dxa"/>
+            <w:tcBorders>
+              <w:top w:val="single" w:sz="4" w:space="0" w:color="808080"/>
+              <w:left w:val="single" w:sz="4" w:space="0" w:color="808080"/>
+              <w:bottom w:val="single" w:sz="4" w:space="0" w:color="808080"/>
+              <w:right w:val="single" w:sz="4" w:space="0" w:color="808080"/>
+            </w:tcBorders>
+            <w:vAlign w:val="center"/>
+          </w:tcPr>
+          <w:p>
+            <w:pPr>
+              <w:pStyle w:val="Normal"/>
+              <w:widowControl/>
+              <w:spacing w:lineRule="auto" w:line="240" w:before="60" w:after="0"/>
+              <w:jc w:val="left"/>
+              <w:rPr>
+                <w:rFonts w:ascii="Segoe UI" w:hAnsi="Segoe UI" w:eastAsia="Arial" w:cs="Segoe UI"/>
+                <w:color w:val="101820"/>
+                <w:sz w:val="16"/>
+                <w:szCs w:val="16"/>
+              </w:rPr>
+            </w:pPr>
+            <w:r>
+              <w:rPr>
+                <w:rFonts w:eastAsia="Segoe UI" w:cs="Segoe UI" w:ascii="Segoe UI" w:hAnsi="Segoe UI"/>
+                <w:color w:val="101820"/>
+                <w:kern w:val="0"/>
+                <w:sz w:val="16"/>
+                <w:szCs w:val="24"/>
+                <w:lang w:val="en-US" w:eastAsia="ja-JP" w:bidi="ar-SA"/>
+              </w:rPr>
+              <w:t>Ease of Paying Taxes Act</w:t>
+            </w:r>
+          </w:p>
+        </w:tc>
+      </w:tr>
+      <w:tr>
+        <w:trPr>
+          <w:trHeight w:val="449" w:hRule="atLeast"/>
+        </w:trPr>
+        <w:tc>
+          <w:tcPr>
+            <w:tcW w:w="2514" w:type="dxa"/>
+            <w:tcBorders>
+              <w:top w:val="single" w:sz="4" w:space="0" w:color="808080"/>
+              <w:left w:val="single" w:sz="4" w:space="0" w:color="808080"/>
+              <w:bottom w:val="single" w:sz="4" w:space="0" w:color="808080"/>
+              <w:right w:val="single" w:sz="4" w:space="0" w:color="808080"/>
+            </w:tcBorders>
+            <w:vAlign w:val="center"/>
+          </w:tcPr>
+          <w:p>
+            <w:pPr>
+              <w:pStyle w:val="Normal"/>
+              <w:widowControl/>
+              <w:spacing w:lineRule="auto" w:line="240" w:before="60" w:after="0"/>
+              <w:jc w:val="left"/>
+              <w:rPr>
+                <w:rFonts w:ascii="Segoe UI" w:hAnsi="Segoe UI" w:eastAsia="Arial" w:cs="Segoe UI"/>
+                <w:color w:val="101820"/>
+                <w:sz w:val="16"/>
+                <w:szCs w:val="16"/>
+              </w:rPr>
+            </w:pPr>
+            <w:r>
+              <w:rPr>
+                <w:rFonts w:eastAsia="Segoe UI" w:cs="Segoe UI" w:ascii="Segoe UI" w:hAnsi="Segoe UI"/>
+                <w:color w:val="101820"/>
+                <w:kern w:val="0"/>
+                <w:sz w:val="16"/>
+                <w:szCs w:val="24"/>
+                <w:lang w:val="en-US" w:eastAsia="ja-JP" w:bidi="ar-SA"/>
+              </w:rPr>
+              <w:t>LTO</w:t>
+            </w:r>
+          </w:p>
+        </w:tc>
+        <w:tc>
+          <w:tcPr>
+            <w:tcW w:w="3712" w:type="dxa"/>
+            <w:tcBorders>
+              <w:top w:val="single" w:sz="4" w:space="0" w:color="808080"/>
+              <w:left w:val="single" w:sz="4" w:space="0" w:color="808080"/>
+              <w:bottom w:val="single" w:sz="4" w:space="0" w:color="808080"/>
+              <w:right w:val="single" w:sz="4" w:space="0" w:color="808080"/>
+            </w:tcBorders>
+            <w:vAlign w:val="center"/>
+          </w:tcPr>
+          <w:p>
+            <w:pPr>
+              <w:pStyle w:val="Normal"/>
+              <w:widowControl/>
+              <w:spacing w:lineRule="auto" w:line="240" w:before="60" w:after="0"/>
+              <w:jc w:val="left"/>
+              <w:rPr>
+                <w:rFonts w:ascii="Segoe UI" w:hAnsi="Segoe UI" w:eastAsia="Arial" w:cs="Segoe UI"/>
+                <w:color w:val="101820"/>
+                <w:sz w:val="16"/>
+                <w:szCs w:val="16"/>
+              </w:rPr>
+            </w:pPr>
+            <w:r>
+              <w:rPr>
+                <w:rFonts w:eastAsia="Segoe UI" w:cs="Segoe UI" w:ascii="Segoe UI" w:hAnsi="Segoe UI"/>
+                <w:color w:val="101820"/>
+                <w:kern w:val="0"/>
+                <w:sz w:val="16"/>
+                <w:szCs w:val="24"/>
+                <w:lang w:val="en-US" w:eastAsia="ja-JP" w:bidi="ar-SA"/>
+              </w:rPr>
+              <w:t>Land Transportation Office</w:t>
             </w:r>
           </w:p>
         </w:tc>
@@ -6278,7 +6673,7 @@
         <w:pageBreakBefore w:val="false"/>
         <w:rPr/>
       </w:pPr>
-      <w:bookmarkStart w:id="6" w:name="__RefHeading___Toc80821_3066934455"/>
+      <w:bookmarkStart w:id="6" w:name="__RefHeading___Toc42883_1360963153"/>
       <w:bookmarkEnd w:id="6"/>
       <w:r>
         <w:rPr>
@@ -6295,7 +6690,7 @@
         <w:pStyle w:val="Heading2"/>
         <w:rPr/>
       </w:pPr>
-      <w:bookmarkStart w:id="7" w:name="__RefHeading___Toc80823_3066934455"/>
+      <w:bookmarkStart w:id="7" w:name="__RefHeading___Toc42885_1360963153"/>
       <w:bookmarkEnd w:id="7"/>
       <w:r>
         <w:rPr>
@@ -6857,7 +7252,7 @@
         <w:pStyle w:val="Heading2"/>
         <w:rPr/>
       </w:pPr>
-      <w:bookmarkStart w:id="8" w:name="__RefHeading___Toc80825_3066934455"/>
+      <w:bookmarkStart w:id="8" w:name="__RefHeading___Toc42887_1360963153"/>
       <w:bookmarkEnd w:id="8"/>
       <w:r>
         <w:rPr>
@@ -6881,7 +7276,7 @@
           <w:color w:val="101820"/>
           <w:sz w:val="21"/>
         </w:rPr>
-        <w:t>The facts in this playbook come from the iorta TechNXT documentation package of 03 October 2026: the price book and Rate Card, the Commercial Proposal Note, the Negotiation Playbook, the contract pack, the Implementation Approach and Plan, the Data Migration and Cutover Plan, the Training Plan, the Production Support Approach and Standards, the Architecture, Infrastructure, Security and Privacy document, the Product Functionality document, the Test Summary Report and the sales collateral.</w:t>
+        <w:t>The facts in this playbook come from the iorta TechNXT documentation package of 04 October 2026: the price book and Rate Card, the Commercial Proposal Note, the Negotiation Playbook, the contract pack, the Implementation Approach and Plan, the Data Migration and Cutover Plan, the Training Plan, the Production Support Approach and Standards, the Architecture, Infrastructure, Security and Privacy document, the Product Functionality document, the Test Summary Report and the sales collateral.</w:t>
       </w:r>
     </w:p>
     <w:p>
@@ -6958,7 +7353,7 @@
         <w:pStyle w:val="Heading1"/>
         <w:rPr/>
       </w:pPr>
-      <w:bookmarkStart w:id="9" w:name="__RefHeading___Toc80827_3066934455"/>
+      <w:bookmarkStart w:id="9" w:name="__RefHeading___Toc42889_1360963153"/>
       <w:bookmarkEnd w:id="9"/>
       <w:r>
         <w:rPr>
@@ -6975,7 +7370,7 @@
         <w:pStyle w:val="Heading2"/>
         <w:rPr/>
       </w:pPr>
-      <w:bookmarkStart w:id="10" w:name="__RefHeading___Toc80829_3066934455"/>
+      <w:bookmarkStart w:id="10" w:name="__RefHeading___Toc42891_1360963153"/>
       <w:bookmarkEnd w:id="10"/>
       <w:r>
         <w:rPr>
@@ -7162,7 +7557,7 @@
         <w:pStyle w:val="Heading2"/>
         <w:rPr/>
       </w:pPr>
-      <w:bookmarkStart w:id="11" w:name="__RefHeading___Toc80831_3066934455"/>
+      <w:bookmarkStart w:id="11" w:name="__RefHeading___Toc42893_1360963153"/>
       <w:bookmarkEnd w:id="11"/>
       <w:r>
         <w:rPr>
@@ -7190,8 +7585,8 @@
         <w:tblLook w:val="04a0" w:noHBand="0" w:noVBand="1" w:firstColumn="1" w:lastRow="0" w:lastColumn="0" w:firstRow="1"/>
       </w:tblPr>
       <w:tblGrid>
-        <w:gridCol w:w="2035"/>
-        <w:gridCol w:w="6978"/>
+        <w:gridCol w:w="2458"/>
+        <w:gridCol w:w="6555"/>
       </w:tblGrid>
       <w:tr>
         <w:trPr>
@@ -7199,7 +7594,7 @@
         </w:trPr>
         <w:tc>
           <w:tcPr>
-            <w:tcW w:w="2035" w:type="dxa"/>
+            <w:tcW w:w="2458" w:type="dxa"/>
             <w:tcBorders>
               <w:top w:val="single" w:sz="4" w:space="0" w:color="BFC7D1"/>
               <w:left w:val="single" w:sz="4" w:space="0" w:color="BFC7D1"/>
@@ -7238,7 +7633,7 @@
         </w:tc>
         <w:tc>
           <w:tcPr>
-            <w:tcW w:w="6978" w:type="dxa"/>
+            <w:tcW w:w="6555" w:type="dxa"/>
             <w:tcBorders>
               <w:top w:val="single" w:sz="4" w:space="0" w:color="BFC7D1"/>
               <w:left w:val="single" w:sz="4" w:space="0" w:color="BFC7D1"/>
@@ -7271,7 +7666,7 @@
                 <w:szCs w:val="24"/>
                 <w:lang w:val="en-US" w:eastAsia="ja-JP" w:bidi="ar-SA"/>
               </w:rPr>
-              <w:t>iNXT BrokerVerse OOTB release 1.0</w:t>
+              <w:t>iNXT BrokerVerse OOTB, current build</w:t>
             </w:r>
           </w:p>
         </w:tc>
@@ -7280,7 +7675,7 @@
         <w:trPr/>
         <w:tc>
           <w:tcPr>
-            <w:tcW w:w="2035" w:type="dxa"/>
+            <w:tcW w:w="2458" w:type="dxa"/>
             <w:tcBorders>
               <w:top w:val="single" w:sz="4" w:space="0" w:color="BFC7D1"/>
               <w:left w:val="single" w:sz="4" w:space="0" w:color="BFC7D1"/>
@@ -7317,38 +7712,38 @@
         </w:tc>
         <w:tc>
           <w:tcPr>
-            <w:tcW w:w="6978" w:type="dxa"/>
-            <w:tcBorders>
-              <w:top w:val="single" w:sz="4" w:space="0" w:color="BFC7D1"/>
-              <w:left w:val="single" w:sz="4" w:space="0" w:color="BFC7D1"/>
-              <w:bottom w:val="single" w:sz="4" w:space="0" w:color="BFC7D1"/>
-              <w:right w:val="single" w:sz="4" w:space="0" w:color="BFC7D1"/>
-            </w:tcBorders>
-          </w:tcPr>
-          <w:p>
-            <w:pPr>
-              <w:pStyle w:val="Normal"/>
-              <w:widowControl/>
-              <w:spacing w:lineRule="auto" w:line="240" w:before="0" w:after="20"/>
-              <w:jc w:val="left"/>
-              <w:rPr>
-                <w:rFonts w:ascii="Aptos" w:hAnsi="Aptos" w:eastAsia="ＭＳ 明朝" w:cs="Arial"/>
-                <w:kern w:val="0"/>
-                <w:sz w:val="24"/>
-                <w:szCs w:val="24"/>
-                <w:lang w:val="en-US" w:eastAsia="ja-JP" w:bidi="ar-SA"/>
-              </w:rPr>
-            </w:pPr>
-            <w:r>
-              <w:rPr>
-                <w:rFonts w:eastAsia="Segoe UI" w:cs="Segoe UI" w:ascii="Segoe UI" w:hAnsi="Segoe UI"/>
-                <w:color w:val="101820"/>
-                <w:kern w:val="0"/>
-                <w:sz w:val="18"/>
-                <w:szCs w:val="24"/>
-                <w:lang w:val="en-US" w:eastAsia="ja-JP" w:bidi="ar-SA"/>
-              </w:rPr>
-              <w:t>Full broking cycle and broker accounting: prospects to renewals, billing to month-end close, BIR working papers</w:t>
+            <w:tcW w:w="6555" w:type="dxa"/>
+            <w:tcBorders>
+              <w:top w:val="single" w:sz="4" w:space="0" w:color="BFC7D1"/>
+              <w:left w:val="single" w:sz="4" w:space="0" w:color="BFC7D1"/>
+              <w:bottom w:val="single" w:sz="4" w:space="0" w:color="BFC7D1"/>
+              <w:right w:val="single" w:sz="4" w:space="0" w:color="BFC7D1"/>
+            </w:tcBorders>
+          </w:tcPr>
+          <w:p>
+            <w:pPr>
+              <w:pStyle w:val="Normal"/>
+              <w:widowControl/>
+              <w:spacing w:lineRule="auto" w:line="240" w:before="0" w:after="20"/>
+              <w:jc w:val="left"/>
+              <w:rPr>
+                <w:rFonts w:ascii="Aptos" w:hAnsi="Aptos" w:eastAsia="ＭＳ 明朝" w:cs="Arial"/>
+                <w:kern w:val="0"/>
+                <w:sz w:val="24"/>
+                <w:szCs w:val="24"/>
+                <w:lang w:val="en-US" w:eastAsia="ja-JP" w:bidi="ar-SA"/>
+              </w:rPr>
+            </w:pPr>
+            <w:r>
+              <w:rPr>
+                <w:rFonts w:eastAsia="Segoe UI" w:cs="Segoe UI" w:ascii="Segoe UI" w:hAnsi="Segoe UI"/>
+                <w:color w:val="101820"/>
+                <w:kern w:val="0"/>
+                <w:sz w:val="18"/>
+                <w:szCs w:val="24"/>
+                <w:lang w:val="en-US" w:eastAsia="ja-JP" w:bidi="ar-SA"/>
+              </w:rPr>
+              <w:t>Full broking cycle and broker accounting: prospects to renewals, billing to month-end close; BIR forms and returns with DAT files, EOPT sales invoices and the CAS books pack; AML/CFT programme; IC and NPC compliance registers; distribution (lead assignment, channels, dealer programmes, fleets, marine open covers, facultative placements, campaigns); integrations; My Work; Report Builder and BI extract; broker branding and e-signatures</w:t>
             </w:r>
           </w:p>
         </w:tc>
@@ -7357,7 +7752,7 @@
         <w:trPr/>
         <w:tc>
           <w:tcPr>
-            <w:tcW w:w="2035" w:type="dxa"/>
+            <w:tcW w:w="2458" w:type="dxa"/>
             <w:tcBorders>
               <w:top w:val="single" w:sz="4" w:space="0" w:color="BFC7D1"/>
               <w:left w:val="single" w:sz="4" w:space="0" w:color="BFC7D1"/>
@@ -7394,38 +7789,38 @@
         </w:tc>
         <w:tc>
           <w:tcPr>
-            <w:tcW w:w="6978" w:type="dxa"/>
-            <w:tcBorders>
-              <w:top w:val="single" w:sz="4" w:space="0" w:color="BFC7D1"/>
-              <w:left w:val="single" w:sz="4" w:space="0" w:color="BFC7D1"/>
-              <w:bottom w:val="single" w:sz="4" w:space="0" w:color="BFC7D1"/>
-              <w:right w:val="single" w:sz="4" w:space="0" w:color="BFC7D1"/>
-            </w:tcBorders>
-          </w:tcPr>
-          <w:p>
-            <w:pPr>
-              <w:pStyle w:val="Normal"/>
-              <w:widowControl/>
-              <w:spacing w:lineRule="auto" w:line="240" w:before="0" w:after="20"/>
-              <w:jc w:val="left"/>
-              <w:rPr>
-                <w:rFonts w:ascii="Aptos" w:hAnsi="Aptos" w:eastAsia="ＭＳ 明朝" w:cs="Arial"/>
-                <w:kern w:val="0"/>
-                <w:sz w:val="24"/>
-                <w:szCs w:val="24"/>
-                <w:lang w:val="en-US" w:eastAsia="ja-JP" w:bidi="ar-SA"/>
-              </w:rPr>
-            </w:pPr>
-            <w:r>
-              <w:rPr>
-                <w:rFonts w:eastAsia="Segoe UI" w:cs="Segoe UI" w:ascii="Segoe UI" w:hAnsi="Segoe UI"/>
-                <w:color w:val="101820"/>
-                <w:kern w:val="0"/>
-                <w:sz w:val="18"/>
-                <w:szCs w:val="24"/>
-                <w:lang w:val="en-US" w:eastAsia="ja-JP" w:bidi="ar-SA"/>
-              </w:rPr>
-              <w:t>7: System Administrator, Sales &amp; Marketing, Processing Team, Operations, Claims, Accounting, Accounting Manager</w:t>
+            <w:tcW w:w="6555" w:type="dxa"/>
+            <w:tcBorders>
+              <w:top w:val="single" w:sz="4" w:space="0" w:color="BFC7D1"/>
+              <w:left w:val="single" w:sz="4" w:space="0" w:color="BFC7D1"/>
+              <w:bottom w:val="single" w:sz="4" w:space="0" w:color="BFC7D1"/>
+              <w:right w:val="single" w:sz="4" w:space="0" w:color="BFC7D1"/>
+            </w:tcBorders>
+          </w:tcPr>
+          <w:p>
+            <w:pPr>
+              <w:pStyle w:val="Normal"/>
+              <w:widowControl/>
+              <w:spacing w:lineRule="auto" w:line="240" w:before="0" w:after="20"/>
+              <w:jc w:val="left"/>
+              <w:rPr>
+                <w:rFonts w:ascii="Aptos" w:hAnsi="Aptos" w:eastAsia="ＭＳ 明朝" w:cs="Arial"/>
+                <w:kern w:val="0"/>
+                <w:sz w:val="24"/>
+                <w:szCs w:val="24"/>
+                <w:lang w:val="en-US" w:eastAsia="ja-JP" w:bidi="ar-SA"/>
+              </w:rPr>
+            </w:pPr>
+            <w:r>
+              <w:rPr>
+                <w:rFonts w:eastAsia="Segoe UI" w:cs="Segoe UI" w:ascii="Segoe UI" w:hAnsi="Segoe UI"/>
+                <w:color w:val="101820"/>
+                <w:kern w:val="0"/>
+                <w:sz w:val="18"/>
+                <w:szCs w:val="24"/>
+                <w:lang w:val="en-US" w:eastAsia="ja-JP" w:bidi="ar-SA"/>
+              </w:rPr>
+              <w:t>8: System Administrator, Sales &amp; Marketing, Processing Team, Operations, Claims, Accounting, Accounting Manager, Compliance Officer (AML/CFT)</w:t>
             </w:r>
           </w:p>
         </w:tc>
@@ -7434,75 +7829,75 @@
         <w:trPr/>
         <w:tc>
           <w:tcPr>
-            <w:tcW w:w="2035" w:type="dxa"/>
-            <w:tcBorders>
-              <w:top w:val="single" w:sz="4" w:space="0" w:color="BFC7D1"/>
-              <w:left w:val="single" w:sz="4" w:space="0" w:color="BFC7D1"/>
-              <w:bottom w:val="single" w:sz="4" w:space="0" w:color="BFC7D1"/>
-              <w:right w:val="single" w:sz="4" w:space="0" w:color="BFC7D1"/>
-            </w:tcBorders>
-          </w:tcPr>
-          <w:p>
-            <w:pPr>
-              <w:pStyle w:val="Normal"/>
-              <w:widowControl/>
-              <w:spacing w:lineRule="auto" w:line="240" w:before="0" w:after="20"/>
-              <w:jc w:val="left"/>
-              <w:rPr>
-                <w:rFonts w:ascii="Aptos" w:hAnsi="Aptos" w:eastAsia="ＭＳ 明朝" w:cs="Arial"/>
-                <w:kern w:val="0"/>
-                <w:sz w:val="24"/>
-                <w:szCs w:val="24"/>
-                <w:lang w:val="en-US" w:eastAsia="ja-JP" w:bidi="ar-SA"/>
-              </w:rPr>
-            </w:pPr>
-            <w:r>
-              <w:rPr>
-                <w:rFonts w:eastAsia="Segoe UI" w:cs="Segoe UI" w:ascii="Segoe UI" w:hAnsi="Segoe UI"/>
-                <w:color w:val="101820"/>
-                <w:kern w:val="0"/>
-                <w:sz w:val="18"/>
-                <w:szCs w:val="24"/>
-                <w:lang w:val="en-US" w:eastAsia="ja-JP" w:bidi="ar-SA"/>
-              </w:rPr>
-              <w:t>Screens</w:t>
-            </w:r>
-          </w:p>
-        </w:tc>
-        <w:tc>
-          <w:tcPr>
-            <w:tcW w:w="6978" w:type="dxa"/>
-            <w:tcBorders>
-              <w:top w:val="single" w:sz="4" w:space="0" w:color="BFC7D1"/>
-              <w:left w:val="single" w:sz="4" w:space="0" w:color="BFC7D1"/>
-              <w:bottom w:val="single" w:sz="4" w:space="0" w:color="BFC7D1"/>
-              <w:right w:val="single" w:sz="4" w:space="0" w:color="BFC7D1"/>
-            </w:tcBorders>
-          </w:tcPr>
-          <w:p>
-            <w:pPr>
-              <w:pStyle w:val="Normal"/>
-              <w:widowControl/>
-              <w:spacing w:lineRule="auto" w:line="240" w:before="0" w:after="20"/>
-              <w:jc w:val="left"/>
-              <w:rPr>
-                <w:rFonts w:ascii="Aptos" w:hAnsi="Aptos" w:eastAsia="ＭＳ 明朝" w:cs="Arial"/>
-                <w:kern w:val="0"/>
-                <w:sz w:val="24"/>
-                <w:szCs w:val="24"/>
-                <w:lang w:val="en-US" w:eastAsia="ja-JP" w:bidi="ar-SA"/>
-              </w:rPr>
-            </w:pPr>
-            <w:r>
-              <w:rPr>
-                <w:rFonts w:eastAsia="Segoe UI" w:cs="Segoe UI" w:ascii="Segoe UI" w:hAnsi="Segoe UI"/>
-                <w:color w:val="101820"/>
-                <w:kern w:val="0"/>
-                <w:sz w:val="18"/>
-                <w:szCs w:val="24"/>
-                <w:lang w:val="en-US" w:eastAsia="ja-JP" w:bidi="ar-SA"/>
-              </w:rPr>
-              <w:t>173 menu screens checked per role in the release test</w:t>
+            <w:tcW w:w="2458" w:type="dxa"/>
+            <w:tcBorders>
+              <w:top w:val="single" w:sz="4" w:space="0" w:color="BFC7D1"/>
+              <w:left w:val="single" w:sz="4" w:space="0" w:color="BFC7D1"/>
+              <w:bottom w:val="single" w:sz="4" w:space="0" w:color="BFC7D1"/>
+              <w:right w:val="single" w:sz="4" w:space="0" w:color="BFC7D1"/>
+            </w:tcBorders>
+          </w:tcPr>
+          <w:p>
+            <w:pPr>
+              <w:pStyle w:val="Normal"/>
+              <w:widowControl/>
+              <w:spacing w:lineRule="auto" w:line="240" w:before="0" w:after="20"/>
+              <w:jc w:val="left"/>
+              <w:rPr>
+                <w:rFonts w:ascii="Aptos" w:hAnsi="Aptos" w:eastAsia="ＭＳ 明朝" w:cs="Arial"/>
+                <w:kern w:val="0"/>
+                <w:sz w:val="24"/>
+                <w:szCs w:val="24"/>
+                <w:lang w:val="en-US" w:eastAsia="ja-JP" w:bidi="ar-SA"/>
+              </w:rPr>
+            </w:pPr>
+            <w:r>
+              <w:rPr>
+                <w:rFonts w:eastAsia="Segoe UI" w:cs="Segoe UI" w:ascii="Segoe UI" w:hAnsi="Segoe UI"/>
+                <w:color w:val="101820"/>
+                <w:kern w:val="0"/>
+                <w:sz w:val="18"/>
+                <w:szCs w:val="24"/>
+                <w:lang w:val="en-US" w:eastAsia="ja-JP" w:bidi="ar-SA"/>
+              </w:rPr>
+              <w:t>Philippine masters</w:t>
+            </w:r>
+          </w:p>
+        </w:tc>
+        <w:tc>
+          <w:tcPr>
+            <w:tcW w:w="6555" w:type="dxa"/>
+            <w:tcBorders>
+              <w:top w:val="single" w:sz="4" w:space="0" w:color="BFC7D1"/>
+              <w:left w:val="single" w:sz="4" w:space="0" w:color="BFC7D1"/>
+              <w:bottom w:val="single" w:sz="4" w:space="0" w:color="BFC7D1"/>
+              <w:right w:val="single" w:sz="4" w:space="0" w:color="BFC7D1"/>
+            </w:tcBorders>
+          </w:tcPr>
+          <w:p>
+            <w:pPr>
+              <w:pStyle w:val="Normal"/>
+              <w:widowControl/>
+              <w:spacing w:lineRule="auto" w:line="240" w:before="0" w:after="20"/>
+              <w:jc w:val="left"/>
+              <w:rPr>
+                <w:rFonts w:ascii="Aptos" w:hAnsi="Aptos" w:eastAsia="ＭＳ 明朝" w:cs="Arial"/>
+                <w:kern w:val="0"/>
+                <w:sz w:val="24"/>
+                <w:szCs w:val="24"/>
+                <w:lang w:val="en-US" w:eastAsia="ja-JP" w:bidi="ar-SA"/>
+              </w:rPr>
+            </w:pPr>
+            <w:r>
+              <w:rPr>
+                <w:rFonts w:eastAsia="Segoe UI" w:cs="Segoe UI" w:ascii="Segoe UI" w:hAnsi="Segoe UI"/>
+                <w:color w:val="101820"/>
+                <w:kern w:val="0"/>
+                <w:sz w:val="18"/>
+                <w:szCs w:val="24"/>
+                <w:lang w:val="en-US" w:eastAsia="ja-JP" w:bidi="ar-SA"/>
+              </w:rPr>
+              <w:t>Regions, provinces, cities and municipalities, barangays (PSGC 2Q 2026), ZIP codes, banks, ID types, salutations, holidays, the IC list of insurers</w:t>
             </w:r>
           </w:p>
         </w:tc>
@@ -7511,7 +7906,7 @@
         <w:trPr/>
         <w:tc>
           <w:tcPr>
-            <w:tcW w:w="2035" w:type="dxa"/>
+            <w:tcW w:w="2458" w:type="dxa"/>
             <w:tcBorders>
               <w:top w:val="single" w:sz="4" w:space="0" w:color="BFC7D1"/>
               <w:left w:val="single" w:sz="4" w:space="0" w:color="BFC7D1"/>
@@ -7548,38 +7943,38 @@
         </w:tc>
         <w:tc>
           <w:tcPr>
-            <w:tcW w:w="6978" w:type="dxa"/>
-            <w:tcBorders>
-              <w:top w:val="single" w:sz="4" w:space="0" w:color="BFC7D1"/>
-              <w:left w:val="single" w:sz="4" w:space="0" w:color="BFC7D1"/>
-              <w:bottom w:val="single" w:sz="4" w:space="0" w:color="BFC7D1"/>
-              <w:right w:val="single" w:sz="4" w:space="0" w:color="BFC7D1"/>
-            </w:tcBorders>
-          </w:tcPr>
-          <w:p>
-            <w:pPr>
-              <w:pStyle w:val="Normal"/>
-              <w:widowControl/>
-              <w:spacing w:lineRule="auto" w:line="240" w:before="0" w:after="20"/>
-              <w:jc w:val="left"/>
-              <w:rPr>
-                <w:rFonts w:ascii="Aptos" w:hAnsi="Aptos" w:eastAsia="ＭＳ 明朝" w:cs="Arial"/>
-                <w:kern w:val="0"/>
-                <w:sz w:val="24"/>
-                <w:szCs w:val="24"/>
-                <w:lang w:val="en-US" w:eastAsia="ja-JP" w:bidi="ar-SA"/>
-              </w:rPr>
-            </w:pPr>
-            <w:r>
-              <w:rPr>
-                <w:rFonts w:eastAsia="Segoe UI" w:cs="Segoe UI" w:ascii="Segoe UI" w:hAnsi="Segoe UI"/>
-                <w:color w:val="101820"/>
-                <w:kern w:val="0"/>
-                <w:sz w:val="18"/>
-                <w:szCs w:val="24"/>
-                <w:lang w:val="en-US" w:eastAsia="ja-JP" w:bidi="ar-SA"/>
-              </w:rPr>
-              <w:t>39 catalogue reports in Excel, CSV and PDF, plus dashboards and document outputs</w:t>
+            <w:tcW w:w="6555" w:type="dxa"/>
+            <w:tcBorders>
+              <w:top w:val="single" w:sz="4" w:space="0" w:color="BFC7D1"/>
+              <w:left w:val="single" w:sz="4" w:space="0" w:color="BFC7D1"/>
+              <w:bottom w:val="single" w:sz="4" w:space="0" w:color="BFC7D1"/>
+              <w:right w:val="single" w:sz="4" w:space="0" w:color="BFC7D1"/>
+            </w:tcBorders>
+          </w:tcPr>
+          <w:p>
+            <w:pPr>
+              <w:pStyle w:val="Normal"/>
+              <w:widowControl/>
+              <w:spacing w:lineRule="auto" w:line="240" w:before="0" w:after="20"/>
+              <w:jc w:val="left"/>
+              <w:rPr>
+                <w:rFonts w:ascii="Aptos" w:hAnsi="Aptos" w:eastAsia="ＭＳ 明朝" w:cs="Arial"/>
+                <w:kern w:val="0"/>
+                <w:sz w:val="24"/>
+                <w:szCs w:val="24"/>
+                <w:lang w:val="en-US" w:eastAsia="ja-JP" w:bidi="ar-SA"/>
+              </w:rPr>
+            </w:pPr>
+            <w:r>
+              <w:rPr>
+                <w:rFonts w:eastAsia="Segoe UI" w:cs="Segoe UI" w:ascii="Segoe UI" w:hAnsi="Segoe UI"/>
+                <w:color w:val="101820"/>
+                <w:kern w:val="0"/>
+                <w:sz w:val="18"/>
+                <w:szCs w:val="24"/>
+                <w:lang w:val="en-US" w:eastAsia="ja-JP" w:bidi="ar-SA"/>
+              </w:rPr>
+              <w:t>Catalogue reports in Excel, CSV and PDF on the broker's letterhead, dashboards, the Report Builder over curated datasets, a nightly BI extract</w:t>
             </w:r>
           </w:p>
         </w:tc>
@@ -7588,7 +7983,7 @@
         <w:trPr/>
         <w:tc>
           <w:tcPr>
-            <w:tcW w:w="2035" w:type="dxa"/>
+            <w:tcW w:w="2458" w:type="dxa"/>
             <w:tcBorders>
               <w:top w:val="single" w:sz="4" w:space="0" w:color="BFC7D1"/>
               <w:left w:val="single" w:sz="4" w:space="0" w:color="BFC7D1"/>
@@ -7625,38 +8020,38 @@
         </w:tc>
         <w:tc>
           <w:tcPr>
-            <w:tcW w:w="6978" w:type="dxa"/>
-            <w:tcBorders>
-              <w:top w:val="single" w:sz="4" w:space="0" w:color="BFC7D1"/>
-              <w:left w:val="single" w:sz="4" w:space="0" w:color="BFC7D1"/>
-              <w:bottom w:val="single" w:sz="4" w:space="0" w:color="BFC7D1"/>
-              <w:right w:val="single" w:sz="4" w:space="0" w:color="BFC7D1"/>
-            </w:tcBorders>
-          </w:tcPr>
-          <w:p>
-            <w:pPr>
-              <w:pStyle w:val="Normal"/>
-              <w:widowControl/>
-              <w:spacing w:lineRule="auto" w:line="240" w:before="0" w:after="20"/>
-              <w:jc w:val="left"/>
-              <w:rPr>
-                <w:rFonts w:ascii="Aptos" w:hAnsi="Aptos" w:eastAsia="ＭＳ 明朝" w:cs="Arial"/>
-                <w:kern w:val="0"/>
-                <w:sz w:val="24"/>
-                <w:szCs w:val="24"/>
-                <w:lang w:val="en-US" w:eastAsia="ja-JP" w:bidi="ar-SA"/>
-              </w:rPr>
-            </w:pPr>
-            <w:r>
-              <w:rPr>
-                <w:rFonts w:eastAsia="Segoe UI" w:cs="Segoe UI" w:ascii="Segoe UI" w:hAnsi="Segoe UI"/>
-                <w:color w:val="101820"/>
-                <w:kern w:val="0"/>
-                <w:sz w:val="18"/>
-                <w:szCs w:val="24"/>
-                <w:lang w:val="en-US" w:eastAsia="ja-JP" w:bidi="ar-SA"/>
-              </w:rPr>
-              <w:t>868 registered API routes</w:t>
+            <w:tcW w:w="6555" w:type="dxa"/>
+            <w:tcBorders>
+              <w:top w:val="single" w:sz="4" w:space="0" w:color="BFC7D1"/>
+              <w:left w:val="single" w:sz="4" w:space="0" w:color="BFC7D1"/>
+              <w:bottom w:val="single" w:sz="4" w:space="0" w:color="BFC7D1"/>
+              <w:right w:val="single" w:sz="4" w:space="0" w:color="BFC7D1"/>
+            </w:tcBorders>
+          </w:tcPr>
+          <w:p>
+            <w:pPr>
+              <w:pStyle w:val="Normal"/>
+              <w:widowControl/>
+              <w:spacing w:lineRule="auto" w:line="240" w:before="0" w:after="20"/>
+              <w:jc w:val="left"/>
+              <w:rPr>
+                <w:rFonts w:ascii="Aptos" w:hAnsi="Aptos" w:eastAsia="ＭＳ 明朝" w:cs="Arial"/>
+                <w:kern w:val="0"/>
+                <w:sz w:val="24"/>
+                <w:szCs w:val="24"/>
+                <w:lang w:val="en-US" w:eastAsia="ja-JP" w:bidi="ar-SA"/>
+              </w:rPr>
+            </w:pPr>
+            <w:r>
+              <w:rPr>
+                <w:rFonts w:eastAsia="Segoe UI" w:cs="Segoe UI" w:ascii="Segoe UI" w:hAnsi="Segoe UI"/>
+                <w:color w:val="101820"/>
+                <w:kern w:val="0"/>
+                <w:sz w:val="18"/>
+                <w:szCs w:val="24"/>
+                <w:lang w:val="en-US" w:eastAsia="ja-JP" w:bidi="ar-SA"/>
+              </w:rPr>
+              <w:t>1,291 documented API operations (OpenAPI file of the current build)</w:t>
             </w:r>
           </w:p>
         </w:tc>
@@ -7665,7 +8060,7 @@
         <w:trPr/>
         <w:tc>
           <w:tcPr>
-            <w:tcW w:w="2035" w:type="dxa"/>
+            <w:tcW w:w="2458" w:type="dxa"/>
             <w:tcBorders>
               <w:top w:val="single" w:sz="4" w:space="0" w:color="BFC7D1"/>
               <w:left w:val="single" w:sz="4" w:space="0" w:color="BFC7D1"/>
@@ -7702,38 +8097,38 @@
         </w:tc>
         <w:tc>
           <w:tcPr>
-            <w:tcW w:w="6978" w:type="dxa"/>
-            <w:tcBorders>
-              <w:top w:val="single" w:sz="4" w:space="0" w:color="BFC7D1"/>
-              <w:left w:val="single" w:sz="4" w:space="0" w:color="BFC7D1"/>
-              <w:bottom w:val="single" w:sz="4" w:space="0" w:color="BFC7D1"/>
-              <w:right w:val="single" w:sz="4" w:space="0" w:color="BFC7D1"/>
-            </w:tcBorders>
-          </w:tcPr>
-          <w:p>
-            <w:pPr>
-              <w:pStyle w:val="Normal"/>
-              <w:widowControl/>
-              <w:spacing w:lineRule="auto" w:line="240" w:before="0" w:after="20"/>
-              <w:jc w:val="left"/>
-              <w:rPr>
-                <w:rFonts w:ascii="Aptos" w:hAnsi="Aptos" w:eastAsia="ＭＳ 明朝" w:cs="Arial"/>
-                <w:kern w:val="0"/>
-                <w:sz w:val="24"/>
-                <w:szCs w:val="24"/>
-                <w:lang w:val="en-US" w:eastAsia="ja-JP" w:bidi="ar-SA"/>
-              </w:rPr>
-            </w:pPr>
-            <w:r>
-              <w:rPr>
-                <w:rFonts w:eastAsia="Segoe UI" w:cs="Segoe UI" w:ascii="Segoe UI" w:hAnsi="Segoe UI"/>
-                <w:color w:val="101820"/>
-                <w:kern w:val="0"/>
-                <w:sz w:val="18"/>
-                <w:szCs w:val="24"/>
-                <w:lang w:val="en-US" w:eastAsia="ja-JP" w:bidi="ar-SA"/>
-              </w:rPr>
-              <w:t>18 jobs in Asia/Manila time</w:t>
+            <w:tcW w:w="6555" w:type="dxa"/>
+            <w:tcBorders>
+              <w:top w:val="single" w:sz="4" w:space="0" w:color="BFC7D1"/>
+              <w:left w:val="single" w:sz="4" w:space="0" w:color="BFC7D1"/>
+              <w:bottom w:val="single" w:sz="4" w:space="0" w:color="BFC7D1"/>
+              <w:right w:val="single" w:sz="4" w:space="0" w:color="BFC7D1"/>
+            </w:tcBorders>
+          </w:tcPr>
+          <w:p>
+            <w:pPr>
+              <w:pStyle w:val="Normal"/>
+              <w:widowControl/>
+              <w:spacing w:lineRule="auto" w:line="240" w:before="0" w:after="20"/>
+              <w:jc w:val="left"/>
+              <w:rPr>
+                <w:rFonts w:ascii="Aptos" w:hAnsi="Aptos" w:eastAsia="ＭＳ 明朝" w:cs="Arial"/>
+                <w:kern w:val="0"/>
+                <w:sz w:val="24"/>
+                <w:szCs w:val="24"/>
+                <w:lang w:val="en-US" w:eastAsia="ja-JP" w:bidi="ar-SA"/>
+              </w:rPr>
+            </w:pPr>
+            <w:r>
+              <w:rPr>
+                <w:rFonts w:eastAsia="Segoe UI" w:cs="Segoe UI" w:ascii="Segoe UI" w:hAnsi="Segoe UI"/>
+                <w:color w:val="101820"/>
+                <w:kern w:val="0"/>
+                <w:sz w:val="18"/>
+                <w:szCs w:val="24"/>
+                <w:lang w:val="en-US" w:eastAsia="ja-JP" w:bidi="ar-SA"/>
+              </w:rPr>
+              <w:t>32 jobs in Asia/Manila time, 35 with the IC and NPC compliance package</w:t>
             </w:r>
           </w:p>
         </w:tc>
@@ -7742,75 +8137,75 @@
         <w:trPr/>
         <w:tc>
           <w:tcPr>
-            <w:tcW w:w="2035" w:type="dxa"/>
-            <w:tcBorders>
-              <w:top w:val="single" w:sz="4" w:space="0" w:color="BFC7D1"/>
-              <w:left w:val="single" w:sz="4" w:space="0" w:color="BFC7D1"/>
-              <w:bottom w:val="single" w:sz="4" w:space="0" w:color="BFC7D1"/>
-              <w:right w:val="single" w:sz="4" w:space="0" w:color="BFC7D1"/>
-            </w:tcBorders>
-          </w:tcPr>
-          <w:p>
-            <w:pPr>
-              <w:pStyle w:val="Normal"/>
-              <w:widowControl/>
-              <w:spacing w:lineRule="auto" w:line="240" w:before="0" w:after="20"/>
-              <w:jc w:val="left"/>
-              <w:rPr>
-                <w:rFonts w:ascii="Aptos" w:hAnsi="Aptos" w:eastAsia="ＭＳ 明朝" w:cs="Arial"/>
-                <w:kern w:val="0"/>
-                <w:sz w:val="24"/>
-                <w:szCs w:val="24"/>
-                <w:lang w:val="en-US" w:eastAsia="ja-JP" w:bidi="ar-SA"/>
-              </w:rPr>
-            </w:pPr>
-            <w:r>
-              <w:rPr>
-                <w:rFonts w:eastAsia="Segoe UI" w:cs="Segoe UI" w:ascii="Segoe UI" w:hAnsi="Segoe UI"/>
-                <w:color w:val="101820"/>
-                <w:kern w:val="0"/>
-                <w:sz w:val="18"/>
-                <w:szCs w:val="24"/>
-                <w:lang w:val="en-US" w:eastAsia="ja-JP" w:bidi="ar-SA"/>
-              </w:rPr>
-              <w:t>Number series</w:t>
-            </w:r>
-          </w:p>
-        </w:tc>
-        <w:tc>
-          <w:tcPr>
-            <w:tcW w:w="6978" w:type="dxa"/>
-            <w:tcBorders>
-              <w:top w:val="single" w:sz="4" w:space="0" w:color="BFC7D1"/>
-              <w:left w:val="single" w:sz="4" w:space="0" w:color="BFC7D1"/>
-              <w:bottom w:val="single" w:sz="4" w:space="0" w:color="BFC7D1"/>
-              <w:right w:val="single" w:sz="4" w:space="0" w:color="BFC7D1"/>
-            </w:tcBorders>
-          </w:tcPr>
-          <w:p>
-            <w:pPr>
-              <w:pStyle w:val="Normal"/>
-              <w:widowControl/>
-              <w:spacing w:lineRule="auto" w:line="240" w:before="0" w:after="20"/>
-              <w:jc w:val="left"/>
-              <w:rPr>
-                <w:rFonts w:ascii="Aptos" w:hAnsi="Aptos" w:eastAsia="ＭＳ 明朝" w:cs="Arial"/>
-                <w:kern w:val="0"/>
-                <w:sz w:val="24"/>
-                <w:szCs w:val="24"/>
-                <w:lang w:val="en-US" w:eastAsia="ja-JP" w:bidi="ar-SA"/>
-              </w:rPr>
-            </w:pPr>
-            <w:r>
-              <w:rPr>
-                <w:rFonts w:eastAsia="Segoe UI" w:cs="Segoe UI" w:ascii="Segoe UI" w:hAnsi="Segoe UI"/>
-                <w:color w:val="101820"/>
-                <w:kern w:val="0"/>
-                <w:sz w:val="18"/>
-                <w:szCs w:val="24"/>
-                <w:lang w:val="en-US" w:eastAsia="ja-JP" w:bidi="ar-SA"/>
-              </w:rPr>
-              <w:t>61 document number series</w:t>
+            <w:tcW w:w="2458" w:type="dxa"/>
+            <w:tcBorders>
+              <w:top w:val="single" w:sz="4" w:space="0" w:color="BFC7D1"/>
+              <w:left w:val="single" w:sz="4" w:space="0" w:color="BFC7D1"/>
+              <w:bottom w:val="single" w:sz="4" w:space="0" w:color="BFC7D1"/>
+              <w:right w:val="single" w:sz="4" w:space="0" w:color="BFC7D1"/>
+            </w:tcBorders>
+          </w:tcPr>
+          <w:p>
+            <w:pPr>
+              <w:pStyle w:val="Normal"/>
+              <w:widowControl/>
+              <w:spacing w:lineRule="auto" w:line="240" w:before="0" w:after="20"/>
+              <w:jc w:val="left"/>
+              <w:rPr>
+                <w:rFonts w:ascii="Aptos" w:hAnsi="Aptos" w:eastAsia="ＭＳ 明朝" w:cs="Arial"/>
+                <w:kern w:val="0"/>
+                <w:sz w:val="24"/>
+                <w:szCs w:val="24"/>
+                <w:lang w:val="en-US" w:eastAsia="ja-JP" w:bidi="ar-SA"/>
+              </w:rPr>
+            </w:pPr>
+            <w:r>
+              <w:rPr>
+                <w:rFonts w:eastAsia="Segoe UI" w:cs="Segoe UI" w:ascii="Segoe UI" w:hAnsi="Segoe UI"/>
+                <w:color w:val="101820"/>
+                <w:kern w:val="0"/>
+                <w:sz w:val="18"/>
+                <w:szCs w:val="24"/>
+                <w:lang w:val="en-US" w:eastAsia="ja-JP" w:bidi="ar-SA"/>
+              </w:rPr>
+              <w:t>Connectors</w:t>
+            </w:r>
+          </w:p>
+        </w:tc>
+        <w:tc>
+          <w:tcPr>
+            <w:tcW w:w="6555" w:type="dxa"/>
+            <w:tcBorders>
+              <w:top w:val="single" w:sz="4" w:space="0" w:color="BFC7D1"/>
+              <w:left w:val="single" w:sz="4" w:space="0" w:color="BFC7D1"/>
+              <w:bottom w:val="single" w:sz="4" w:space="0" w:color="BFC7D1"/>
+              <w:right w:val="single" w:sz="4" w:space="0" w:color="BFC7D1"/>
+            </w:tcBorders>
+          </w:tcPr>
+          <w:p>
+            <w:pPr>
+              <w:pStyle w:val="Normal"/>
+              <w:widowControl/>
+              <w:spacing w:lineRule="auto" w:line="240" w:before="0" w:after="20"/>
+              <w:jc w:val="left"/>
+              <w:rPr>
+                <w:rFonts w:ascii="Aptos" w:hAnsi="Aptos" w:eastAsia="ＭＳ 明朝" w:cs="Arial"/>
+                <w:kern w:val="0"/>
+                <w:sz w:val="24"/>
+                <w:szCs w:val="24"/>
+                <w:lang w:val="en-US" w:eastAsia="ja-JP" w:bidi="ar-SA"/>
+              </w:rPr>
+            </w:pPr>
+            <w:r>
+              <w:rPr>
+                <w:rFonts w:eastAsia="Segoe UI" w:cs="Segoe UI" w:ascii="Segoe UI" w:hAnsi="Segoe UI"/>
+                <w:color w:val="101820"/>
+                <w:kern w:val="0"/>
+                <w:sz w:val="18"/>
+                <w:szCs w:val="24"/>
+                <w:lang w:val="en-US" w:eastAsia="ja-JP" w:bidi="ar-SA"/>
+              </w:rPr>
+              <w:t>SMS (Semaphore-style, Globe Labs-style, generic), Viber business messages, CTPL authentication and COC series, LTO feed, insurer API with a mapping per insurer, bank payment files (starter layouts for BDO, BPI, Metrobank, Landbank, UnionBank and a generic CSV), BIR EIS, AML screening provider; all delivered in test mode or switched off</w:t>
             </w:r>
           </w:p>
         </w:tc>
@@ -7819,7 +8214,7 @@
         <w:trPr/>
         <w:tc>
           <w:tcPr>
-            <w:tcW w:w="2035" w:type="dxa"/>
+            <w:tcW w:w="2458" w:type="dxa"/>
             <w:tcBorders>
               <w:top w:val="single" w:sz="4" w:space="0" w:color="BFC7D1"/>
               <w:left w:val="single" w:sz="4" w:space="0" w:color="BFC7D1"/>
@@ -7856,38 +8251,38 @@
         </w:tc>
         <w:tc>
           <w:tcPr>
-            <w:tcW w:w="6978" w:type="dxa"/>
-            <w:tcBorders>
-              <w:top w:val="single" w:sz="4" w:space="0" w:color="BFC7D1"/>
-              <w:left w:val="single" w:sz="4" w:space="0" w:color="BFC7D1"/>
-              <w:bottom w:val="single" w:sz="4" w:space="0" w:color="BFC7D1"/>
-              <w:right w:val="single" w:sz="4" w:space="0" w:color="BFC7D1"/>
-            </w:tcBorders>
-          </w:tcPr>
-          <w:p>
-            <w:pPr>
-              <w:pStyle w:val="Normal"/>
-              <w:widowControl/>
-              <w:spacing w:lineRule="auto" w:line="240" w:before="0" w:after="20"/>
-              <w:jc w:val="left"/>
-              <w:rPr>
-                <w:rFonts w:ascii="Aptos" w:hAnsi="Aptos" w:eastAsia="ＭＳ 明朝" w:cs="Arial"/>
-                <w:kern w:val="0"/>
-                <w:sz w:val="24"/>
-                <w:szCs w:val="24"/>
-                <w:lang w:val="en-US" w:eastAsia="ja-JP" w:bidi="ar-SA"/>
-              </w:rPr>
-            </w:pPr>
-            <w:r>
-              <w:rPr>
-                <w:rFonts w:eastAsia="Segoe UI" w:cs="Segoe UI" w:ascii="Segoe UI" w:hAnsi="Segoe UI"/>
-                <w:color w:val="101820"/>
-                <w:kern w:val="0"/>
-                <w:sz w:val="18"/>
-                <w:szCs w:val="24"/>
-                <w:lang w:val="en-US" w:eastAsia="ja-JP" w:bidi="ar-SA"/>
-              </w:rPr>
-              <w:t>497 test cases (486 passed, 2 failed, 3 blocked, 6 not run, after the re-test of 03 October 2026); 717 automated business rule tests; a UAT cycle of 371 business steps</w:t>
+            <w:tcW w:w="6555" w:type="dxa"/>
+            <w:tcBorders>
+              <w:top w:val="single" w:sz="4" w:space="0" w:color="BFC7D1"/>
+              <w:left w:val="single" w:sz="4" w:space="0" w:color="BFC7D1"/>
+              <w:bottom w:val="single" w:sz="4" w:space="0" w:color="BFC7D1"/>
+              <w:right w:val="single" w:sz="4" w:space="0" w:color="BFC7D1"/>
+            </w:tcBorders>
+          </w:tcPr>
+          <w:p>
+            <w:pPr>
+              <w:pStyle w:val="Normal"/>
+              <w:widowControl/>
+              <w:spacing w:lineRule="auto" w:line="240" w:before="0" w:after="20"/>
+              <w:jc w:val="left"/>
+              <w:rPr>
+                <w:rFonts w:ascii="Aptos" w:hAnsi="Aptos" w:eastAsia="ＭＳ 明朝" w:cs="Arial"/>
+                <w:kern w:val="0"/>
+                <w:sz w:val="24"/>
+                <w:szCs w:val="24"/>
+                <w:lang w:val="en-US" w:eastAsia="ja-JP" w:bidi="ar-SA"/>
+              </w:rPr>
+            </w:pPr>
+            <w:r>
+              <w:rPr>
+                <w:rFonts w:eastAsia="Segoe UI" w:cs="Segoe UI" w:ascii="Segoe UI" w:hAnsi="Segoe UI"/>
+                <w:color w:val="101820"/>
+                <w:kern w:val="0"/>
+                <w:sz w:val="18"/>
+                <w:szCs w:val="24"/>
+                <w:lang w:val="en-US" w:eastAsia="ja-JP" w:bidi="ar-SA"/>
+              </w:rPr>
+              <w:t>Release 1.0: 497 test cases (486 passed, 2 failed, 3 blocked, 6 not run, after the re-test of 03 October 2026); 717 automated business rule tests; a UAT cycle of 371 business steps. The Test Strategy, Test Plan and Test Summary Report give the figures of the current build</w:t>
             </w:r>
           </w:p>
         </w:tc>
@@ -7896,7 +8291,7 @@
         <w:trPr/>
         <w:tc>
           <w:tcPr>
-            <w:tcW w:w="2035" w:type="dxa"/>
+            <w:tcW w:w="2458" w:type="dxa"/>
             <w:tcBorders>
               <w:top w:val="single" w:sz="4" w:space="0" w:color="BFC7D1"/>
               <w:left w:val="single" w:sz="4" w:space="0" w:color="BFC7D1"/>
@@ -7933,7 +8328,7 @@
         </w:tc>
         <w:tc>
           <w:tcPr>
-            <w:tcW w:w="6978" w:type="dxa"/>
+            <w:tcW w:w="6555" w:type="dxa"/>
             <w:tcBorders>
               <w:top w:val="single" w:sz="4" w:space="0" w:color="BFC7D1"/>
               <w:left w:val="single" w:sz="4" w:space="0" w:color="BFC7D1"/>
@@ -7973,7 +8368,7 @@
         <w:trPr/>
         <w:tc>
           <w:tcPr>
-            <w:tcW w:w="2035" w:type="dxa"/>
+            <w:tcW w:w="2458" w:type="dxa"/>
             <w:tcBorders>
               <w:top w:val="single" w:sz="4" w:space="0" w:color="BFC7D1"/>
               <w:left w:val="single" w:sz="4" w:space="0" w:color="BFC7D1"/>
@@ -8010,38 +8405,115 @@
         </w:tc>
         <w:tc>
           <w:tcPr>
-            <w:tcW w:w="6978" w:type="dxa"/>
-            <w:tcBorders>
-              <w:top w:val="single" w:sz="4" w:space="0" w:color="BFC7D1"/>
-              <w:left w:val="single" w:sz="4" w:space="0" w:color="BFC7D1"/>
-              <w:bottom w:val="single" w:sz="4" w:space="0" w:color="BFC7D1"/>
-              <w:right w:val="single" w:sz="4" w:space="0" w:color="BFC7D1"/>
-            </w:tcBorders>
-          </w:tcPr>
-          <w:p>
-            <w:pPr>
-              <w:pStyle w:val="Normal"/>
-              <w:widowControl/>
-              <w:spacing w:lineRule="auto" w:line="240" w:before="0" w:after="20"/>
-              <w:jc w:val="left"/>
-              <w:rPr>
-                <w:rFonts w:ascii="Aptos" w:hAnsi="Aptos" w:eastAsia="ＭＳ 明朝" w:cs="Arial"/>
-                <w:kern w:val="0"/>
-                <w:sz w:val="24"/>
-                <w:szCs w:val="24"/>
-                <w:lang w:val="en-US" w:eastAsia="ja-JP" w:bidi="ar-SA"/>
-              </w:rPr>
-            </w:pPr>
-            <w:r>
-              <w:rPr>
-                <w:rFonts w:eastAsia="Segoe UI" w:cs="Segoe UI" w:ascii="Segoe UI" w:hAnsi="Segoe UI"/>
-                <w:color w:val="101820"/>
-                <w:kern w:val="0"/>
-                <w:sz w:val="18"/>
-                <w:szCs w:val="24"/>
-                <w:lang w:val="en-US" w:eastAsia="ja-JP" w:bidi="ar-SA"/>
-              </w:rPr>
-              <w:t>User manual of 186 pages, seven role decks, reports book, data dictionary, technical reference</w:t>
+            <w:tcW w:w="6555" w:type="dxa"/>
+            <w:tcBorders>
+              <w:top w:val="single" w:sz="4" w:space="0" w:color="BFC7D1"/>
+              <w:left w:val="single" w:sz="4" w:space="0" w:color="BFC7D1"/>
+              <w:bottom w:val="single" w:sz="4" w:space="0" w:color="BFC7D1"/>
+              <w:right w:val="single" w:sz="4" w:space="0" w:color="BFC7D1"/>
+            </w:tcBorders>
+          </w:tcPr>
+          <w:p>
+            <w:pPr>
+              <w:pStyle w:val="Normal"/>
+              <w:widowControl/>
+              <w:spacing w:lineRule="auto" w:line="240" w:before="0" w:after="20"/>
+              <w:jc w:val="left"/>
+              <w:rPr>
+                <w:rFonts w:ascii="Aptos" w:hAnsi="Aptos" w:eastAsia="ＭＳ 明朝" w:cs="Arial"/>
+                <w:kern w:val="0"/>
+                <w:sz w:val="24"/>
+                <w:szCs w:val="24"/>
+                <w:lang w:val="en-US" w:eastAsia="ja-JP" w:bidi="ar-SA"/>
+              </w:rPr>
+            </w:pPr>
+            <w:r>
+              <w:rPr>
+                <w:rFonts w:eastAsia="Segoe UI" w:cs="Segoe UI" w:ascii="Segoe UI" w:hAnsi="Segoe UI"/>
+                <w:color w:val="101820"/>
+                <w:kern w:val="0"/>
+                <w:sz w:val="18"/>
+                <w:szCs w:val="24"/>
+                <w:lang w:val="en-US" w:eastAsia="ja-JP" w:bidi="ar-SA"/>
+              </w:rPr>
+              <w:t>User manual with a Help panel per screen (F1), role decks, reports book, data dictionary, technical reference, BRD, process flows, test strategy and plan, traceability matrix, dependency map, schedules and support runbooks</w:t>
+            </w:r>
+          </w:p>
+        </w:tc>
+      </w:tr>
+      <w:tr>
+        <w:trPr/>
+        <w:tc>
+          <w:tcPr>
+            <w:tcW w:w="2458" w:type="dxa"/>
+            <w:tcBorders>
+              <w:top w:val="single" w:sz="4" w:space="0" w:color="BFC7D1"/>
+              <w:left w:val="single" w:sz="4" w:space="0" w:color="BFC7D1"/>
+              <w:bottom w:val="single" w:sz="4" w:space="0" w:color="BFC7D1"/>
+              <w:right w:val="single" w:sz="4" w:space="0" w:color="BFC7D1"/>
+            </w:tcBorders>
+          </w:tcPr>
+          <w:p>
+            <w:pPr>
+              <w:pStyle w:val="Normal"/>
+              <w:widowControl/>
+              <w:spacing w:lineRule="auto" w:line="240" w:before="0" w:after="20"/>
+              <w:jc w:val="left"/>
+              <w:rPr>
+                <w:rFonts w:ascii="Aptos" w:hAnsi="Aptos" w:eastAsia="ＭＳ 明朝" w:cs="Arial"/>
+                <w:kern w:val="0"/>
+                <w:sz w:val="24"/>
+                <w:szCs w:val="24"/>
+                <w:lang w:val="en-US" w:eastAsia="ja-JP" w:bidi="ar-SA"/>
+              </w:rPr>
+            </w:pPr>
+            <w:r>
+              <w:rPr>
+                <w:rFonts w:eastAsia="Segoe UI" w:cs="Segoe UI" w:ascii="Segoe UI" w:hAnsi="Segoe UI"/>
+                <w:color w:val="101820"/>
+                <w:kern w:val="0"/>
+                <w:sz w:val="18"/>
+                <w:szCs w:val="24"/>
+                <w:lang w:val="en-US" w:eastAsia="ja-JP" w:bidi="ar-SA"/>
+              </w:rPr>
+              <w:t>In progress</w:t>
+            </w:r>
+          </w:p>
+        </w:tc>
+        <w:tc>
+          <w:tcPr>
+            <w:tcW w:w="6555" w:type="dxa"/>
+            <w:tcBorders>
+              <w:top w:val="single" w:sz="4" w:space="0" w:color="BFC7D1"/>
+              <w:left w:val="single" w:sz="4" w:space="0" w:color="BFC7D1"/>
+              <w:bottom w:val="single" w:sz="4" w:space="0" w:color="BFC7D1"/>
+              <w:right w:val="single" w:sz="4" w:space="0" w:color="BFC7D1"/>
+            </w:tcBorders>
+          </w:tcPr>
+          <w:p>
+            <w:pPr>
+              <w:pStyle w:val="Normal"/>
+              <w:widowControl/>
+              <w:spacing w:lineRule="auto" w:line="240" w:before="0" w:after="20"/>
+              <w:jc w:val="left"/>
+              <w:rPr>
+                <w:rFonts w:ascii="Aptos" w:hAnsi="Aptos" w:eastAsia="ＭＳ 明朝" w:cs="Arial"/>
+                <w:kern w:val="0"/>
+                <w:sz w:val="24"/>
+                <w:szCs w:val="24"/>
+                <w:lang w:val="en-US" w:eastAsia="ja-JP" w:bidi="ar-SA"/>
+              </w:rPr>
+            </w:pPr>
+            <w:r>
+              <w:rPr>
+                <w:rFonts w:eastAsia="Segoe UI" w:cs="Segoe UI" w:ascii="Segoe UI" w:hAnsi="Segoe UI"/>
+                <w:color w:val="101820"/>
+                <w:kern w:val="0"/>
+                <w:sz w:val="18"/>
+                <w:szCs w:val="24"/>
+                <w:lang w:val="en-US" w:eastAsia="ja-JP" w:bidi="ar-SA"/>
+              </w:rPr>
+              <w:t>Sales activity log, quote wizard covers and risk fields from the Product Configurator, supplier BIR Form 2307 and fixed asset disposal, being completed for the next release</w:t>
             </w:r>
           </w:p>
         </w:tc>
@@ -8062,7 +8534,7 @@
         <w:pStyle w:val="Heading2"/>
         <w:rPr/>
       </w:pPr>
-      <w:bookmarkStart w:id="12" w:name="__RefHeading___Toc80833_3066934455"/>
+      <w:bookmarkStart w:id="12" w:name="__RefHeading___Toc42895_1360963153"/>
       <w:bookmarkEnd w:id="12"/>
       <w:r>
         <w:rPr>
@@ -8077,7 +8549,7 @@
     <w:tbl>
       <w:tblPr>
         <w:tblStyle w:val="TableGrid"/>
-        <w:tblW w:w="9014" w:type="dxa"/>
+        <w:tblW w:w="9016" w:type="dxa"/>
         <w:jc w:val="left"/>
         <w:tblInd w:w="0" w:type="dxa"/>
         <w:tblLayout w:type="fixed"/>
@@ -8090,10 +8562,10 @@
         <w:tblLook w:val="04a0" w:noHBand="0" w:noVBand="1" w:firstColumn="1" w:lastRow="0" w:lastColumn="0" w:firstRow="1"/>
       </w:tblPr>
       <w:tblGrid>
-        <w:gridCol w:w="2203"/>
-        <w:gridCol w:w="2404"/>
-        <w:gridCol w:w="2002"/>
-        <w:gridCol w:w="2404"/>
+        <w:gridCol w:w="2254"/>
+        <w:gridCol w:w="2254"/>
+        <w:gridCol w:w="2254"/>
+        <w:gridCol w:w="2253"/>
       </w:tblGrid>
       <w:tr>
         <w:trPr>
@@ -8101,7 +8573,7 @@
         </w:trPr>
         <w:tc>
           <w:tcPr>
-            <w:tcW w:w="2203" w:type="dxa"/>
+            <w:tcW w:w="2254" w:type="dxa"/>
             <w:tcBorders>
               <w:top w:val="single" w:sz="4" w:space="0" w:color="BFC7D1"/>
               <w:left w:val="single" w:sz="4" w:space="0" w:color="BFC7D1"/>
@@ -8140,7 +8612,7 @@
         </w:tc>
         <w:tc>
           <w:tcPr>
-            <w:tcW w:w="2404" w:type="dxa"/>
+            <w:tcW w:w="2254" w:type="dxa"/>
             <w:tcBorders>
               <w:top w:val="single" w:sz="4" w:space="0" w:color="BFC7D1"/>
               <w:left w:val="single" w:sz="4" w:space="0" w:color="BFC7D1"/>
@@ -8179,7 +8651,7 @@
         </w:tc>
         <w:tc>
           <w:tcPr>
-            <w:tcW w:w="2002" w:type="dxa"/>
+            <w:tcW w:w="2254" w:type="dxa"/>
             <w:tcBorders>
               <w:top w:val="single" w:sz="4" w:space="0" w:color="BFC7D1"/>
               <w:left w:val="single" w:sz="4" w:space="0" w:color="BFC7D1"/>
@@ -8218,7 +8690,7 @@
         </w:tc>
         <w:tc>
           <w:tcPr>
-            <w:tcW w:w="2404" w:type="dxa"/>
+            <w:tcW w:w="2253" w:type="dxa"/>
             <w:tcBorders>
               <w:top w:val="single" w:sz="4" w:space="0" w:color="BFC7D1"/>
               <w:left w:val="single" w:sz="4" w:space="0" w:color="BFC7D1"/>
@@ -8260,7 +8732,7 @@
         <w:trPr/>
         <w:tc>
           <w:tcPr>
-            <w:tcW w:w="2203" w:type="dxa"/>
+            <w:tcW w:w="2254" w:type="dxa"/>
             <w:tcBorders>
               <w:top w:val="single" w:sz="4" w:space="0" w:color="BFC7D1"/>
               <w:left w:val="single" w:sz="4" w:space="0" w:color="BFC7D1"/>
@@ -8297,44 +8769,44 @@
         </w:tc>
         <w:tc>
           <w:tcPr>
-            <w:tcW w:w="2404" w:type="dxa"/>
-            <w:tcBorders>
-              <w:top w:val="single" w:sz="4" w:space="0" w:color="BFC7D1"/>
-              <w:left w:val="single" w:sz="4" w:space="0" w:color="BFC7D1"/>
-              <w:bottom w:val="single" w:sz="4" w:space="0" w:color="BFC7D1"/>
-              <w:right w:val="single" w:sz="4" w:space="0" w:color="BFC7D1"/>
-            </w:tcBorders>
-          </w:tcPr>
-          <w:p>
-            <w:pPr>
-              <w:pStyle w:val="Normal"/>
-              <w:widowControl/>
-              <w:spacing w:lineRule="auto" w:line="240" w:before="0" w:after="20"/>
-              <w:jc w:val="left"/>
-              <w:rPr>
-                <w:rFonts w:ascii="Aptos" w:hAnsi="Aptos" w:eastAsia="ＭＳ 明朝" w:cs="Arial"/>
-                <w:kern w:val="0"/>
-                <w:sz w:val="24"/>
-                <w:szCs w:val="24"/>
-                <w:lang w:val="en-US" w:eastAsia="ja-JP" w:bidi="ar-SA"/>
-              </w:rPr>
-            </w:pPr>
-            <w:r>
-              <w:rPr>
-                <w:rFonts w:eastAsia="Segoe UI" w:cs="Segoe UI" w:ascii="Segoe UI" w:hAnsi="Segoe UI"/>
-                <w:color w:val="101820"/>
-                <w:kern w:val="0"/>
-                <w:sz w:val="18"/>
-                <w:szCs w:val="24"/>
-                <w:lang w:val="en-US" w:eastAsia="ja-JP" w:bidi="ar-SA"/>
-              </w:rPr>
-              <w:t>All delivered modules, screens, workflows, reports, printed documents, upload templates and the standard integrations</w:t>
-            </w:r>
-          </w:p>
-        </w:tc>
-        <w:tc>
-          <w:tcPr>
-            <w:tcW w:w="2002" w:type="dxa"/>
+            <w:tcW w:w="2254" w:type="dxa"/>
+            <w:tcBorders>
+              <w:top w:val="single" w:sz="4" w:space="0" w:color="BFC7D1"/>
+              <w:left w:val="single" w:sz="4" w:space="0" w:color="BFC7D1"/>
+              <w:bottom w:val="single" w:sz="4" w:space="0" w:color="BFC7D1"/>
+              <w:right w:val="single" w:sz="4" w:space="0" w:color="BFC7D1"/>
+            </w:tcBorders>
+          </w:tcPr>
+          <w:p>
+            <w:pPr>
+              <w:pStyle w:val="Normal"/>
+              <w:widowControl/>
+              <w:spacing w:lineRule="auto" w:line="240" w:before="0" w:after="20"/>
+              <w:jc w:val="left"/>
+              <w:rPr>
+                <w:rFonts w:ascii="Aptos" w:hAnsi="Aptos" w:eastAsia="ＭＳ 明朝" w:cs="Arial"/>
+                <w:kern w:val="0"/>
+                <w:sz w:val="24"/>
+                <w:szCs w:val="24"/>
+                <w:lang w:val="en-US" w:eastAsia="ja-JP" w:bidi="ar-SA"/>
+              </w:rPr>
+            </w:pPr>
+            <w:r>
+              <w:rPr>
+                <w:rFonts w:eastAsia="Segoe UI" w:cs="Segoe UI" w:ascii="Segoe UI" w:hAnsi="Segoe UI"/>
+                <w:color w:val="101820"/>
+                <w:kern w:val="0"/>
+                <w:sz w:val="18"/>
+                <w:szCs w:val="24"/>
+                <w:lang w:val="en-US" w:eastAsia="ja-JP" w:bidi="ar-SA"/>
+              </w:rPr>
+              <w:t>All delivered modules, screens, workflows, reports, printed documents, upload templates and the standard integrations and connectors</w:t>
+            </w:r>
+          </w:p>
+        </w:tc>
+        <w:tc>
+          <w:tcPr>
+            <w:tcW w:w="2254" w:type="dxa"/>
             <w:tcBorders>
               <w:top w:val="single" w:sz="4" w:space="0" w:color="BFC7D1"/>
               <w:left w:val="single" w:sz="4" w:space="0" w:color="BFC7D1"/>
@@ -8371,7 +8843,7 @@
         </w:tc>
         <w:tc>
           <w:tcPr>
-            <w:tcW w:w="2404" w:type="dxa"/>
+            <w:tcW w:w="2253" w:type="dxa"/>
             <w:tcBorders>
               <w:top w:val="single" w:sz="4" w:space="0" w:color="BFC7D1"/>
               <w:left w:val="single" w:sz="4" w:space="0" w:color="BFC7D1"/>
@@ -8411,7 +8883,7 @@
         <w:trPr/>
         <w:tc>
           <w:tcPr>
-            <w:tcW w:w="2203" w:type="dxa"/>
+            <w:tcW w:w="2254" w:type="dxa"/>
             <w:tcBorders>
               <w:top w:val="single" w:sz="4" w:space="0" w:color="BFC7D1"/>
               <w:left w:val="single" w:sz="4" w:space="0" w:color="BFC7D1"/>
@@ -8448,44 +8920,44 @@
         </w:tc>
         <w:tc>
           <w:tcPr>
-            <w:tcW w:w="2404" w:type="dxa"/>
-            <w:tcBorders>
-              <w:top w:val="single" w:sz="4" w:space="0" w:color="BFC7D1"/>
-              <w:left w:val="single" w:sz="4" w:space="0" w:color="BFC7D1"/>
-              <w:bottom w:val="single" w:sz="4" w:space="0" w:color="BFC7D1"/>
-              <w:right w:val="single" w:sz="4" w:space="0" w:color="BFC7D1"/>
-            </w:tcBorders>
-          </w:tcPr>
-          <w:p>
-            <w:pPr>
-              <w:pStyle w:val="Normal"/>
-              <w:widowControl/>
-              <w:spacing w:lineRule="auto" w:line="240" w:before="0" w:after="20"/>
-              <w:jc w:val="left"/>
-              <w:rPr>
-                <w:rFonts w:ascii="Aptos" w:hAnsi="Aptos" w:eastAsia="ＭＳ 明朝" w:cs="Arial"/>
-                <w:kern w:val="0"/>
-                <w:sz w:val="24"/>
-                <w:szCs w:val="24"/>
-                <w:lang w:val="en-US" w:eastAsia="ja-JP" w:bidi="ar-SA"/>
-              </w:rPr>
-            </w:pPr>
-            <w:r>
-              <w:rPr>
-                <w:rFonts w:eastAsia="Segoe UI" w:cs="Segoe UI" w:ascii="Segoe UI" w:hAnsi="Segoe UI"/>
-                <w:color w:val="101820"/>
-                <w:kern w:val="0"/>
-                <w:sz w:val="18"/>
-                <w:szCs w:val="24"/>
-                <w:lang w:val="en-US" w:eastAsia="ja-JP" w:bidi="ar-SA"/>
-              </w:rPr>
-              <w:t>Company, users and roles, insurers, products and tariff, commission, taxes, chart of accounts, posting rules, number series, approvals, schedules, e-mail texts</w:t>
-            </w:r>
-          </w:p>
-        </w:tc>
-        <w:tc>
-          <w:tcPr>
-            <w:tcW w:w="2002" w:type="dxa"/>
+            <w:tcW w:w="2254" w:type="dxa"/>
+            <w:tcBorders>
+              <w:top w:val="single" w:sz="4" w:space="0" w:color="BFC7D1"/>
+              <w:left w:val="single" w:sz="4" w:space="0" w:color="BFC7D1"/>
+              <w:bottom w:val="single" w:sz="4" w:space="0" w:color="BFC7D1"/>
+              <w:right w:val="single" w:sz="4" w:space="0" w:color="BFC7D1"/>
+            </w:tcBorders>
+          </w:tcPr>
+          <w:p>
+            <w:pPr>
+              <w:pStyle w:val="Normal"/>
+              <w:widowControl/>
+              <w:spacing w:lineRule="auto" w:line="240" w:before="0" w:after="20"/>
+              <w:jc w:val="left"/>
+              <w:rPr>
+                <w:rFonts w:ascii="Aptos" w:hAnsi="Aptos" w:eastAsia="ＭＳ 明朝" w:cs="Arial"/>
+                <w:kern w:val="0"/>
+                <w:sz w:val="24"/>
+                <w:szCs w:val="24"/>
+                <w:lang w:val="en-US" w:eastAsia="ja-JP" w:bidi="ar-SA"/>
+              </w:rPr>
+            </w:pPr>
+            <w:r>
+              <w:rPr>
+                <w:rFonts w:eastAsia="Segoe UI" w:cs="Segoe UI" w:ascii="Segoe UI" w:hAnsi="Segoe UI"/>
+                <w:color w:val="101820"/>
+                <w:kern w:val="0"/>
+                <w:sz w:val="18"/>
+                <w:szCs w:val="24"/>
+                <w:lang w:val="en-US" w:eastAsia="ja-JP" w:bidi="ar-SA"/>
+              </w:rPr>
+              <w:t>Company, users and roles, insurers, products and tariff, commission, taxes, chart of accounts, posting rules, number series, approvals, schedules, e-mail and SMS texts, AML risk factors and rules, branding</w:t>
+            </w:r>
+          </w:p>
+        </w:tc>
+        <w:tc>
+          <w:tcPr>
+            <w:tcW w:w="2254" w:type="dxa"/>
             <w:tcBorders>
               <w:top w:val="single" w:sz="4" w:space="0" w:color="BFC7D1"/>
               <w:left w:val="single" w:sz="4" w:space="0" w:color="BFC7D1"/>
@@ -8522,7 +8994,7 @@
         </w:tc>
         <w:tc>
           <w:tcPr>
-            <w:tcW w:w="2404" w:type="dxa"/>
+            <w:tcW w:w="2253" w:type="dxa"/>
             <w:tcBorders>
               <w:top w:val="single" w:sz="4" w:space="0" w:color="BFC7D1"/>
               <w:left w:val="single" w:sz="4" w:space="0" w:color="BFC7D1"/>
@@ -8562,149 +9034,149 @@
         <w:trPr/>
         <w:tc>
           <w:tcPr>
-            <w:tcW w:w="2203" w:type="dxa"/>
-            <w:tcBorders>
-              <w:top w:val="single" w:sz="4" w:space="0" w:color="BFC7D1"/>
-              <w:left w:val="single" w:sz="4" w:space="0" w:color="BFC7D1"/>
-              <w:bottom w:val="single" w:sz="4" w:space="0" w:color="BFC7D1"/>
-              <w:right w:val="single" w:sz="4" w:space="0" w:color="BFC7D1"/>
-            </w:tcBorders>
-          </w:tcPr>
-          <w:p>
-            <w:pPr>
-              <w:pStyle w:val="Normal"/>
-              <w:widowControl/>
-              <w:spacing w:lineRule="auto" w:line="240" w:before="0" w:after="20"/>
-              <w:jc w:val="left"/>
-              <w:rPr>
-                <w:rFonts w:ascii="Aptos" w:hAnsi="Aptos" w:eastAsia="ＭＳ 明朝" w:cs="Arial"/>
-                <w:kern w:val="0"/>
-                <w:sz w:val="24"/>
-                <w:szCs w:val="24"/>
-                <w:lang w:val="en-US" w:eastAsia="ja-JP" w:bidi="ar-SA"/>
-              </w:rPr>
-            </w:pPr>
-            <w:r>
-              <w:rPr>
-                <w:rFonts w:eastAsia="Segoe UI" w:cs="Segoe UI" w:ascii="Segoe UI" w:hAnsi="Segoe UI"/>
-                <w:color w:val="101820"/>
-                <w:kern w:val="0"/>
-                <w:sz w:val="18"/>
-                <w:szCs w:val="24"/>
-                <w:lang w:val="en-US" w:eastAsia="ja-JP" w:bidi="ar-SA"/>
-              </w:rPr>
-              <w:t>Change requests merged into the product line</w:t>
-            </w:r>
-          </w:p>
-        </w:tc>
-        <w:tc>
-          <w:tcPr>
-            <w:tcW w:w="2404" w:type="dxa"/>
-            <w:tcBorders>
-              <w:top w:val="single" w:sz="4" w:space="0" w:color="BFC7D1"/>
-              <w:left w:val="single" w:sz="4" w:space="0" w:color="BFC7D1"/>
-              <w:bottom w:val="single" w:sz="4" w:space="0" w:color="BFC7D1"/>
-              <w:right w:val="single" w:sz="4" w:space="0" w:color="BFC7D1"/>
-            </w:tcBorders>
-          </w:tcPr>
-          <w:p>
-            <w:pPr>
-              <w:pStyle w:val="Normal"/>
-              <w:widowControl/>
-              <w:spacing w:lineRule="auto" w:line="240" w:before="0" w:after="20"/>
-              <w:jc w:val="left"/>
-              <w:rPr>
-                <w:rFonts w:ascii="Aptos" w:hAnsi="Aptos" w:eastAsia="ＭＳ 明朝" w:cs="Arial"/>
-                <w:kern w:val="0"/>
-                <w:sz w:val="24"/>
-                <w:szCs w:val="24"/>
-                <w:lang w:val="en-US" w:eastAsia="ja-JP" w:bidi="ar-SA"/>
-              </w:rPr>
-            </w:pPr>
-            <w:r>
-              <w:rPr>
-                <w:rFonts w:eastAsia="Segoe UI" w:cs="Segoe UI" w:ascii="Segoe UI" w:hAnsi="Segoe UI"/>
-                <w:color w:val="101820"/>
-                <w:kern w:val="0"/>
-                <w:sz w:val="18"/>
-                <w:szCs w:val="24"/>
-                <w:lang w:val="en-US" w:eastAsia="ja-JP" w:bidi="ar-SA"/>
-              </w:rPr>
-              <w:t>Changes that iorta TechNXT decides to add to the product for all clients</w:t>
-            </w:r>
-          </w:p>
-        </w:tc>
-        <w:tc>
-          <w:tcPr>
-            <w:tcW w:w="2002" w:type="dxa"/>
-            <w:tcBorders>
-              <w:top w:val="single" w:sz="4" w:space="0" w:color="BFC7D1"/>
-              <w:left w:val="single" w:sz="4" w:space="0" w:color="BFC7D1"/>
-              <w:bottom w:val="single" w:sz="4" w:space="0" w:color="BFC7D1"/>
-              <w:right w:val="single" w:sz="4" w:space="0" w:color="BFC7D1"/>
-            </w:tcBorders>
-          </w:tcPr>
-          <w:p>
-            <w:pPr>
-              <w:pStyle w:val="Normal"/>
-              <w:widowControl/>
-              <w:spacing w:lineRule="auto" w:line="240" w:before="0" w:after="20"/>
-              <w:jc w:val="left"/>
-              <w:rPr>
-                <w:rFonts w:ascii="Aptos" w:hAnsi="Aptos" w:eastAsia="ＭＳ 明朝" w:cs="Arial"/>
-                <w:kern w:val="0"/>
-                <w:sz w:val="24"/>
-                <w:szCs w:val="24"/>
-                <w:lang w:val="en-US" w:eastAsia="ja-JP" w:bidi="ar-SA"/>
-              </w:rPr>
-            </w:pPr>
-            <w:r>
-              <w:rPr>
-                <w:rFonts w:eastAsia="Segoe UI" w:cs="Segoe UI" w:ascii="Segoe UI" w:hAnsi="Segoe UI"/>
-                <w:color w:val="101820"/>
-                <w:kern w:val="0"/>
-                <w:sz w:val="18"/>
-                <w:szCs w:val="24"/>
-                <w:lang w:val="en-US" w:eastAsia="ja-JP" w:bidi="ar-SA"/>
-              </w:rPr>
-              <w:t>Day rates, once, by the client who asked</w:t>
-            </w:r>
-          </w:p>
-        </w:tc>
-        <w:tc>
-          <w:tcPr>
-            <w:tcW w:w="2404" w:type="dxa"/>
-            <w:tcBorders>
-              <w:top w:val="single" w:sz="4" w:space="0" w:color="BFC7D1"/>
-              <w:left w:val="single" w:sz="4" w:space="0" w:color="BFC7D1"/>
-              <w:bottom w:val="single" w:sz="4" w:space="0" w:color="BFC7D1"/>
-              <w:right w:val="single" w:sz="4" w:space="0" w:color="BFC7D1"/>
-            </w:tcBorders>
-          </w:tcPr>
-          <w:p>
-            <w:pPr>
-              <w:pStyle w:val="Normal"/>
-              <w:widowControl/>
-              <w:spacing w:lineRule="auto" w:line="240" w:before="0" w:after="20"/>
-              <w:jc w:val="left"/>
-              <w:rPr>
-                <w:rFonts w:ascii="Aptos" w:hAnsi="Aptos" w:eastAsia="ＭＳ 明朝" w:cs="Arial"/>
-                <w:kern w:val="0"/>
-                <w:sz w:val="24"/>
-                <w:szCs w:val="24"/>
-                <w:lang w:val="en-US" w:eastAsia="ja-JP" w:bidi="ar-SA"/>
-              </w:rPr>
-            </w:pPr>
-            <w:r>
-              <w:rPr>
-                <w:rFonts w:eastAsia="Segoe UI" w:cs="Segoe UI" w:ascii="Segoe UI" w:hAnsi="Segoe UI"/>
-                <w:color w:val="101820"/>
-                <w:kern w:val="0"/>
-                <w:sz w:val="18"/>
-                <w:szCs w:val="24"/>
-                <w:lang w:val="en-US" w:eastAsia="ja-JP" w:bidi="ar-SA"/>
-              </w:rPr>
-              <w:t>iorta TechNXT, under the AMC or the subscription</w:t>
+            <w:tcW w:w="2254" w:type="dxa"/>
+            <w:tcBorders>
+              <w:top w:val="single" w:sz="4" w:space="0" w:color="BFC7D1"/>
+              <w:left w:val="single" w:sz="4" w:space="0" w:color="BFC7D1"/>
+              <w:bottom w:val="single" w:sz="4" w:space="0" w:color="BFC7D1"/>
+              <w:right w:val="single" w:sz="4" w:space="0" w:color="BFC7D1"/>
+            </w:tcBorders>
+          </w:tcPr>
+          <w:p>
+            <w:pPr>
+              <w:pStyle w:val="Normal"/>
+              <w:widowControl/>
+              <w:spacing w:lineRule="auto" w:line="240" w:before="0" w:after="20"/>
+              <w:jc w:val="left"/>
+              <w:rPr>
+                <w:rFonts w:ascii="Aptos" w:hAnsi="Aptos" w:eastAsia="ＭＳ 明朝" w:cs="Arial"/>
+                <w:kern w:val="0"/>
+                <w:sz w:val="24"/>
+                <w:szCs w:val="24"/>
+                <w:lang w:val="en-US" w:eastAsia="ja-JP" w:bidi="ar-SA"/>
+              </w:rPr>
+            </w:pPr>
+            <w:r>
+              <w:rPr>
+                <w:rFonts w:eastAsia="Segoe UI" w:cs="Segoe UI" w:ascii="Segoe UI" w:hAnsi="Segoe UI"/>
+                <w:color w:val="101820"/>
+                <w:kern w:val="0"/>
+                <w:sz w:val="18"/>
+                <w:szCs w:val="24"/>
+                <w:lang w:val="en-US" w:eastAsia="ja-JP" w:bidi="ar-SA"/>
+              </w:rPr>
+              <w:t>Activation of regulatory modules and connector go-live</w:t>
+            </w:r>
+          </w:p>
+        </w:tc>
+        <w:tc>
+          <w:tcPr>
+            <w:tcW w:w="2254" w:type="dxa"/>
+            <w:tcBorders>
+              <w:top w:val="single" w:sz="4" w:space="0" w:color="BFC7D1"/>
+              <w:left w:val="single" w:sz="4" w:space="0" w:color="BFC7D1"/>
+              <w:bottom w:val="single" w:sz="4" w:space="0" w:color="BFC7D1"/>
+              <w:right w:val="single" w:sz="4" w:space="0" w:color="BFC7D1"/>
+            </w:tcBorders>
+          </w:tcPr>
+          <w:p>
+            <w:pPr>
+              <w:pStyle w:val="Normal"/>
+              <w:widowControl/>
+              <w:spacing w:lineRule="auto" w:line="240" w:before="0" w:after="20"/>
+              <w:jc w:val="left"/>
+              <w:rPr>
+                <w:rFonts w:ascii="Aptos" w:hAnsi="Aptos" w:eastAsia="ＭＳ 明朝" w:cs="Arial"/>
+                <w:kern w:val="0"/>
+                <w:sz w:val="24"/>
+                <w:szCs w:val="24"/>
+                <w:lang w:val="en-US" w:eastAsia="ja-JP" w:bidi="ar-SA"/>
+              </w:rPr>
+            </w:pPr>
+            <w:r>
+              <w:rPr>
+                <w:rFonts w:eastAsia="Segoe UI" w:cs="Segoe UI" w:ascii="Segoe UI" w:hAnsi="Segoe UI"/>
+                <w:color w:val="101820"/>
+                <w:kern w:val="0"/>
+                <w:sz w:val="18"/>
+                <w:szCs w:val="24"/>
+                <w:lang w:val="en-US" w:eastAsia="ja-JP" w:bidi="ar-SA"/>
+              </w:rPr>
+              <w:t>Workshops and set-up of the AML/CFT toolkit, the IC compliance registers and the BIR pack; going live with each SMS gateway, CTPL provider, insurer, bank or the BIR EIS</w:t>
+            </w:r>
+          </w:p>
+        </w:tc>
+        <w:tc>
+          <w:tcPr>
+            <w:tcW w:w="2254" w:type="dxa"/>
+            <w:tcBorders>
+              <w:top w:val="single" w:sz="4" w:space="0" w:color="BFC7D1"/>
+              <w:left w:val="single" w:sz="4" w:space="0" w:color="BFC7D1"/>
+              <w:bottom w:val="single" w:sz="4" w:space="0" w:color="BFC7D1"/>
+              <w:right w:val="single" w:sz="4" w:space="0" w:color="BFC7D1"/>
+            </w:tcBorders>
+          </w:tcPr>
+          <w:p>
+            <w:pPr>
+              <w:pStyle w:val="Normal"/>
+              <w:widowControl/>
+              <w:spacing w:lineRule="auto" w:line="240" w:before="0" w:after="20"/>
+              <w:jc w:val="left"/>
+              <w:rPr>
+                <w:rFonts w:ascii="Aptos" w:hAnsi="Aptos" w:eastAsia="ＭＳ 明朝" w:cs="Arial"/>
+                <w:kern w:val="0"/>
+                <w:sz w:val="24"/>
+                <w:szCs w:val="24"/>
+                <w:lang w:val="en-US" w:eastAsia="ja-JP" w:bidi="ar-SA"/>
+              </w:rPr>
+            </w:pPr>
+            <w:r>
+              <w:rPr>
+                <w:rFonts w:eastAsia="Segoe UI" w:cs="Segoe UI" w:ascii="Segoe UI" w:hAnsi="Segoe UI"/>
+                <w:color w:val="101820"/>
+                <w:kern w:val="0"/>
+                <w:sz w:val="18"/>
+                <w:szCs w:val="24"/>
+                <w:lang w:val="en-US" w:eastAsia="ja-JP" w:bidi="ar-SA"/>
+              </w:rPr>
+              <w:t>Optional service lines of the Rate Card (to confirm by management)</w:t>
+            </w:r>
+          </w:p>
+        </w:tc>
+        <w:tc>
+          <w:tcPr>
+            <w:tcW w:w="2253" w:type="dxa"/>
+            <w:tcBorders>
+              <w:top w:val="single" w:sz="4" w:space="0" w:color="BFC7D1"/>
+              <w:left w:val="single" w:sz="4" w:space="0" w:color="BFC7D1"/>
+              <w:bottom w:val="single" w:sz="4" w:space="0" w:color="BFC7D1"/>
+              <w:right w:val="single" w:sz="4" w:space="0" w:color="BFC7D1"/>
+            </w:tcBorders>
+          </w:tcPr>
+          <w:p>
+            <w:pPr>
+              <w:pStyle w:val="Normal"/>
+              <w:widowControl/>
+              <w:spacing w:lineRule="auto" w:line="240" w:before="0" w:after="20"/>
+              <w:jc w:val="left"/>
+              <w:rPr>
+                <w:rFonts w:ascii="Aptos" w:hAnsi="Aptos" w:eastAsia="ＭＳ 明朝" w:cs="Arial"/>
+                <w:kern w:val="0"/>
+                <w:sz w:val="24"/>
+                <w:szCs w:val="24"/>
+                <w:lang w:val="en-US" w:eastAsia="ja-JP" w:bidi="ar-SA"/>
+              </w:rPr>
+            </w:pPr>
+            <w:r>
+              <w:rPr>
+                <w:rFonts w:eastAsia="Segoe UI" w:cs="Segoe UI" w:ascii="Segoe UI" w:hAnsi="Segoe UI"/>
+                <w:color w:val="101820"/>
+                <w:kern w:val="0"/>
+                <w:sz w:val="18"/>
+                <w:szCs w:val="24"/>
+                <w:lang w:val="en-US" w:eastAsia="ja-JP" w:bidi="ar-SA"/>
+              </w:rPr>
+              <w:t>iorta TechNXT; the partner certifies its own side</w:t>
             </w:r>
           </w:p>
         </w:tc>
@@ -8713,149 +9185,149 @@
         <w:trPr/>
         <w:tc>
           <w:tcPr>
-            <w:tcW w:w="2203" w:type="dxa"/>
-            <w:tcBorders>
-              <w:top w:val="single" w:sz="4" w:space="0" w:color="BFC7D1"/>
-              <w:left w:val="single" w:sz="4" w:space="0" w:color="BFC7D1"/>
-              <w:bottom w:val="single" w:sz="4" w:space="0" w:color="BFC7D1"/>
-              <w:right w:val="single" w:sz="4" w:space="0" w:color="BFC7D1"/>
-            </w:tcBorders>
-          </w:tcPr>
-          <w:p>
-            <w:pPr>
-              <w:pStyle w:val="Normal"/>
-              <w:widowControl/>
-              <w:spacing w:lineRule="auto" w:line="240" w:before="0" w:after="20"/>
-              <w:jc w:val="left"/>
-              <w:rPr>
-                <w:rFonts w:ascii="Aptos" w:hAnsi="Aptos" w:eastAsia="ＭＳ 明朝" w:cs="Arial"/>
-                <w:kern w:val="0"/>
-                <w:sz w:val="24"/>
-                <w:szCs w:val="24"/>
-                <w:lang w:val="en-US" w:eastAsia="ja-JP" w:bidi="ar-SA"/>
-              </w:rPr>
-            </w:pPr>
-            <w:r>
-              <w:rPr>
-                <w:rFonts w:eastAsia="Segoe UI" w:cs="Segoe UI" w:ascii="Segoe UI" w:hAnsi="Segoe UI"/>
-                <w:color w:val="101820"/>
-                <w:kern w:val="0"/>
-                <w:sz w:val="18"/>
-                <w:szCs w:val="24"/>
-                <w:lang w:val="en-US" w:eastAsia="ja-JP" w:bidi="ar-SA"/>
-              </w:rPr>
-              <w:t>Change requests not merged</w:t>
-            </w:r>
-          </w:p>
-        </w:tc>
-        <w:tc>
-          <w:tcPr>
-            <w:tcW w:w="2404" w:type="dxa"/>
-            <w:tcBorders>
-              <w:top w:val="single" w:sz="4" w:space="0" w:color="BFC7D1"/>
-              <w:left w:val="single" w:sz="4" w:space="0" w:color="BFC7D1"/>
-              <w:bottom w:val="single" w:sz="4" w:space="0" w:color="BFC7D1"/>
-              <w:right w:val="single" w:sz="4" w:space="0" w:color="BFC7D1"/>
-            </w:tcBorders>
-          </w:tcPr>
-          <w:p>
-            <w:pPr>
-              <w:pStyle w:val="Normal"/>
-              <w:widowControl/>
-              <w:spacing w:lineRule="auto" w:line="240" w:before="0" w:after="20"/>
-              <w:jc w:val="left"/>
-              <w:rPr>
-                <w:rFonts w:ascii="Aptos" w:hAnsi="Aptos" w:eastAsia="ＭＳ 明朝" w:cs="Arial"/>
-                <w:kern w:val="0"/>
-                <w:sz w:val="24"/>
-                <w:szCs w:val="24"/>
-                <w:lang w:val="en-US" w:eastAsia="ja-JP" w:bidi="ar-SA"/>
-              </w:rPr>
-            </w:pPr>
-            <w:r>
-              <w:rPr>
-                <w:rFonts w:eastAsia="Segoe UI" w:cs="Segoe UI" w:ascii="Segoe UI" w:hAnsi="Segoe UI"/>
-                <w:color w:val="101820"/>
-                <w:kern w:val="0"/>
-                <w:sz w:val="18"/>
-                <w:szCs w:val="24"/>
-                <w:lang w:val="en-US" w:eastAsia="ja-JP" w:bidi="ar-SA"/>
-              </w:rPr>
-              <w:t>Client-specific changes</w:t>
-            </w:r>
-          </w:p>
-        </w:tc>
-        <w:tc>
-          <w:tcPr>
-            <w:tcW w:w="2002" w:type="dxa"/>
-            <w:tcBorders>
-              <w:top w:val="single" w:sz="4" w:space="0" w:color="BFC7D1"/>
-              <w:left w:val="single" w:sz="4" w:space="0" w:color="BFC7D1"/>
-              <w:bottom w:val="single" w:sz="4" w:space="0" w:color="BFC7D1"/>
-              <w:right w:val="single" w:sz="4" w:space="0" w:color="BFC7D1"/>
-            </w:tcBorders>
-          </w:tcPr>
-          <w:p>
-            <w:pPr>
-              <w:pStyle w:val="Normal"/>
-              <w:widowControl/>
-              <w:spacing w:lineRule="auto" w:line="240" w:before="0" w:after="20"/>
-              <w:jc w:val="left"/>
-              <w:rPr>
-                <w:rFonts w:ascii="Aptos" w:hAnsi="Aptos" w:eastAsia="ＭＳ 明朝" w:cs="Arial"/>
-                <w:kern w:val="0"/>
-                <w:sz w:val="24"/>
-                <w:szCs w:val="24"/>
-                <w:lang w:val="en-US" w:eastAsia="ja-JP" w:bidi="ar-SA"/>
-              </w:rPr>
-            </w:pPr>
-            <w:r>
-              <w:rPr>
-                <w:rFonts w:eastAsia="Segoe UI" w:cs="Segoe UI" w:ascii="Segoe UI" w:hAnsi="Segoe UI"/>
-                <w:color w:val="101820"/>
-                <w:kern w:val="0"/>
-                <w:sz w:val="18"/>
-                <w:szCs w:val="24"/>
-                <w:lang w:val="en-US" w:eastAsia="ja-JP" w:bidi="ar-SA"/>
-              </w:rPr>
-              <w:t>Day rates</w:t>
-            </w:r>
-          </w:p>
-        </w:tc>
-        <w:tc>
-          <w:tcPr>
-            <w:tcW w:w="2404" w:type="dxa"/>
-            <w:tcBorders>
-              <w:top w:val="single" w:sz="4" w:space="0" w:color="BFC7D1"/>
-              <w:left w:val="single" w:sz="4" w:space="0" w:color="BFC7D1"/>
-              <w:bottom w:val="single" w:sz="4" w:space="0" w:color="BFC7D1"/>
-              <w:right w:val="single" w:sz="4" w:space="0" w:color="BFC7D1"/>
-            </w:tcBorders>
-          </w:tcPr>
-          <w:p>
-            <w:pPr>
-              <w:pStyle w:val="Normal"/>
-              <w:widowControl/>
-              <w:spacing w:lineRule="auto" w:line="240" w:before="0" w:after="20"/>
-              <w:jc w:val="left"/>
-              <w:rPr>
-                <w:rFonts w:ascii="Aptos" w:hAnsi="Aptos" w:eastAsia="ＭＳ 明朝" w:cs="Arial"/>
-                <w:kern w:val="0"/>
-                <w:sz w:val="24"/>
-                <w:szCs w:val="24"/>
-                <w:lang w:val="en-US" w:eastAsia="ja-JP" w:bidi="ar-SA"/>
-              </w:rPr>
-            </w:pPr>
-            <w:r>
-              <w:rPr>
-                <w:rFonts w:eastAsia="Segoe UI" w:cs="Segoe UI" w:ascii="Segoe UI" w:hAnsi="Segoe UI"/>
-                <w:color w:val="101820"/>
-                <w:kern w:val="0"/>
-                <w:sz w:val="18"/>
-                <w:szCs w:val="24"/>
-                <w:lang w:val="en-US" w:eastAsia="ja-JP" w:bidi="ar-SA"/>
-              </w:rPr>
-              <w:t>iorta TechNXT, at day rates after the 30-day warranty</w:t>
+            <w:tcW w:w="2254" w:type="dxa"/>
+            <w:tcBorders>
+              <w:top w:val="single" w:sz="4" w:space="0" w:color="BFC7D1"/>
+              <w:left w:val="single" w:sz="4" w:space="0" w:color="BFC7D1"/>
+              <w:bottom w:val="single" w:sz="4" w:space="0" w:color="BFC7D1"/>
+              <w:right w:val="single" w:sz="4" w:space="0" w:color="BFC7D1"/>
+            </w:tcBorders>
+          </w:tcPr>
+          <w:p>
+            <w:pPr>
+              <w:pStyle w:val="Normal"/>
+              <w:widowControl/>
+              <w:spacing w:lineRule="auto" w:line="240" w:before="0" w:after="20"/>
+              <w:jc w:val="left"/>
+              <w:rPr>
+                <w:rFonts w:ascii="Aptos" w:hAnsi="Aptos" w:eastAsia="ＭＳ 明朝" w:cs="Arial"/>
+                <w:kern w:val="0"/>
+                <w:sz w:val="24"/>
+                <w:szCs w:val="24"/>
+                <w:lang w:val="en-US" w:eastAsia="ja-JP" w:bidi="ar-SA"/>
+              </w:rPr>
+            </w:pPr>
+            <w:r>
+              <w:rPr>
+                <w:rFonts w:eastAsia="Segoe UI" w:cs="Segoe UI" w:ascii="Segoe UI" w:hAnsi="Segoe UI"/>
+                <w:color w:val="101820"/>
+                <w:kern w:val="0"/>
+                <w:sz w:val="18"/>
+                <w:szCs w:val="24"/>
+                <w:lang w:val="en-US" w:eastAsia="ja-JP" w:bidi="ar-SA"/>
+              </w:rPr>
+              <w:t>Change requests merged into the product line</w:t>
+            </w:r>
+          </w:p>
+        </w:tc>
+        <w:tc>
+          <w:tcPr>
+            <w:tcW w:w="2254" w:type="dxa"/>
+            <w:tcBorders>
+              <w:top w:val="single" w:sz="4" w:space="0" w:color="BFC7D1"/>
+              <w:left w:val="single" w:sz="4" w:space="0" w:color="BFC7D1"/>
+              <w:bottom w:val="single" w:sz="4" w:space="0" w:color="BFC7D1"/>
+              <w:right w:val="single" w:sz="4" w:space="0" w:color="BFC7D1"/>
+            </w:tcBorders>
+          </w:tcPr>
+          <w:p>
+            <w:pPr>
+              <w:pStyle w:val="Normal"/>
+              <w:widowControl/>
+              <w:spacing w:lineRule="auto" w:line="240" w:before="0" w:after="20"/>
+              <w:jc w:val="left"/>
+              <w:rPr>
+                <w:rFonts w:ascii="Aptos" w:hAnsi="Aptos" w:eastAsia="ＭＳ 明朝" w:cs="Arial"/>
+                <w:kern w:val="0"/>
+                <w:sz w:val="24"/>
+                <w:szCs w:val="24"/>
+                <w:lang w:val="en-US" w:eastAsia="ja-JP" w:bidi="ar-SA"/>
+              </w:rPr>
+            </w:pPr>
+            <w:r>
+              <w:rPr>
+                <w:rFonts w:eastAsia="Segoe UI" w:cs="Segoe UI" w:ascii="Segoe UI" w:hAnsi="Segoe UI"/>
+                <w:color w:val="101820"/>
+                <w:kern w:val="0"/>
+                <w:sz w:val="18"/>
+                <w:szCs w:val="24"/>
+                <w:lang w:val="en-US" w:eastAsia="ja-JP" w:bidi="ar-SA"/>
+              </w:rPr>
+              <w:t>Changes that iorta TechNXT decides to add to the product for all clients</w:t>
+            </w:r>
+          </w:p>
+        </w:tc>
+        <w:tc>
+          <w:tcPr>
+            <w:tcW w:w="2254" w:type="dxa"/>
+            <w:tcBorders>
+              <w:top w:val="single" w:sz="4" w:space="0" w:color="BFC7D1"/>
+              <w:left w:val="single" w:sz="4" w:space="0" w:color="BFC7D1"/>
+              <w:bottom w:val="single" w:sz="4" w:space="0" w:color="BFC7D1"/>
+              <w:right w:val="single" w:sz="4" w:space="0" w:color="BFC7D1"/>
+            </w:tcBorders>
+          </w:tcPr>
+          <w:p>
+            <w:pPr>
+              <w:pStyle w:val="Normal"/>
+              <w:widowControl/>
+              <w:spacing w:lineRule="auto" w:line="240" w:before="0" w:after="20"/>
+              <w:jc w:val="left"/>
+              <w:rPr>
+                <w:rFonts w:ascii="Aptos" w:hAnsi="Aptos" w:eastAsia="ＭＳ 明朝" w:cs="Arial"/>
+                <w:kern w:val="0"/>
+                <w:sz w:val="24"/>
+                <w:szCs w:val="24"/>
+                <w:lang w:val="en-US" w:eastAsia="ja-JP" w:bidi="ar-SA"/>
+              </w:rPr>
+            </w:pPr>
+            <w:r>
+              <w:rPr>
+                <w:rFonts w:eastAsia="Segoe UI" w:cs="Segoe UI" w:ascii="Segoe UI" w:hAnsi="Segoe UI"/>
+                <w:color w:val="101820"/>
+                <w:kern w:val="0"/>
+                <w:sz w:val="18"/>
+                <w:szCs w:val="24"/>
+                <w:lang w:val="en-US" w:eastAsia="ja-JP" w:bidi="ar-SA"/>
+              </w:rPr>
+              <w:t>Day rates, once, by the client who asked</w:t>
+            </w:r>
+          </w:p>
+        </w:tc>
+        <w:tc>
+          <w:tcPr>
+            <w:tcW w:w="2253" w:type="dxa"/>
+            <w:tcBorders>
+              <w:top w:val="single" w:sz="4" w:space="0" w:color="BFC7D1"/>
+              <w:left w:val="single" w:sz="4" w:space="0" w:color="BFC7D1"/>
+              <w:bottom w:val="single" w:sz="4" w:space="0" w:color="BFC7D1"/>
+              <w:right w:val="single" w:sz="4" w:space="0" w:color="BFC7D1"/>
+            </w:tcBorders>
+          </w:tcPr>
+          <w:p>
+            <w:pPr>
+              <w:pStyle w:val="Normal"/>
+              <w:widowControl/>
+              <w:spacing w:lineRule="auto" w:line="240" w:before="0" w:after="20"/>
+              <w:jc w:val="left"/>
+              <w:rPr>
+                <w:rFonts w:ascii="Aptos" w:hAnsi="Aptos" w:eastAsia="ＭＳ 明朝" w:cs="Arial"/>
+                <w:kern w:val="0"/>
+                <w:sz w:val="24"/>
+                <w:szCs w:val="24"/>
+                <w:lang w:val="en-US" w:eastAsia="ja-JP" w:bidi="ar-SA"/>
+              </w:rPr>
+            </w:pPr>
+            <w:r>
+              <w:rPr>
+                <w:rFonts w:eastAsia="Segoe UI" w:cs="Segoe UI" w:ascii="Segoe UI" w:hAnsi="Segoe UI"/>
+                <w:color w:val="101820"/>
+                <w:kern w:val="0"/>
+                <w:sz w:val="18"/>
+                <w:szCs w:val="24"/>
+                <w:lang w:val="en-US" w:eastAsia="ja-JP" w:bidi="ar-SA"/>
+              </w:rPr>
+              <w:t>iorta TechNXT, under the AMC or the subscription</w:t>
             </w:r>
           </w:p>
         </w:tc>
@@ -8864,149 +9336,149 @@
         <w:trPr/>
         <w:tc>
           <w:tcPr>
-            <w:tcW w:w="2203" w:type="dxa"/>
-            <w:tcBorders>
-              <w:top w:val="single" w:sz="4" w:space="0" w:color="BFC7D1"/>
-              <w:left w:val="single" w:sz="4" w:space="0" w:color="BFC7D1"/>
-              <w:bottom w:val="single" w:sz="4" w:space="0" w:color="BFC7D1"/>
-              <w:right w:val="single" w:sz="4" w:space="0" w:color="BFC7D1"/>
-            </w:tcBorders>
-          </w:tcPr>
-          <w:p>
-            <w:pPr>
-              <w:pStyle w:val="Normal"/>
-              <w:widowControl/>
-              <w:spacing w:lineRule="auto" w:line="240" w:before="0" w:after="20"/>
-              <w:jc w:val="left"/>
-              <w:rPr>
-                <w:rFonts w:ascii="Aptos" w:hAnsi="Aptos" w:eastAsia="ＭＳ 明朝" w:cs="Arial"/>
-                <w:kern w:val="0"/>
-                <w:sz w:val="24"/>
-                <w:szCs w:val="24"/>
-                <w:lang w:val="en-US" w:eastAsia="ja-JP" w:bidi="ar-SA"/>
-              </w:rPr>
-            </w:pPr>
-            <w:r>
-              <w:rPr>
-                <w:rFonts w:eastAsia="Segoe UI" w:cs="Segoe UI" w:ascii="Segoe UI" w:hAnsi="Segoe UI"/>
-                <w:color w:val="101820"/>
-                <w:kern w:val="0"/>
-                <w:sz w:val="18"/>
-                <w:szCs w:val="24"/>
-                <w:lang w:val="en-US" w:eastAsia="ja-JP" w:bidi="ar-SA"/>
-              </w:rPr>
-              <w:t>Services</w:t>
-            </w:r>
-          </w:p>
-        </w:tc>
-        <w:tc>
-          <w:tcPr>
-            <w:tcW w:w="2404" w:type="dxa"/>
-            <w:tcBorders>
-              <w:top w:val="single" w:sz="4" w:space="0" w:color="BFC7D1"/>
-              <w:left w:val="single" w:sz="4" w:space="0" w:color="BFC7D1"/>
-              <w:bottom w:val="single" w:sz="4" w:space="0" w:color="BFC7D1"/>
-              <w:right w:val="single" w:sz="4" w:space="0" w:color="BFC7D1"/>
-            </w:tcBorders>
-          </w:tcPr>
-          <w:p>
-            <w:pPr>
-              <w:pStyle w:val="Normal"/>
-              <w:widowControl/>
-              <w:spacing w:lineRule="auto" w:line="240" w:before="0" w:after="20"/>
-              <w:jc w:val="left"/>
-              <w:rPr>
-                <w:rFonts w:ascii="Aptos" w:hAnsi="Aptos" w:eastAsia="ＭＳ 明朝" w:cs="Arial"/>
-                <w:kern w:val="0"/>
-                <w:sz w:val="24"/>
-                <w:szCs w:val="24"/>
-                <w:lang w:val="en-US" w:eastAsia="ja-JP" w:bidi="ar-SA"/>
-              </w:rPr>
-            </w:pPr>
-            <w:r>
-              <w:rPr>
-                <w:rFonts w:eastAsia="Segoe UI" w:cs="Segoe UI" w:ascii="Segoe UI" w:hAnsi="Segoe UI"/>
-                <w:color w:val="101820"/>
-                <w:kern w:val="0"/>
-                <w:sz w:val="18"/>
-                <w:szCs w:val="24"/>
-                <w:lang w:val="en-US" w:eastAsia="ja-JP" w:bidi="ar-SA"/>
-              </w:rPr>
-              <w:t>Implementation, data migration, training, hosting, integrations, extra environments, exit assistance</w:t>
-            </w:r>
-          </w:p>
-        </w:tc>
-        <w:tc>
-          <w:tcPr>
-            <w:tcW w:w="2002" w:type="dxa"/>
-            <w:tcBorders>
-              <w:top w:val="single" w:sz="4" w:space="0" w:color="BFC7D1"/>
-              <w:left w:val="single" w:sz="4" w:space="0" w:color="BFC7D1"/>
-              <w:bottom w:val="single" w:sz="4" w:space="0" w:color="BFC7D1"/>
-              <w:right w:val="single" w:sz="4" w:space="0" w:color="BFC7D1"/>
-            </w:tcBorders>
-          </w:tcPr>
-          <w:p>
-            <w:pPr>
-              <w:pStyle w:val="Normal"/>
-              <w:widowControl/>
-              <w:spacing w:lineRule="auto" w:line="240" w:before="0" w:after="20"/>
-              <w:jc w:val="left"/>
-              <w:rPr>
-                <w:rFonts w:ascii="Aptos" w:hAnsi="Aptos" w:eastAsia="ＭＳ 明朝" w:cs="Arial"/>
-                <w:kern w:val="0"/>
-                <w:sz w:val="24"/>
-                <w:szCs w:val="24"/>
-                <w:lang w:val="en-US" w:eastAsia="ja-JP" w:bidi="ar-SA"/>
-              </w:rPr>
-            </w:pPr>
-            <w:r>
-              <w:rPr>
-                <w:rFonts w:eastAsia="Segoe UI" w:cs="Segoe UI" w:ascii="Segoe UI" w:hAnsi="Segoe UI"/>
-                <w:color w:val="101820"/>
-                <w:kern w:val="0"/>
-                <w:sz w:val="18"/>
-                <w:szCs w:val="24"/>
-                <w:lang w:val="en-US" w:eastAsia="ja-JP" w:bidi="ar-SA"/>
-              </w:rPr>
-              <w:t>Rate Annex</w:t>
-            </w:r>
-          </w:p>
-        </w:tc>
-        <w:tc>
-          <w:tcPr>
-            <w:tcW w:w="2404" w:type="dxa"/>
-            <w:tcBorders>
-              <w:top w:val="single" w:sz="4" w:space="0" w:color="BFC7D1"/>
-              <w:left w:val="single" w:sz="4" w:space="0" w:color="BFC7D1"/>
-              <w:bottom w:val="single" w:sz="4" w:space="0" w:color="BFC7D1"/>
-              <w:right w:val="single" w:sz="4" w:space="0" w:color="BFC7D1"/>
-            </w:tcBorders>
-          </w:tcPr>
-          <w:p>
-            <w:pPr>
-              <w:pStyle w:val="Normal"/>
-              <w:widowControl/>
-              <w:spacing w:lineRule="auto" w:line="240" w:before="0" w:after="20"/>
-              <w:jc w:val="left"/>
-              <w:rPr>
-                <w:rFonts w:ascii="Aptos" w:hAnsi="Aptos" w:eastAsia="ＭＳ 明朝" w:cs="Arial"/>
-                <w:kern w:val="0"/>
-                <w:sz w:val="24"/>
-                <w:szCs w:val="24"/>
-                <w:lang w:val="en-US" w:eastAsia="ja-JP" w:bidi="ar-SA"/>
-              </w:rPr>
-            </w:pPr>
-            <w:r>
-              <w:rPr>
-                <w:rFonts w:eastAsia="Segoe UI" w:cs="Segoe UI" w:ascii="Segoe UI" w:hAnsi="Segoe UI"/>
-                <w:color w:val="101820"/>
-                <w:kern w:val="0"/>
-                <w:sz w:val="18"/>
-                <w:szCs w:val="24"/>
-                <w:lang w:val="en-US" w:eastAsia="ja-JP" w:bidi="ar-SA"/>
-              </w:rPr>
-              <w:t>iorta TechNXT</w:t>
+            <w:tcW w:w="2254" w:type="dxa"/>
+            <w:tcBorders>
+              <w:top w:val="single" w:sz="4" w:space="0" w:color="BFC7D1"/>
+              <w:left w:val="single" w:sz="4" w:space="0" w:color="BFC7D1"/>
+              <w:bottom w:val="single" w:sz="4" w:space="0" w:color="BFC7D1"/>
+              <w:right w:val="single" w:sz="4" w:space="0" w:color="BFC7D1"/>
+            </w:tcBorders>
+          </w:tcPr>
+          <w:p>
+            <w:pPr>
+              <w:pStyle w:val="Normal"/>
+              <w:widowControl/>
+              <w:spacing w:lineRule="auto" w:line="240" w:before="0" w:after="20"/>
+              <w:jc w:val="left"/>
+              <w:rPr>
+                <w:rFonts w:ascii="Aptos" w:hAnsi="Aptos" w:eastAsia="ＭＳ 明朝" w:cs="Arial"/>
+                <w:kern w:val="0"/>
+                <w:sz w:val="24"/>
+                <w:szCs w:val="24"/>
+                <w:lang w:val="en-US" w:eastAsia="ja-JP" w:bidi="ar-SA"/>
+              </w:rPr>
+            </w:pPr>
+            <w:r>
+              <w:rPr>
+                <w:rFonts w:eastAsia="Segoe UI" w:cs="Segoe UI" w:ascii="Segoe UI" w:hAnsi="Segoe UI"/>
+                <w:color w:val="101820"/>
+                <w:kern w:val="0"/>
+                <w:sz w:val="18"/>
+                <w:szCs w:val="24"/>
+                <w:lang w:val="en-US" w:eastAsia="ja-JP" w:bidi="ar-SA"/>
+              </w:rPr>
+              <w:t>Change requests not merged</w:t>
+            </w:r>
+          </w:p>
+        </w:tc>
+        <w:tc>
+          <w:tcPr>
+            <w:tcW w:w="2254" w:type="dxa"/>
+            <w:tcBorders>
+              <w:top w:val="single" w:sz="4" w:space="0" w:color="BFC7D1"/>
+              <w:left w:val="single" w:sz="4" w:space="0" w:color="BFC7D1"/>
+              <w:bottom w:val="single" w:sz="4" w:space="0" w:color="BFC7D1"/>
+              <w:right w:val="single" w:sz="4" w:space="0" w:color="BFC7D1"/>
+            </w:tcBorders>
+          </w:tcPr>
+          <w:p>
+            <w:pPr>
+              <w:pStyle w:val="Normal"/>
+              <w:widowControl/>
+              <w:spacing w:lineRule="auto" w:line="240" w:before="0" w:after="20"/>
+              <w:jc w:val="left"/>
+              <w:rPr>
+                <w:rFonts w:ascii="Aptos" w:hAnsi="Aptos" w:eastAsia="ＭＳ 明朝" w:cs="Arial"/>
+                <w:kern w:val="0"/>
+                <w:sz w:val="24"/>
+                <w:szCs w:val="24"/>
+                <w:lang w:val="en-US" w:eastAsia="ja-JP" w:bidi="ar-SA"/>
+              </w:rPr>
+            </w:pPr>
+            <w:r>
+              <w:rPr>
+                <w:rFonts w:eastAsia="Segoe UI" w:cs="Segoe UI" w:ascii="Segoe UI" w:hAnsi="Segoe UI"/>
+                <w:color w:val="101820"/>
+                <w:kern w:val="0"/>
+                <w:sz w:val="18"/>
+                <w:szCs w:val="24"/>
+                <w:lang w:val="en-US" w:eastAsia="ja-JP" w:bidi="ar-SA"/>
+              </w:rPr>
+              <w:t>Client-specific changes</w:t>
+            </w:r>
+          </w:p>
+        </w:tc>
+        <w:tc>
+          <w:tcPr>
+            <w:tcW w:w="2254" w:type="dxa"/>
+            <w:tcBorders>
+              <w:top w:val="single" w:sz="4" w:space="0" w:color="BFC7D1"/>
+              <w:left w:val="single" w:sz="4" w:space="0" w:color="BFC7D1"/>
+              <w:bottom w:val="single" w:sz="4" w:space="0" w:color="BFC7D1"/>
+              <w:right w:val="single" w:sz="4" w:space="0" w:color="BFC7D1"/>
+            </w:tcBorders>
+          </w:tcPr>
+          <w:p>
+            <w:pPr>
+              <w:pStyle w:val="Normal"/>
+              <w:widowControl/>
+              <w:spacing w:lineRule="auto" w:line="240" w:before="0" w:after="20"/>
+              <w:jc w:val="left"/>
+              <w:rPr>
+                <w:rFonts w:ascii="Aptos" w:hAnsi="Aptos" w:eastAsia="ＭＳ 明朝" w:cs="Arial"/>
+                <w:kern w:val="0"/>
+                <w:sz w:val="24"/>
+                <w:szCs w:val="24"/>
+                <w:lang w:val="en-US" w:eastAsia="ja-JP" w:bidi="ar-SA"/>
+              </w:rPr>
+            </w:pPr>
+            <w:r>
+              <w:rPr>
+                <w:rFonts w:eastAsia="Segoe UI" w:cs="Segoe UI" w:ascii="Segoe UI" w:hAnsi="Segoe UI"/>
+                <w:color w:val="101820"/>
+                <w:kern w:val="0"/>
+                <w:sz w:val="18"/>
+                <w:szCs w:val="24"/>
+                <w:lang w:val="en-US" w:eastAsia="ja-JP" w:bidi="ar-SA"/>
+              </w:rPr>
+              <w:t>Day rates</w:t>
+            </w:r>
+          </w:p>
+        </w:tc>
+        <w:tc>
+          <w:tcPr>
+            <w:tcW w:w="2253" w:type="dxa"/>
+            <w:tcBorders>
+              <w:top w:val="single" w:sz="4" w:space="0" w:color="BFC7D1"/>
+              <w:left w:val="single" w:sz="4" w:space="0" w:color="BFC7D1"/>
+              <w:bottom w:val="single" w:sz="4" w:space="0" w:color="BFC7D1"/>
+              <w:right w:val="single" w:sz="4" w:space="0" w:color="BFC7D1"/>
+            </w:tcBorders>
+          </w:tcPr>
+          <w:p>
+            <w:pPr>
+              <w:pStyle w:val="Normal"/>
+              <w:widowControl/>
+              <w:spacing w:lineRule="auto" w:line="240" w:before="0" w:after="20"/>
+              <w:jc w:val="left"/>
+              <w:rPr>
+                <w:rFonts w:ascii="Aptos" w:hAnsi="Aptos" w:eastAsia="ＭＳ 明朝" w:cs="Arial"/>
+                <w:kern w:val="0"/>
+                <w:sz w:val="24"/>
+                <w:szCs w:val="24"/>
+                <w:lang w:val="en-US" w:eastAsia="ja-JP" w:bidi="ar-SA"/>
+              </w:rPr>
+            </w:pPr>
+            <w:r>
+              <w:rPr>
+                <w:rFonts w:eastAsia="Segoe UI" w:cs="Segoe UI" w:ascii="Segoe UI" w:hAnsi="Segoe UI"/>
+                <w:color w:val="101820"/>
+                <w:kern w:val="0"/>
+                <w:sz w:val="18"/>
+                <w:szCs w:val="24"/>
+                <w:lang w:val="en-US" w:eastAsia="ja-JP" w:bidi="ar-SA"/>
+              </w:rPr>
+              <w:t>iorta TechNXT, at day rates after the 30-day warranty</w:t>
             </w:r>
           </w:p>
         </w:tc>
@@ -9015,7 +9487,158 @@
         <w:trPr/>
         <w:tc>
           <w:tcPr>
-            <w:tcW w:w="2203" w:type="dxa"/>
+            <w:tcW w:w="2254" w:type="dxa"/>
+            <w:tcBorders>
+              <w:top w:val="single" w:sz="4" w:space="0" w:color="BFC7D1"/>
+              <w:left w:val="single" w:sz="4" w:space="0" w:color="BFC7D1"/>
+              <w:bottom w:val="single" w:sz="4" w:space="0" w:color="BFC7D1"/>
+              <w:right w:val="single" w:sz="4" w:space="0" w:color="BFC7D1"/>
+            </w:tcBorders>
+          </w:tcPr>
+          <w:p>
+            <w:pPr>
+              <w:pStyle w:val="Normal"/>
+              <w:widowControl/>
+              <w:spacing w:lineRule="auto" w:line="240" w:before="0" w:after="20"/>
+              <w:jc w:val="left"/>
+              <w:rPr>
+                <w:rFonts w:ascii="Aptos" w:hAnsi="Aptos" w:eastAsia="ＭＳ 明朝" w:cs="Arial"/>
+                <w:kern w:val="0"/>
+                <w:sz w:val="24"/>
+                <w:szCs w:val="24"/>
+                <w:lang w:val="en-US" w:eastAsia="ja-JP" w:bidi="ar-SA"/>
+              </w:rPr>
+            </w:pPr>
+            <w:r>
+              <w:rPr>
+                <w:rFonts w:eastAsia="Segoe UI" w:cs="Segoe UI" w:ascii="Segoe UI" w:hAnsi="Segoe UI"/>
+                <w:color w:val="101820"/>
+                <w:kern w:val="0"/>
+                <w:sz w:val="18"/>
+                <w:szCs w:val="24"/>
+                <w:lang w:val="en-US" w:eastAsia="ja-JP" w:bidi="ar-SA"/>
+              </w:rPr>
+              <w:t>Services</w:t>
+            </w:r>
+          </w:p>
+        </w:tc>
+        <w:tc>
+          <w:tcPr>
+            <w:tcW w:w="2254" w:type="dxa"/>
+            <w:tcBorders>
+              <w:top w:val="single" w:sz="4" w:space="0" w:color="BFC7D1"/>
+              <w:left w:val="single" w:sz="4" w:space="0" w:color="BFC7D1"/>
+              <w:bottom w:val="single" w:sz="4" w:space="0" w:color="BFC7D1"/>
+              <w:right w:val="single" w:sz="4" w:space="0" w:color="BFC7D1"/>
+            </w:tcBorders>
+          </w:tcPr>
+          <w:p>
+            <w:pPr>
+              <w:pStyle w:val="Normal"/>
+              <w:widowControl/>
+              <w:spacing w:lineRule="auto" w:line="240" w:before="0" w:after="20"/>
+              <w:jc w:val="left"/>
+              <w:rPr>
+                <w:rFonts w:ascii="Aptos" w:hAnsi="Aptos" w:eastAsia="ＭＳ 明朝" w:cs="Arial"/>
+                <w:kern w:val="0"/>
+                <w:sz w:val="24"/>
+                <w:szCs w:val="24"/>
+                <w:lang w:val="en-US" w:eastAsia="ja-JP" w:bidi="ar-SA"/>
+              </w:rPr>
+            </w:pPr>
+            <w:r>
+              <w:rPr>
+                <w:rFonts w:eastAsia="Segoe UI" w:cs="Segoe UI" w:ascii="Segoe UI" w:hAnsi="Segoe UI"/>
+                <w:color w:val="101820"/>
+                <w:kern w:val="0"/>
+                <w:sz w:val="18"/>
+                <w:szCs w:val="24"/>
+                <w:lang w:val="en-US" w:eastAsia="ja-JP" w:bidi="ar-SA"/>
+              </w:rPr>
+              <w:t>Implementation, data migration, training, hosting, new integrations beyond the delivered connectors, extra environments, exit assistance</w:t>
+            </w:r>
+          </w:p>
+        </w:tc>
+        <w:tc>
+          <w:tcPr>
+            <w:tcW w:w="2254" w:type="dxa"/>
+            <w:tcBorders>
+              <w:top w:val="single" w:sz="4" w:space="0" w:color="BFC7D1"/>
+              <w:left w:val="single" w:sz="4" w:space="0" w:color="BFC7D1"/>
+              <w:bottom w:val="single" w:sz="4" w:space="0" w:color="BFC7D1"/>
+              <w:right w:val="single" w:sz="4" w:space="0" w:color="BFC7D1"/>
+            </w:tcBorders>
+          </w:tcPr>
+          <w:p>
+            <w:pPr>
+              <w:pStyle w:val="Normal"/>
+              <w:widowControl/>
+              <w:spacing w:lineRule="auto" w:line="240" w:before="0" w:after="20"/>
+              <w:jc w:val="left"/>
+              <w:rPr>
+                <w:rFonts w:ascii="Aptos" w:hAnsi="Aptos" w:eastAsia="ＭＳ 明朝" w:cs="Arial"/>
+                <w:kern w:val="0"/>
+                <w:sz w:val="24"/>
+                <w:szCs w:val="24"/>
+                <w:lang w:val="en-US" w:eastAsia="ja-JP" w:bidi="ar-SA"/>
+              </w:rPr>
+            </w:pPr>
+            <w:r>
+              <w:rPr>
+                <w:rFonts w:eastAsia="Segoe UI" w:cs="Segoe UI" w:ascii="Segoe UI" w:hAnsi="Segoe UI"/>
+                <w:color w:val="101820"/>
+                <w:kern w:val="0"/>
+                <w:sz w:val="18"/>
+                <w:szCs w:val="24"/>
+                <w:lang w:val="en-US" w:eastAsia="ja-JP" w:bidi="ar-SA"/>
+              </w:rPr>
+              <w:t>Rate Annex</w:t>
+            </w:r>
+          </w:p>
+        </w:tc>
+        <w:tc>
+          <w:tcPr>
+            <w:tcW w:w="2253" w:type="dxa"/>
+            <w:tcBorders>
+              <w:top w:val="single" w:sz="4" w:space="0" w:color="BFC7D1"/>
+              <w:left w:val="single" w:sz="4" w:space="0" w:color="BFC7D1"/>
+              <w:bottom w:val="single" w:sz="4" w:space="0" w:color="BFC7D1"/>
+              <w:right w:val="single" w:sz="4" w:space="0" w:color="BFC7D1"/>
+            </w:tcBorders>
+          </w:tcPr>
+          <w:p>
+            <w:pPr>
+              <w:pStyle w:val="Normal"/>
+              <w:widowControl/>
+              <w:spacing w:lineRule="auto" w:line="240" w:before="0" w:after="20"/>
+              <w:jc w:val="left"/>
+              <w:rPr>
+                <w:rFonts w:ascii="Aptos" w:hAnsi="Aptos" w:eastAsia="ＭＳ 明朝" w:cs="Arial"/>
+                <w:kern w:val="0"/>
+                <w:sz w:val="24"/>
+                <w:szCs w:val="24"/>
+                <w:lang w:val="en-US" w:eastAsia="ja-JP" w:bidi="ar-SA"/>
+              </w:rPr>
+            </w:pPr>
+            <w:r>
+              <w:rPr>
+                <w:rFonts w:eastAsia="Segoe UI" w:cs="Segoe UI" w:ascii="Segoe UI" w:hAnsi="Segoe UI"/>
+                <w:color w:val="101820"/>
+                <w:kern w:val="0"/>
+                <w:sz w:val="18"/>
+                <w:szCs w:val="24"/>
+                <w:lang w:val="en-US" w:eastAsia="ja-JP" w:bidi="ar-SA"/>
+              </w:rPr>
+              <w:t>iorta TechNXT</w:t>
+            </w:r>
+          </w:p>
+        </w:tc>
+      </w:tr>
+      <w:tr>
+        <w:trPr/>
+        <w:tc>
+          <w:tcPr>
+            <w:tcW w:w="2254" w:type="dxa"/>
             <w:tcBorders>
               <w:top w:val="single" w:sz="4" w:space="0" w:color="BFC7D1"/>
               <w:left w:val="single" w:sz="4" w:space="0" w:color="BFC7D1"/>
@@ -9052,44 +9675,44 @@
         </w:tc>
         <w:tc>
           <w:tcPr>
-            <w:tcW w:w="2404" w:type="dxa"/>
-            <w:tcBorders>
-              <w:top w:val="single" w:sz="4" w:space="0" w:color="BFC7D1"/>
-              <w:left w:val="single" w:sz="4" w:space="0" w:color="BFC7D1"/>
-              <w:bottom w:val="single" w:sz="4" w:space="0" w:color="BFC7D1"/>
-              <w:right w:val="single" w:sz="4" w:space="0" w:color="BFC7D1"/>
-            </w:tcBorders>
-          </w:tcPr>
-          <w:p>
-            <w:pPr>
-              <w:pStyle w:val="Normal"/>
-              <w:widowControl/>
-              <w:spacing w:lineRule="auto" w:line="240" w:before="0" w:after="20"/>
-              <w:jc w:val="left"/>
-              <w:rPr>
-                <w:rFonts w:ascii="Aptos" w:hAnsi="Aptos" w:eastAsia="ＭＳ 明朝" w:cs="Arial"/>
-                <w:kern w:val="0"/>
-                <w:sz w:val="24"/>
-                <w:szCs w:val="24"/>
-                <w:lang w:val="en-US" w:eastAsia="ja-JP" w:bidi="ar-SA"/>
-              </w:rPr>
-            </w:pPr>
-            <w:r>
-              <w:rPr>
-                <w:rFonts w:eastAsia="Segoe UI" w:cs="Segoe UI" w:ascii="Segoe UI" w:hAnsi="Segoe UI"/>
-                <w:color w:val="101820"/>
-                <w:kern w:val="0"/>
-                <w:sz w:val="18"/>
-                <w:szCs w:val="24"/>
-                <w:lang w:val="en-US" w:eastAsia="ja-JP" w:bidi="ar-SA"/>
-              </w:rPr>
-              <w:t>Regulatory filings, tax and legal advice, hardware and networks, data cleansing</w:t>
-            </w:r>
-          </w:p>
-        </w:tc>
-        <w:tc>
-          <w:tcPr>
-            <w:tcW w:w="2002" w:type="dxa"/>
+            <w:tcW w:w="2254" w:type="dxa"/>
+            <w:tcBorders>
+              <w:top w:val="single" w:sz="4" w:space="0" w:color="BFC7D1"/>
+              <w:left w:val="single" w:sz="4" w:space="0" w:color="BFC7D1"/>
+              <w:bottom w:val="single" w:sz="4" w:space="0" w:color="BFC7D1"/>
+              <w:right w:val="single" w:sz="4" w:space="0" w:color="BFC7D1"/>
+            </w:tcBorders>
+          </w:tcPr>
+          <w:p>
+            <w:pPr>
+              <w:pStyle w:val="Normal"/>
+              <w:widowControl/>
+              <w:spacing w:lineRule="auto" w:line="240" w:before="0" w:after="20"/>
+              <w:jc w:val="left"/>
+              <w:rPr>
+                <w:rFonts w:ascii="Aptos" w:hAnsi="Aptos" w:eastAsia="ＭＳ 明朝" w:cs="Arial"/>
+                <w:kern w:val="0"/>
+                <w:sz w:val="24"/>
+                <w:szCs w:val="24"/>
+                <w:lang w:val="en-US" w:eastAsia="ja-JP" w:bidi="ar-SA"/>
+              </w:rPr>
+            </w:pPr>
+            <w:r>
+              <w:rPr>
+                <w:rFonts w:eastAsia="Segoe UI" w:cs="Segoe UI" w:ascii="Segoe UI" w:hAnsi="Segoe UI"/>
+                <w:color w:val="101820"/>
+                <w:kern w:val="0"/>
+                <w:sz w:val="18"/>
+                <w:szCs w:val="24"/>
+                <w:lang w:val="en-US" w:eastAsia="ja-JP" w:bidi="ar-SA"/>
+              </w:rPr>
+              <w:t>Regulatory filings (BIR, IC, AMLC, NPC), tax and legal advice, partner certifications, screening list subscriptions, hardware and networks, data cleansing</w:t>
+            </w:r>
+          </w:p>
+        </w:tc>
+        <w:tc>
+          <w:tcPr>
+            <w:tcW w:w="2254" w:type="dxa"/>
             <w:tcBorders>
               <w:top w:val="single" w:sz="4" w:space="0" w:color="BFC7D1"/>
               <w:left w:val="single" w:sz="4" w:space="0" w:color="BFC7D1"/>
@@ -9126,38 +9749,38 @@
         </w:tc>
         <w:tc>
           <w:tcPr>
-            <w:tcW w:w="2404" w:type="dxa"/>
-            <w:tcBorders>
-              <w:top w:val="single" w:sz="4" w:space="0" w:color="BFC7D1"/>
-              <w:left w:val="single" w:sz="4" w:space="0" w:color="BFC7D1"/>
-              <w:bottom w:val="single" w:sz="4" w:space="0" w:color="BFC7D1"/>
-              <w:right w:val="single" w:sz="4" w:space="0" w:color="BFC7D1"/>
-            </w:tcBorders>
-          </w:tcPr>
-          <w:p>
-            <w:pPr>
-              <w:pStyle w:val="Normal"/>
-              <w:widowControl/>
-              <w:spacing w:lineRule="auto" w:line="240" w:before="0" w:after="20"/>
-              <w:jc w:val="left"/>
-              <w:rPr>
-                <w:rFonts w:ascii="Aptos" w:hAnsi="Aptos" w:eastAsia="ＭＳ 明朝" w:cs="Arial"/>
-                <w:kern w:val="0"/>
-                <w:sz w:val="24"/>
-                <w:szCs w:val="24"/>
-                <w:lang w:val="en-US" w:eastAsia="ja-JP" w:bidi="ar-SA"/>
-              </w:rPr>
-            </w:pPr>
-            <w:r>
-              <w:rPr>
-                <w:rFonts w:eastAsia="Segoe UI" w:cs="Segoe UI" w:ascii="Segoe UI" w:hAnsi="Segoe UI"/>
-                <w:color w:val="101820"/>
-                <w:kern w:val="0"/>
-                <w:sz w:val="18"/>
-                <w:szCs w:val="24"/>
-                <w:lang w:val="en-US" w:eastAsia="ja-JP" w:bidi="ar-SA"/>
-              </w:rPr>
-              <w:t>The broker</w:t>
+            <w:tcW w:w="2253" w:type="dxa"/>
+            <w:tcBorders>
+              <w:top w:val="single" w:sz="4" w:space="0" w:color="BFC7D1"/>
+              <w:left w:val="single" w:sz="4" w:space="0" w:color="BFC7D1"/>
+              <w:bottom w:val="single" w:sz="4" w:space="0" w:color="BFC7D1"/>
+              <w:right w:val="single" w:sz="4" w:space="0" w:color="BFC7D1"/>
+            </w:tcBorders>
+          </w:tcPr>
+          <w:p>
+            <w:pPr>
+              <w:pStyle w:val="Normal"/>
+              <w:widowControl/>
+              <w:spacing w:lineRule="auto" w:line="240" w:before="0" w:after="20"/>
+              <w:jc w:val="left"/>
+              <w:rPr>
+                <w:rFonts w:ascii="Aptos" w:hAnsi="Aptos" w:eastAsia="ＭＳ 明朝" w:cs="Arial"/>
+                <w:kern w:val="0"/>
+                <w:sz w:val="24"/>
+                <w:szCs w:val="24"/>
+                <w:lang w:val="en-US" w:eastAsia="ja-JP" w:bidi="ar-SA"/>
+              </w:rPr>
+            </w:pPr>
+            <w:r>
+              <w:rPr>
+                <w:rFonts w:eastAsia="Segoe UI" w:cs="Segoe UI" w:ascii="Segoe UI" w:hAnsi="Segoe UI"/>
+                <w:color w:val="101820"/>
+                <w:kern w:val="0"/>
+                <w:sz w:val="18"/>
+                <w:szCs w:val="24"/>
+                <w:lang w:val="en-US" w:eastAsia="ja-JP" w:bidi="ar-SA"/>
+              </w:rPr>
+              <w:t>The broker and its partners</w:t>
             </w:r>
           </w:p>
         </w:tc>
@@ -9178,7 +9801,7 @@
         <w:pStyle w:val="Heading2"/>
         <w:rPr/>
       </w:pPr>
-      <w:bookmarkStart w:id="13" w:name="__RefHeading___Toc80835_3066934455"/>
+      <w:bookmarkStart w:id="13" w:name="__RefHeading___Toc42897_1360963153"/>
       <w:bookmarkEnd w:id="13"/>
       <w:r>
         <w:rPr>
@@ -9225,7 +9848,26 @@
           <w:color w:val="101820"/>
           <w:sz w:val="21"/>
         </w:rPr>
-        <w:t>Bank statement files: formats for BDO, BPI and Metrobank and a generic layout are delivered; a new format is added in Master &gt; Finance &gt; Bank Statement Formats without code.</w:t>
+        <w:t>Bank statement files: formats for BDO, BPI and Metrobank and a generic layout; a new format is added in Master &gt; Finance &gt; Bank Statement Formats without code.</w:t>
+      </w:r>
+    </w:p>
+    <w:p>
+      <w:pPr>
+        <w:pStyle w:val="Normal"/>
+        <w:numPr>
+          <w:ilvl w:val="0"/>
+          <w:numId w:val="1"/>
+        </w:numPr>
+        <w:spacing w:before="0" w:after="60"/>
+        <w:rPr/>
+      </w:pPr>
+      <w:r>
+        <w:rPr>
+          <w:rFonts w:eastAsia="Segoe UI" w:cs="Segoe UI" w:ascii="Segoe UI" w:hAnsi="Segoe UI"/>
+          <w:color w:val="101820"/>
+          <w:sz w:val="21"/>
+        </w:rPr>
+        <w:t>Bank payment files (bulk credit, InstaPay, PESONet) with the bank's status file read back; starter layouts for BDO, BPI, Metrobank, Landbank and UnionBank and a generic CSV, each validated with the bank during onboarding.</w:t>
       </w:r>
     </w:p>
     <w:p>
@@ -9263,6 +9905,63 @@
           <w:color w:val="101820"/>
           <w:sz w:val="21"/>
         </w:rPr>
+        <w:t>The integration framework: one outbox and inbox with retries, an attempt log and signed inbound messages, with the connectors SMS, Viber, CTPL authentication, LTO feed and insurer API.</w:t>
+      </w:r>
+    </w:p>
+    <w:p>
+      <w:pPr>
+        <w:pStyle w:val="Normal"/>
+        <w:numPr>
+          <w:ilvl w:val="0"/>
+          <w:numId w:val="1"/>
+        </w:numPr>
+        <w:spacing w:before="0" w:after="60"/>
+        <w:rPr/>
+      </w:pPr>
+      <w:r>
+        <w:rPr>
+          <w:rFonts w:eastAsia="Segoe UI" w:cs="Segoe UI" w:ascii="Segoe UI" w:hAnsi="Segoe UI"/>
+          <w:color w:val="101820"/>
+          <w:sz w:val="21"/>
+        </w:rPr>
+        <w:t>The BIR EIS connector for e-invoices (switched off until the broker is enrolled) and the BIR DAT files of the alphalists.</w:t>
+      </w:r>
+    </w:p>
+    <w:p>
+      <w:pPr>
+        <w:pStyle w:val="Normal"/>
+        <w:numPr>
+          <w:ilvl w:val="0"/>
+          <w:numId w:val="1"/>
+        </w:numPr>
+        <w:spacing w:before="0" w:after="60"/>
+        <w:rPr/>
+      </w:pPr>
+      <w:r>
+        <w:rPr>
+          <w:rFonts w:eastAsia="Segoe UI" w:cs="Segoe UI" w:ascii="Segoe UI" w:hAnsi="Segoe UI"/>
+          <w:color w:val="101820"/>
+          <w:sz w:val="21"/>
+        </w:rPr>
+        <w:t>The AML screening provider connector, besides the screening lists the broker uploads.</w:t>
+      </w:r>
+    </w:p>
+    <w:p>
+      <w:pPr>
+        <w:pStyle w:val="Normal"/>
+        <w:numPr>
+          <w:ilvl w:val="0"/>
+          <w:numId w:val="1"/>
+        </w:numPr>
+        <w:spacing w:before="0" w:after="60"/>
+        <w:rPr/>
+      </w:pPr>
+      <w:r>
+        <w:rPr>
+          <w:rFonts w:eastAsia="Segoe UI" w:cs="Segoe UI" w:ascii="Segoe UI" w:hAnsi="Segoe UI"/>
+          <w:color w:val="101820"/>
+          <w:sz w:val="21"/>
+        </w:rPr>
         <w:t>PayMongo and Dragonpay payment links.</w:t>
       </w:r>
     </w:p>
@@ -9278,7 +9977,7 @@
           <w:color w:val="101820"/>
           <w:sz w:val="21"/>
         </w:rPr>
-        <w:t>Everything else (insurer APIs, core banking, bank payment files, SMS gateways, accounting packages, BIR eFPS or eBIRForms, LTO or IC systems, other payment gateways) is a change request or an optional integration.</w:t>
+        <w:t>Every connector is delivered in test mode or switched off. Going live needs the partner's contract, endpoint and credentials and the partner's acceptance of the interface: iorta TechNXT configures and tests its side, the partner certifies its own. Everything else (core banking, accounting packages, eFPS or eBIRForms e-filing, IC or AMLC portals, other payment gateways, a new kind of connector) is a change request or an optional integration.</w:t>
       </w:r>
       <w:r>
         <w:br w:type="page"/>
@@ -9289,7 +9988,7 @@
         <w:pStyle w:val="Heading1"/>
         <w:rPr/>
       </w:pPr>
-      <w:bookmarkStart w:id="14" w:name="__RefHeading___Toc80837_3066934455"/>
+      <w:bookmarkStart w:id="14" w:name="__RefHeading___Toc42899_1360963153"/>
       <w:bookmarkEnd w:id="14"/>
       <w:r>
         <w:rPr>
@@ -9306,7 +10005,7 @@
         <w:pStyle w:val="Heading2"/>
         <w:rPr/>
       </w:pPr>
-      <w:bookmarkStart w:id="15" w:name="__RefHeading___Toc80839_3066934455"/>
+      <w:bookmarkStart w:id="15" w:name="__RefHeading___Toc42901_1360963153"/>
       <w:bookmarkEnd w:id="15"/>
       <w:r>
         <w:rPr>
@@ -9353,7 +10052,7 @@
         <w:pStyle w:val="Heading2"/>
         <w:rPr/>
       </w:pPr>
-      <w:bookmarkStart w:id="16" w:name="__RefHeading___Toc80841_3066934455"/>
+      <w:bookmarkStart w:id="16" w:name="__RefHeading___Toc42903_1360963153"/>
       <w:bookmarkEnd w:id="16"/>
       <w:r>
         <w:rPr>
@@ -10379,7 +11078,7 @@
         <w:pStyle w:val="Heading2"/>
         <w:rPr/>
       </w:pPr>
-      <w:bookmarkStart w:id="17" w:name="__RefHeading___Toc80843_3066934455"/>
+      <w:bookmarkStart w:id="17" w:name="__RefHeading___Toc42905_1360963153"/>
       <w:bookmarkEnd w:id="17"/>
       <w:r>
         <w:rPr>
@@ -10407,8 +11106,8 @@
         <w:tblLook w:val="04a0" w:noHBand="0" w:noVBand="1" w:firstColumn="1" w:lastRow="0" w:lastColumn="0" w:firstRow="1"/>
       </w:tblPr>
       <w:tblGrid>
-        <w:gridCol w:w="3737"/>
-        <w:gridCol w:w="5277"/>
+        <w:gridCol w:w="4207"/>
+        <w:gridCol w:w="4807"/>
       </w:tblGrid>
       <w:tr>
         <w:trPr>
@@ -10416,7 +11115,7 @@
         </w:trPr>
         <w:tc>
           <w:tcPr>
-            <w:tcW w:w="3737" w:type="dxa"/>
+            <w:tcW w:w="4207" w:type="dxa"/>
             <w:tcBorders>
               <w:top w:val="single" w:sz="4" w:space="0" w:color="BFC7D1"/>
               <w:left w:val="single" w:sz="4" w:space="0" w:color="BFC7D1"/>
@@ -10455,7 +11154,7 @@
         </w:tc>
         <w:tc>
           <w:tcPr>
-            <w:tcW w:w="5277" w:type="dxa"/>
+            <w:tcW w:w="4807" w:type="dxa"/>
             <w:tcBorders>
               <w:top w:val="single" w:sz="4" w:space="0" w:color="BFC7D1"/>
               <w:left w:val="single" w:sz="4" w:space="0" w:color="BFC7D1"/>
@@ -10497,7 +11196,7 @@
         <w:trPr/>
         <w:tc>
           <w:tcPr>
-            <w:tcW w:w="3737" w:type="dxa"/>
+            <w:tcW w:w="4207" w:type="dxa"/>
             <w:tcBorders>
               <w:top w:val="single" w:sz="4" w:space="0" w:color="BFC7D1"/>
               <w:left w:val="single" w:sz="4" w:space="0" w:color="BFC7D1"/>
@@ -10534,7 +11233,7 @@
         </w:tc>
         <w:tc>
           <w:tcPr>
-            <w:tcW w:w="5277" w:type="dxa"/>
+            <w:tcW w:w="4807" w:type="dxa"/>
             <w:tcBorders>
               <w:top w:val="single" w:sz="4" w:space="0" w:color="BFC7D1"/>
               <w:left w:val="single" w:sz="4" w:space="0" w:color="BFC7D1"/>
@@ -10574,7 +11273,7 @@
         <w:trPr/>
         <w:tc>
           <w:tcPr>
-            <w:tcW w:w="3737" w:type="dxa"/>
+            <w:tcW w:w="4207" w:type="dxa"/>
             <w:tcBorders>
               <w:top w:val="single" w:sz="4" w:space="0" w:color="BFC7D1"/>
               <w:left w:val="single" w:sz="4" w:space="0" w:color="BFC7D1"/>
@@ -10611,7 +11310,7 @@
         </w:tc>
         <w:tc>
           <w:tcPr>
-            <w:tcW w:w="5277" w:type="dxa"/>
+            <w:tcW w:w="4807" w:type="dxa"/>
             <w:tcBorders>
               <w:top w:val="single" w:sz="4" w:space="0" w:color="BFC7D1"/>
               <w:left w:val="single" w:sz="4" w:space="0" w:color="BFC7D1"/>
@@ -10651,7 +11350,7 @@
         <w:trPr/>
         <w:tc>
           <w:tcPr>
-            <w:tcW w:w="3737" w:type="dxa"/>
+            <w:tcW w:w="4207" w:type="dxa"/>
             <w:tcBorders>
               <w:top w:val="single" w:sz="4" w:space="0" w:color="BFC7D1"/>
               <w:left w:val="single" w:sz="4" w:space="0" w:color="BFC7D1"/>
@@ -10688,7 +11387,7 @@
         </w:tc>
         <w:tc>
           <w:tcPr>
-            <w:tcW w:w="5277" w:type="dxa"/>
+            <w:tcW w:w="4807" w:type="dxa"/>
             <w:tcBorders>
               <w:top w:val="single" w:sz="4" w:space="0" w:color="BFC7D1"/>
               <w:left w:val="single" w:sz="4" w:space="0" w:color="BFC7D1"/>
@@ -10728,7 +11427,7 @@
         <w:trPr/>
         <w:tc>
           <w:tcPr>
-            <w:tcW w:w="3737" w:type="dxa"/>
+            <w:tcW w:w="4207" w:type="dxa"/>
             <w:tcBorders>
               <w:top w:val="single" w:sz="4" w:space="0" w:color="BFC7D1"/>
               <w:left w:val="single" w:sz="4" w:space="0" w:color="BFC7D1"/>
@@ -10765,7 +11464,7 @@
         </w:tc>
         <w:tc>
           <w:tcPr>
-            <w:tcW w:w="5277" w:type="dxa"/>
+            <w:tcW w:w="4807" w:type="dxa"/>
             <w:tcBorders>
               <w:top w:val="single" w:sz="4" w:space="0" w:color="BFC7D1"/>
               <w:left w:val="single" w:sz="4" w:space="0" w:color="BFC7D1"/>
@@ -10805,7 +11504,7 @@
         <w:trPr/>
         <w:tc>
           <w:tcPr>
-            <w:tcW w:w="3737" w:type="dxa"/>
+            <w:tcW w:w="4207" w:type="dxa"/>
             <w:tcBorders>
               <w:top w:val="single" w:sz="4" w:space="0" w:color="BFC7D1"/>
               <w:left w:val="single" w:sz="4" w:space="0" w:color="BFC7D1"/>
@@ -10842,38 +11541,115 @@
         </w:tc>
         <w:tc>
           <w:tcPr>
-            <w:tcW w:w="5277" w:type="dxa"/>
-            <w:tcBorders>
-              <w:top w:val="single" w:sz="4" w:space="0" w:color="BFC7D1"/>
-              <w:left w:val="single" w:sz="4" w:space="0" w:color="BFC7D1"/>
-              <w:bottom w:val="single" w:sz="4" w:space="0" w:color="BFC7D1"/>
-              <w:right w:val="single" w:sz="4" w:space="0" w:color="BFC7D1"/>
-            </w:tcBorders>
-          </w:tcPr>
-          <w:p>
-            <w:pPr>
-              <w:pStyle w:val="Normal"/>
-              <w:widowControl/>
-              <w:spacing w:lineRule="auto" w:line="240" w:before="0" w:after="20"/>
-              <w:jc w:val="left"/>
-              <w:rPr>
-                <w:rFonts w:ascii="Aptos" w:hAnsi="Aptos" w:eastAsia="ＭＳ 明朝" w:cs="Arial"/>
-                <w:kern w:val="0"/>
-                <w:sz w:val="24"/>
-                <w:szCs w:val="24"/>
-                <w:lang w:val="en-US" w:eastAsia="ja-JP" w:bidi="ar-SA"/>
-              </w:rPr>
-            </w:pPr>
-            <w:r>
-              <w:rPr>
-                <w:rFonts w:eastAsia="Segoe UI" w:cs="Segoe UI" w:ascii="Segoe UI" w:hAnsi="Segoe UI"/>
-                <w:color w:val="101820"/>
-                <w:kern w:val="0"/>
-                <w:sz w:val="18"/>
-                <w:szCs w:val="24"/>
-                <w:lang w:val="en-US" w:eastAsia="ja-JP" w:bidi="ar-SA"/>
-              </w:rPr>
-              <w:t>Data Privacy Act, audit trail, maker-checker, segregation of duties</w:t>
+            <w:tcW w:w="4807" w:type="dxa"/>
+            <w:tcBorders>
+              <w:top w:val="single" w:sz="4" w:space="0" w:color="BFC7D1"/>
+              <w:left w:val="single" w:sz="4" w:space="0" w:color="BFC7D1"/>
+              <w:bottom w:val="single" w:sz="4" w:space="0" w:color="BFC7D1"/>
+              <w:right w:val="single" w:sz="4" w:space="0" w:color="BFC7D1"/>
+            </w:tcBorders>
+          </w:tcPr>
+          <w:p>
+            <w:pPr>
+              <w:pStyle w:val="Normal"/>
+              <w:widowControl/>
+              <w:spacing w:lineRule="auto" w:line="240" w:before="0" w:after="20"/>
+              <w:jc w:val="left"/>
+              <w:rPr>
+                <w:rFonts w:ascii="Aptos" w:hAnsi="Aptos" w:eastAsia="ＭＳ 明朝" w:cs="Arial"/>
+                <w:kern w:val="0"/>
+                <w:sz w:val="24"/>
+                <w:szCs w:val="24"/>
+                <w:lang w:val="en-US" w:eastAsia="ja-JP" w:bidi="ar-SA"/>
+              </w:rPr>
+            </w:pPr>
+            <w:r>
+              <w:rPr>
+                <w:rFonts w:eastAsia="Segoe UI" w:cs="Segoe UI" w:ascii="Segoe UI" w:hAnsi="Segoe UI"/>
+                <w:color w:val="101820"/>
+                <w:kern w:val="0"/>
+                <w:sz w:val="18"/>
+                <w:szCs w:val="24"/>
+                <w:lang w:val="en-US" w:eastAsia="ja-JP" w:bidi="ar-SA"/>
+              </w:rPr>
+              <w:t>AML/CFT programme and AMLC reports, IC licences and complaints, Data Privacy Act and breach notification, audit trail, maker-checker, segregation of duties</w:t>
+            </w:r>
+          </w:p>
+        </w:tc>
+      </w:tr>
+      <w:tr>
+        <w:trPr/>
+        <w:tc>
+          <w:tcPr>
+            <w:tcW w:w="4207" w:type="dxa"/>
+            <w:tcBorders>
+              <w:top w:val="single" w:sz="4" w:space="0" w:color="BFC7D1"/>
+              <w:left w:val="single" w:sz="4" w:space="0" w:color="BFC7D1"/>
+              <w:bottom w:val="single" w:sz="4" w:space="0" w:color="BFC7D1"/>
+              <w:right w:val="single" w:sz="4" w:space="0" w:color="BFC7D1"/>
+            </w:tcBorders>
+          </w:tcPr>
+          <w:p>
+            <w:pPr>
+              <w:pStyle w:val="Normal"/>
+              <w:widowControl/>
+              <w:spacing w:lineRule="auto" w:line="240" w:before="0" w:after="20"/>
+              <w:jc w:val="left"/>
+              <w:rPr>
+                <w:rFonts w:ascii="Aptos" w:hAnsi="Aptos" w:eastAsia="ＭＳ 明朝" w:cs="Arial"/>
+                <w:kern w:val="0"/>
+                <w:sz w:val="24"/>
+                <w:szCs w:val="24"/>
+                <w:lang w:val="en-US" w:eastAsia="ja-JP" w:bidi="ar-SA"/>
+              </w:rPr>
+            </w:pPr>
+            <w:r>
+              <w:rPr>
+                <w:rFonts w:eastAsia="Segoe UI" w:cs="Segoe UI" w:ascii="Segoe UI" w:hAnsi="Segoe UI"/>
+                <w:color w:val="101820"/>
+                <w:kern w:val="0"/>
+                <w:sz w:val="18"/>
+                <w:szCs w:val="24"/>
+                <w:lang w:val="en-US" w:eastAsia="ja-JP" w:bidi="ar-SA"/>
+              </w:rPr>
+              <w:t>Head of a captive agency or dealer channel</w:t>
+            </w:r>
+          </w:p>
+        </w:tc>
+        <w:tc>
+          <w:tcPr>
+            <w:tcW w:w="4807" w:type="dxa"/>
+            <w:tcBorders>
+              <w:top w:val="single" w:sz="4" w:space="0" w:color="BFC7D1"/>
+              <w:left w:val="single" w:sz="4" w:space="0" w:color="BFC7D1"/>
+              <w:bottom w:val="single" w:sz="4" w:space="0" w:color="BFC7D1"/>
+              <w:right w:val="single" w:sz="4" w:space="0" w:color="BFC7D1"/>
+            </w:tcBorders>
+          </w:tcPr>
+          <w:p>
+            <w:pPr>
+              <w:pStyle w:val="Normal"/>
+              <w:widowControl/>
+              <w:spacing w:lineRule="auto" w:line="240" w:before="0" w:after="20"/>
+              <w:jc w:val="left"/>
+              <w:rPr>
+                <w:rFonts w:ascii="Aptos" w:hAnsi="Aptos" w:eastAsia="ＭＳ 明朝" w:cs="Arial"/>
+                <w:kern w:val="0"/>
+                <w:sz w:val="24"/>
+                <w:szCs w:val="24"/>
+                <w:lang w:val="en-US" w:eastAsia="ja-JP" w:bidi="ar-SA"/>
+              </w:rPr>
+            </w:pPr>
+            <w:r>
+              <w:rPr>
+                <w:rFonts w:eastAsia="Segoe UI" w:cs="Segoe UI" w:ascii="Segoe UI" w:hAnsi="Segoe UI"/>
+                <w:color w:val="101820"/>
+                <w:kern w:val="0"/>
+                <w:sz w:val="18"/>
+                <w:szCs w:val="24"/>
+                <w:lang w:val="en-US" w:eastAsia="ja-JP" w:bidi="ar-SA"/>
+              </w:rPr>
+              <w:t>Dealer programmes, bank endorsement letters, fleets, lead assignment</w:t>
             </w:r>
           </w:p>
         </w:tc>
@@ -10901,7 +11677,7 @@
           <w:color w:val="101820"/>
           <w:sz w:val="21"/>
         </w:rPr>
-        <w:t>Typical triggers (assumption): the end of a contract for the current system, a new BIR requirement, an audit finding, growth that the spreadsheets cannot carry, or a new licence.</w:t>
+        <w:t>Typical triggers (assumption): the end of a contract for the current system, a new BIR requirement (EOPT invoicing, e-invoicing), an AMLC or IC examination finding, a complaints-handling or breach-notification obligation, growth that the spreadsheets cannot carry, a new dealer or bank partnership, or a new licence.</w:t>
       </w:r>
     </w:p>
     <w:p>
@@ -10909,7 +11685,7 @@
         <w:pStyle w:val="Heading2"/>
         <w:rPr/>
       </w:pPr>
-      <w:bookmarkStart w:id="18" w:name="__RefHeading___Toc80845_3066934455"/>
+      <w:bookmarkStart w:id="18" w:name="__RefHeading___Toc42907_1360963153"/>
       <w:bookmarkEnd w:id="18"/>
       <w:r>
         <w:rPr>
@@ -11036,7 +11812,7 @@
         <w:pStyle w:val="Heading2"/>
         <w:rPr/>
       </w:pPr>
-      <w:bookmarkStart w:id="19" w:name="__RefHeading___Toc80847_3066934455"/>
+      <w:bookmarkStart w:id="19" w:name="__RefHeading___Toc42909_1360963153"/>
       <w:bookmarkEnd w:id="19"/>
       <w:r>
         <w:rPr>
@@ -11060,7 +11836,7 @@
           <w:color w:val="101820"/>
           <w:sz w:val="21"/>
         </w:rPr>
-        <w:t>iNXT BrokerVerse OOTB at USD 32 to 51 per user per month sits at about 29% of the median price of the global broker systems found (USD 175), which are not localised for Philippine taxes, BIR reports or IC reporting, and at about the per-user price of a generic CRM at its top edition, while including placement, remittance, accounting, reconciliation and BIR working papers. The message is a localised, full broking and accounting platform priced for a market where most brokers earn under PHP 100 million in commission.</w:t>
+        <w:t>iNXT BrokerVerse OOTB at USD 32 to 51 per user per month sits at about 29% of the median price of the global broker systems found (USD 175), which are not localised for Philippine taxes, BIR returns, EOPT invoicing, AMLC reporting or the IC registers, and at about the per-user price of a generic CRM at its top edition, while including placement, remittance, accounting, reconciliation and BIR working papers. The message is a localised, full broking and accounting platform priced for a market where most brokers earn under PHP 100 million in commission.</w:t>
       </w:r>
       <w:r>
         <w:br w:type="page"/>
@@ -11071,7 +11847,7 @@
         <w:pStyle w:val="Heading1"/>
         <w:rPr/>
       </w:pPr>
-      <w:bookmarkStart w:id="20" w:name="__RefHeading___Toc80849_3066934455"/>
+      <w:bookmarkStart w:id="20" w:name="__RefHeading___Toc42911_1360963153"/>
       <w:bookmarkEnd w:id="20"/>
       <w:r>
         <w:rPr>
@@ -11088,7 +11864,7 @@
         <w:pStyle w:val="Heading2"/>
         <w:rPr/>
       </w:pPr>
-      <w:bookmarkStart w:id="21" w:name="__RefHeading___Toc80851_3066934455"/>
+      <w:bookmarkStart w:id="21" w:name="__RefHeading___Toc42913_1360963153"/>
       <w:bookmarkEnd w:id="21"/>
       <w:r>
         <w:rPr>
@@ -11112,7 +11888,22 @@
           <w:color w:val="101820"/>
           <w:sz w:val="21"/>
         </w:rPr>
-        <w:t>All delivered modules are included in every package: dashboards; prospects and clients; Quick Quote and Compare Insurers; motor quotation and customer approval; request for quotation and placement; policy issuance and servicing; endorsements and cancellations; claims; renewals; billing, payments and official receipts; collections and credit control; disbursement and petty cash; remittance to insurers and direct bill; commission and referrers; incentives; general ledger and journals; period end; bank reconciliation; insurer reconciliation; BIR tax working papers (Form 2307, VAT Summary, SAWT, QAP, SLSP); reinsurance; Product Configurator; reports; notifications and e-mail; data privacy; administration, security and configuration.</w:t>
+        <w:t>All delivered modules are included in every package, with no module priced as an add-on: dashboards and My Work; prospects and clients with client onboarding; lead assignment, distribution channels, dealer programmes, fleets, marine open covers, comparison reports and campaigns; Quick Quote and Compare Insurers; motor quotation and customer approval; request for quotation and placement; cover notes; policy issuance and servicing; endorsements and computed cancellations; claims with the document checklist, motor repairs and settlements; renewals; billing, instalment invoices, post-dated cheques, payments and official receipts; collections and credit control; disbursement, accounts payable, bank payment files and petty cash; remittance to insurers and direct bill; commission, referrers and overriding commission from insurers; incentives; general ledger and journals; fixed assets; period end; bank reconciliation; insurer reconciliation; BIR forms and returns (2307, 0619-E, 1601-EQ, 1604-E, 2551Q, VAT Summary, SAWT, QAP, SLSP, DAT files), EOPT sales invoices, the EIS connector and the CAS books pack; the AML/CFT toolkit; the IC and NPC compliance registers; reinsurance and facultative placements; Product Configurator; reports, Report Builder and BI extract; notifications, e-mail, SMS and the integration connectors; data privacy; branding and e-signatures; administration, security, the go-live data workbench and configuration.</w:t>
+      </w:r>
+    </w:p>
+    <w:p>
+      <w:pPr>
+        <w:pStyle w:val="Normal"/>
+        <w:spacing w:lineRule="auto" w:line="276" w:before="0" w:after="120"/>
+        <w:rPr/>
+      </w:pPr>
+      <w:r>
+        <w:rPr>
+          <w:rFonts w:eastAsia="Segoe UI" w:cs="Segoe UI" w:ascii="Segoe UI" w:hAnsi="Segoe UI"/>
+          <w:color w:val="101820"/>
+          <w:sz w:val="21"/>
+        </w:rPr>
+        <w:t>The effort to activate the regulatory modules and to take each connector live with its partner is not in the base implementation fee, which was sized before these modules. It is priced as optional service lines (Rate Card, to confirm by management): activation of the AML/CFT toolkit, of the IC compliance registers and of the BIR pack, go-live of each connector, set-up of each dealer programme and of a client brand pack.</w:t>
       </w:r>
     </w:p>
     <w:p>
@@ -11120,7 +11911,7 @@
         <w:pStyle w:val="Heading2"/>
         <w:rPr/>
       </w:pPr>
-      <w:bookmarkStart w:id="22" w:name="__RefHeading___Toc80853_3066934455"/>
+      <w:bookmarkStart w:id="22" w:name="__RefHeading___Toc42915_1360963153"/>
       <w:bookmarkEnd w:id="22"/>
       <w:r>
         <w:rPr>
@@ -12103,7 +12894,7 @@
         <w:pStyle w:val="Heading2"/>
         <w:rPr/>
       </w:pPr>
-      <w:bookmarkStart w:id="23" w:name="__RefHeading___Toc80855_3066934455"/>
+      <w:bookmarkStart w:id="23" w:name="__RefHeading___Toc42917_1360963153"/>
       <w:bookmarkEnd w:id="23"/>
       <w:r>
         <w:rPr>
@@ -13308,7 +14099,7 @@
         <w:pStyle w:val="Heading2"/>
         <w:rPr/>
       </w:pPr>
-      <w:bookmarkStart w:id="24" w:name="__RefHeading___Toc80857_3066934455"/>
+      <w:bookmarkStart w:id="24" w:name="__RefHeading___Toc42919_1360963153"/>
       <w:bookmarkEnd w:id="24"/>
       <w:r>
         <w:rPr>
@@ -14738,7 +15529,7 @@
         <w:pStyle w:val="Heading2"/>
         <w:rPr/>
       </w:pPr>
-      <w:bookmarkStart w:id="25" w:name="__RefHeading___Toc80859_3066934455"/>
+      <w:bookmarkStart w:id="25" w:name="__RefHeading___Toc42921_1360963153"/>
       <w:bookmarkEnd w:id="25"/>
       <w:r>
         <w:rPr>
@@ -15943,7 +16734,7 @@
         <w:pStyle w:val="Heading2"/>
         <w:rPr/>
       </w:pPr>
-      <w:bookmarkStart w:id="26" w:name="__RefHeading___Toc80861_3066934455"/>
+      <w:bookmarkStart w:id="26" w:name="__RefHeading___Toc42923_1360963153"/>
       <w:bookmarkEnd w:id="26"/>
       <w:r>
         <w:rPr>
@@ -15967,7 +16758,7 @@
           <w:color w:val="101820"/>
           <w:sz w:val="21"/>
         </w:rPr>
-        <w:t>Additional environments (PHP 100,000.00 set-up, PHP 11,000.00 a month hosted), training beyond the included days (PHP 30,000.00 per trainer day), data migration beyond the standard templates (PHP 240,000.00 per legacy source), integrations (standard PHP 320,000.00, complex PHP 720,000.00), additional line of business after go-live (PHP 100,000.00), new report or document template (typical PHP 60,000.00), on-site days (PHP 20,000.00), 24x7 Severity 1 support (Small PHP 240,000.00 to Enterprise PHP 1,500,000.00 a year), change requests at day rates (business analyst PHP 18,000.00, developer PHP 16,000.00, QA engineer PHP 12,000.00, project manager PHP 22,000.00, blended PHP 16,100.00). The Service Catalogue and Rate Annex holds the full list.</w:t>
+        <w:t>Additional environments (PHP 100,000.00 set-up, PHP 11,000.00 a month hosted), training beyond the included days (PHP 30,000.00 per trainer day), data migration beyond the standard templates (PHP 240,000.00 per legacy source), new integrations beyond the delivered connectors (standard PHP 320,000.00, complex PHP 720,000.00), the go-live of a delivered connector with one partner (PHP 80,000.00 per connector, to confirm by management), activation of the AML/CFT toolkit, the IC compliance registers or the BIR pack (PHP 130,000.00, PHP 100,000.00 and PHP 130,000.00, to confirm by management), set-up of a dealer programme (PHP 50,000.00 per programme, to confirm by management) and of a client brand pack (PHP 30,000.00, to confirm by management), additional line of business after go-live (PHP 100,000.00), new report or document template (typical PHP 60,000.00), on-site days (PHP 20,000.00), 24x7 Severity 1 support (Small PHP 240,000.00 to Enterprise PHP 1,500,000.00 a year), change requests at day rates (business analyst PHP 18,000.00, developer PHP 16,000.00, QA engineer PHP 12,000.00, project manager PHP 22,000.00, blended PHP 16,100.00). The Service Catalogue and Rate Annex holds the full list.</w:t>
       </w:r>
       <w:r>
         <w:br w:type="page"/>
@@ -15978,7 +16769,7 @@
         <w:pStyle w:val="Heading1"/>
         <w:rPr/>
       </w:pPr>
-      <w:bookmarkStart w:id="27" w:name="__RefHeading___Toc80863_3066934455"/>
+      <w:bookmarkStart w:id="27" w:name="__RefHeading___Toc42925_1360963153"/>
       <w:bookmarkEnd w:id="27"/>
       <w:r>
         <w:rPr>
@@ -15995,7 +16786,7 @@
         <w:pStyle w:val="Heading2"/>
         <w:rPr/>
       </w:pPr>
-      <w:bookmarkStart w:id="28" w:name="__RefHeading___Toc80865_3066934455"/>
+      <w:bookmarkStart w:id="28" w:name="__RefHeading___Toc42927_1360963153"/>
       <w:bookmarkEnd w:id="28"/>
       <w:r>
         <w:rPr>
@@ -16338,7 +17129,7 @@
                 <w:szCs w:val="24"/>
                 <w:lang w:val="en-US" w:eastAsia="ja-JP" w:bidi="ar-SA"/>
               </w:rPr>
-              <w:t>Brochure; prospect e-mails (cold introduction small or large broker, follow-ups 1 and 2, LinkedIn note, event invitation)</w:t>
+              <w:t>One-page and two-page brochures; prospect e-mails (cold introduction small or large broker, compliance-led introduction, follow-ups 1 and 2, LinkedIn note, event invitation)</w:t>
             </w:r>
           </w:p>
         </w:tc>
@@ -16714,7 +17505,7 @@
                 <w:szCs w:val="24"/>
                 <w:lang w:val="en-US" w:eastAsia="ja-JP" w:bidi="ar-SA"/>
               </w:rPr>
-              <w:t>Demo Script (60 or 30 minutes) on the demo environment with the UAT data set; demo invitation and follow-up e-mails; Mutual NDA if own data is shown</w:t>
+              <w:t>Demo Script (60 or 30 minutes, with the optional segments the prospect asks for) on the demo environment with the UAT data set; demo invitation and follow-up e-mails; Mutual NDA if own data is shown</w:t>
             </w:r>
           </w:p>
         </w:tc>
@@ -18140,7 +18931,7 @@
         <w:pStyle w:val="Heading2"/>
         <w:rPr/>
       </w:pPr>
-      <w:bookmarkStart w:id="29" w:name="__RefHeading___Toc80867_3066934455"/>
+      <w:bookmarkStart w:id="29" w:name="__RefHeading___Toc42929_1360963153"/>
       <w:bookmarkEnd w:id="29"/>
       <w:r>
         <w:rPr>
@@ -18271,7 +19062,7 @@
         <w:pStyle w:val="Heading2"/>
         <w:rPr/>
       </w:pPr>
-      <w:bookmarkStart w:id="30" w:name="__RefHeading___Toc80869_3066934455"/>
+      <w:bookmarkStart w:id="30" w:name="__RefHeading___Toc42931_1360963153"/>
       <w:bookmarkEnd w:id="30"/>
       <w:r>
         <w:rPr>
@@ -19236,7 +20027,7 @@
         <w:pStyle w:val="Heading2"/>
         <w:rPr/>
       </w:pPr>
-      <w:bookmarkStart w:id="31" w:name="__RefHeading___Toc80871_3066934455"/>
+      <w:bookmarkStart w:id="31" w:name="__RefHeading___Toc42933_1360963153"/>
       <w:bookmarkEnd w:id="31"/>
       <w:r>
         <w:rPr>
@@ -20817,7 +21608,7 @@
         <w:pStyle w:val="Heading2"/>
         <w:rPr/>
       </w:pPr>
-      <w:bookmarkStart w:id="32" w:name="__RefHeading___Toc80873_3066934455"/>
+      <w:bookmarkStart w:id="32" w:name="__RefHeading___Toc42935_1360963153"/>
       <w:bookmarkEnd w:id="32"/>
       <w:r>
         <w:rPr>
@@ -20852,7 +21643,7 @@
         <w:pStyle w:val="Heading1"/>
         <w:rPr/>
       </w:pPr>
-      <w:bookmarkStart w:id="33" w:name="__RefHeading___Toc80875_3066934455"/>
+      <w:bookmarkStart w:id="33" w:name="__RefHeading___Toc42937_1360963153"/>
       <w:bookmarkEnd w:id="33"/>
       <w:r>
         <w:rPr>
@@ -20869,7 +21660,7 @@
         <w:pStyle w:val="Heading2"/>
         <w:rPr/>
       </w:pPr>
-      <w:bookmarkStart w:id="34" w:name="__RefHeading___Toc80877_3066934455"/>
+      <w:bookmarkStart w:id="34" w:name="__RefHeading___Toc42939_1360963153"/>
       <w:bookmarkEnd w:id="34"/>
       <w:r>
         <w:rPr>
@@ -22407,7 +23198,7 @@
         <w:pStyle w:val="Heading2"/>
         <w:rPr/>
       </w:pPr>
-      <w:bookmarkStart w:id="35" w:name="__RefHeading___Toc80879_3066934455"/>
+      <w:bookmarkStart w:id="35" w:name="__RefHeading___Toc42941_1360963153"/>
       <w:bookmarkEnd w:id="35"/>
       <w:r>
         <w:rPr>
@@ -23689,7 +24480,7 @@
         <w:pStyle w:val="Heading2"/>
         <w:rPr/>
       </w:pPr>
-      <w:bookmarkStart w:id="36" w:name="__RefHeading___Toc80881_3066934455"/>
+      <w:bookmarkStart w:id="36" w:name="__RefHeading___Toc42943_1360963153"/>
       <w:bookmarkEnd w:id="36"/>
       <w:r>
         <w:rPr>
@@ -24723,7 +25514,7 @@
         <w:pStyle w:val="Heading2"/>
         <w:rPr/>
       </w:pPr>
-      <w:bookmarkStart w:id="37" w:name="__RefHeading___Toc80883_3066934455"/>
+      <w:bookmarkStart w:id="37" w:name="__RefHeading___Toc42945_1360963153"/>
       <w:bookmarkEnd w:id="37"/>
       <w:r>
         <w:rPr>
@@ -24816,7 +25607,7 @@
         <w:pStyle w:val="Heading2"/>
         <w:rPr/>
       </w:pPr>
-      <w:bookmarkStart w:id="38" w:name="__RefHeading___Toc80885_3066934455"/>
+      <w:bookmarkStart w:id="38" w:name="__RefHeading___Toc42947_1360963153"/>
       <w:bookmarkEnd w:id="38"/>
       <w:r>
         <w:rPr>
@@ -24848,7 +25639,7 @@
         <w:pStyle w:val="Heading2"/>
         <w:rPr/>
       </w:pPr>
-      <w:bookmarkStart w:id="39" w:name="__RefHeading___Toc80887_3066934455"/>
+      <w:bookmarkStart w:id="39" w:name="__RefHeading___Toc42949_1360963153"/>
       <w:bookmarkEnd w:id="39"/>
       <w:r>
         <w:rPr>
@@ -25224,7 +26015,7 @@
         <w:pStyle w:val="Heading2"/>
         <w:rPr/>
       </w:pPr>
-      <w:bookmarkStart w:id="40" w:name="__RefHeading___Toc80889_3066934455"/>
+      <w:bookmarkStart w:id="40" w:name="__RefHeading___Toc42951_1360963153"/>
       <w:bookmarkEnd w:id="40"/>
       <w:r>
         <w:rPr>
@@ -25256,7 +26047,7 @@
         <w:pStyle w:val="Heading2"/>
         <w:rPr/>
       </w:pPr>
-      <w:bookmarkStart w:id="41" w:name="__RefHeading___Toc80891_3066934455"/>
+      <w:bookmarkStart w:id="41" w:name="__RefHeading___Toc42953_1360963153"/>
       <w:bookmarkEnd w:id="41"/>
       <w:r>
         <w:rPr>
@@ -25291,7 +26082,7 @@
         <w:pStyle w:val="Heading1"/>
         <w:rPr/>
       </w:pPr>
-      <w:bookmarkStart w:id="42" w:name="__RefHeading___Toc80893_3066934455"/>
+      <w:bookmarkStart w:id="42" w:name="__RefHeading___Toc42955_1360963153"/>
       <w:bookmarkEnd w:id="42"/>
       <w:r>
         <w:rPr>
@@ -25308,7 +26099,7 @@
         <w:pStyle w:val="Heading2"/>
         <w:rPr/>
       </w:pPr>
-      <w:bookmarkStart w:id="43" w:name="__RefHeading___Toc80895_3066934455"/>
+      <w:bookmarkStart w:id="43" w:name="__RefHeading___Toc42957_1360963153"/>
       <w:bookmarkEnd w:id="43"/>
       <w:r>
         <w:rPr>
@@ -25835,7 +26626,7 @@
         <w:pStyle w:val="Heading2"/>
         <w:rPr/>
       </w:pPr>
-      <w:bookmarkStart w:id="44" w:name="__RefHeading___Toc80897_3066934455"/>
+      <w:bookmarkStart w:id="44" w:name="__RefHeading___Toc42959_1360963153"/>
       <w:bookmarkEnd w:id="44"/>
       <w:r>
         <w:rPr>
@@ -26867,7 +27658,7 @@
         <w:pStyle w:val="Heading2"/>
         <w:rPr/>
       </w:pPr>
-      <w:bookmarkStart w:id="45" w:name="__RefHeading___Toc80899_3066934455"/>
+      <w:bookmarkStart w:id="45" w:name="__RefHeading___Toc42961_1360963153"/>
       <w:bookmarkEnd w:id="45"/>
       <w:r>
         <w:rPr>
@@ -27536,7 +28327,7 @@
         <w:pStyle w:val="Heading2"/>
         <w:rPr/>
       </w:pPr>
-      <w:bookmarkStart w:id="46" w:name="__RefHeading___Toc80901_3066934455"/>
+      <w:bookmarkStart w:id="46" w:name="__RefHeading___Toc42963_1360963153"/>
       <w:bookmarkEnd w:id="46"/>
       <w:r>
         <w:rPr>
@@ -27568,7 +28359,7 @@
         <w:pStyle w:val="Heading2"/>
         <w:rPr/>
       </w:pPr>
-      <w:bookmarkStart w:id="47" w:name="__RefHeading___Toc80903_3066934455"/>
+      <w:bookmarkStart w:id="47" w:name="__RefHeading___Toc42965_1360963153"/>
       <w:bookmarkEnd w:id="47"/>
       <w:r>
         <w:rPr>
@@ -27664,7 +28455,7 @@
         <w:pStyle w:val="Heading1"/>
         <w:rPr/>
       </w:pPr>
-      <w:bookmarkStart w:id="48" w:name="__RefHeading___Toc80905_3066934455"/>
+      <w:bookmarkStart w:id="48" w:name="__RefHeading___Toc42967_1360963153"/>
       <w:bookmarkEnd w:id="48"/>
       <w:r>
         <w:rPr>
@@ -27681,7 +28472,7 @@
         <w:pStyle w:val="Heading2"/>
         <w:rPr/>
       </w:pPr>
-      <w:bookmarkStart w:id="49" w:name="__RefHeading___Toc80907_3066934455"/>
+      <w:bookmarkStart w:id="49" w:name="__RefHeading___Toc42969_1360963153"/>
       <w:bookmarkEnd w:id="49"/>
       <w:r>
         <w:rPr>
@@ -28407,7 +29198,7 @@
         <w:pStyle w:val="Heading2"/>
         <w:rPr/>
       </w:pPr>
-      <w:bookmarkStart w:id="50" w:name="__RefHeading___Toc80909_3066934455"/>
+      <w:bookmarkStart w:id="50" w:name="__RefHeading___Toc42971_1360963153"/>
       <w:bookmarkEnd w:id="50"/>
       <w:r>
         <w:rPr>
@@ -28616,7 +29407,7 @@
         <w:pStyle w:val="Heading2"/>
         <w:rPr/>
       </w:pPr>
-      <w:bookmarkStart w:id="51" w:name="__RefHeading___Toc80911_3066934455"/>
+      <w:bookmarkStart w:id="51" w:name="__RefHeading___Toc42973_1360963153"/>
       <w:bookmarkEnd w:id="51"/>
       <w:r>
         <w:rPr>
@@ -28820,7 +29611,7 @@
                 <w:szCs w:val="24"/>
                 <w:lang w:val="en-US" w:eastAsia="ja-JP" w:bidi="ar-SA"/>
               </w:rPr>
-              <w:t>Bank payment files</w:t>
+              <w:t>Partner certification</w:t>
             </w:r>
           </w:p>
         </w:tc>
@@ -28857,7 +29648,7 @@
                 <w:szCs w:val="24"/>
                 <w:lang w:val="en-US" w:eastAsia="ja-JP" w:bidi="ar-SA"/>
               </w:rPr>
-              <w:t>Transfers approved and their bank result recorded; no bank payment file</w:t>
+              <w:t>Connectors delivered for SMS, CTPL, LTO, insurers, banks, BIR EIS and screening, in test mode</w:t>
             </w:r>
           </w:p>
         </w:tc>
@@ -28894,7 +29685,7 @@
                 <w:szCs w:val="24"/>
                 <w:lang w:val="en-US" w:eastAsia="ja-JP" w:bidi="ar-SA"/>
               </w:rPr>
-              <w:t>Payment file formats for the main Philippine banks, starting with the banks of the first clients</w:t>
+              <w:t>A list of partners whose interface was accepted, kept per release, so the next client goes live faster</w:t>
             </w:r>
           </w:p>
         </w:tc>
@@ -28934,7 +29725,7 @@
                 <w:szCs w:val="24"/>
                 <w:lang w:val="en-US" w:eastAsia="ja-JP" w:bidi="ar-SA"/>
               </w:rPr>
-              <w:t>Insurer APIs</w:t>
+              <w:t>BIR eFPS and eBIRForms</w:t>
             </w:r>
           </w:p>
         </w:tc>
@@ -28971,7 +29762,7 @@
                 <w:szCs w:val="24"/>
                 <w:lang w:val="en-US" w:eastAsia="ja-JP" w:bidi="ar-SA"/>
               </w:rPr>
-              <w:t>Files and e-mail to insurers; insurer statement files</w:t>
+              <w:t>Returns, alphalists and DAT files prepared and reconciled; the broker validates and files</w:t>
             </w:r>
           </w:p>
         </w:tc>
@@ -29008,7 +29799,7 @@
                 <w:szCs w:val="24"/>
                 <w:lang w:val="en-US" w:eastAsia="ja-JP" w:bidi="ar-SA"/>
               </w:rPr>
-              <w:t>API connectors for named insurers where the insurer offers an API, as change requests merged into the product</w:t>
+              <w:t>Follow the BIR formats each year under the AMC; e-filing only if the BIR offers an interface</w:t>
             </w:r>
           </w:p>
         </w:tc>
@@ -29048,7 +29839,7 @@
                 <w:szCs w:val="24"/>
                 <w:lang w:val="en-US" w:eastAsia="ja-JP" w:bidi="ar-SA"/>
               </w:rPr>
-              <w:t>SMS</w:t>
+              <w:t>IC report formats</w:t>
             </w:r>
           </w:p>
         </w:tc>
@@ -29085,7 +29876,7 @@
                 <w:szCs w:val="24"/>
                 <w:lang w:val="en-US" w:eastAsia="ja-JP" w:bidi="ar-SA"/>
               </w:rPr>
-              <w:t>E-mail and in-app notifications</w:t>
+              <w:t>IC annual statement schedules and production report as working papers (compliance package)</w:t>
             </w:r>
           </w:p>
         </w:tc>
@@ -29122,7 +29913,7 @@
                 <w:szCs w:val="24"/>
                 <w:lang w:val="en-US" w:eastAsia="ja-JP" w:bidi="ar-SA"/>
               </w:rPr>
-              <w:t>SMS gateway for renewal notices, payment reminders and sign-in codes</w:t>
+              <w:t>Track the IC form set each year; confirm the account mapping per client chart</w:t>
             </w:r>
           </w:p>
         </w:tc>
@@ -29162,7 +29953,7 @@
                 <w:szCs w:val="24"/>
                 <w:lang w:val="en-US" w:eastAsia="ja-JP" w:bidi="ar-SA"/>
               </w:rPr>
-              <w:t>BIR eFPS and eBIRForms</w:t>
+              <w:t>AMLC reporting</w:t>
             </w:r>
           </w:p>
         </w:tc>
@@ -29199,7 +29990,7 @@
                 <w:szCs w:val="24"/>
                 <w:lang w:val="en-US" w:eastAsia="ja-JP" w:bidi="ar-SA"/>
               </w:rPr>
-              <w:t>BIR working papers in BIR column order, validated with BIR tools before filing</w:t>
+              <w:t>Report files in the BV-AMLC-TXN 1.0 layout, confirmed by the compliance officer</w:t>
             </w:r>
           </w:p>
         </w:tc>
@@ -29236,7 +30027,7 @@
                 <w:szCs w:val="24"/>
                 <w:lang w:val="en-US" w:eastAsia="ja-JP" w:bidi="ar-SA"/>
               </w:rPr>
-              <w:t>Output files in the formats the BIR tools accept</w:t>
+              <w:t>Align the file with the AMLC's current guidelines once confirmed with a first client</w:t>
             </w:r>
           </w:p>
         </w:tc>
@@ -29276,7 +30067,7 @@
                 <w:szCs w:val="24"/>
                 <w:lang w:val="en-US" w:eastAsia="ja-JP" w:bidi="ar-SA"/>
               </w:rPr>
-              <w:t>IC report formats</w:t>
+              <w:t>Mobile</w:t>
             </w:r>
           </w:p>
         </w:tc>
@@ -29313,7 +30104,7 @@
                 <w:szCs w:val="24"/>
                 <w:lang w:val="en-US" w:eastAsia="ja-JP" w:bidi="ar-SA"/>
               </w:rPr>
-              <w:t>Figures from financial statements and production reports; no IC-format report</w:t>
+              <w:t>Web application for desktop and laptop browsers; mobile layouts not tested</w:t>
             </w:r>
           </w:p>
         </w:tc>
@@ -29350,7 +30141,7 @@
                 <w:szCs w:val="24"/>
                 <w:lang w:val="en-US" w:eastAsia="ja-JP" w:bidi="ar-SA"/>
               </w:rPr>
-              <w:t>IC report formats as delivered reports</w:t>
+              <w:t>Responsive layouts for key screens first; a mobile application only if demand is shown</w:t>
             </w:r>
           </w:p>
         </w:tc>
@@ -29390,7 +30181,7 @@
                 <w:szCs w:val="24"/>
                 <w:lang w:val="en-US" w:eastAsia="ja-JP" w:bidi="ar-SA"/>
               </w:rPr>
-              <w:t>Mobile</w:t>
+              <w:t>In progress</w:t>
             </w:r>
           </w:p>
         </w:tc>
@@ -29427,7 +30218,7 @@
                 <w:szCs w:val="24"/>
                 <w:lang w:val="en-US" w:eastAsia="ja-JP" w:bidi="ar-SA"/>
               </w:rPr>
-              <w:t>Web application for desktop and laptop browsers; mobile layouts not tested</w:t>
+              <w:t>Sales activity log, quote wizard from the Product Configurator, supplier 2307, fixed asset disposal</w:t>
             </w:r>
           </w:p>
         </w:tc>
@@ -29464,235 +30255,7 @@
                 <w:szCs w:val="24"/>
                 <w:lang w:val="en-US" w:eastAsia="ja-JP" w:bidi="ar-SA"/>
               </w:rPr>
-              <w:t>Responsive layouts for key screens first; a mobile application only if demand is shown</w:t>
-            </w:r>
-          </w:p>
-        </w:tc>
-      </w:tr>
-      <w:tr>
-        <w:trPr/>
-        <w:tc>
-          <w:tcPr>
-            <w:tcW w:w="1681" w:type="dxa"/>
-            <w:tcBorders>
-              <w:top w:val="single" w:sz="4" w:space="0" w:color="BFC7D1"/>
-              <w:left w:val="single" w:sz="4" w:space="0" w:color="BFC7D1"/>
-              <w:bottom w:val="single" w:sz="4" w:space="0" w:color="BFC7D1"/>
-              <w:right w:val="single" w:sz="4" w:space="0" w:color="BFC7D1"/>
-            </w:tcBorders>
-          </w:tcPr>
-          <w:p>
-            <w:pPr>
-              <w:pStyle w:val="Normal"/>
-              <w:widowControl/>
-              <w:spacing w:lineRule="auto" w:line="240" w:before="0" w:after="20"/>
-              <w:jc w:val="left"/>
-              <w:rPr>
-                <w:rFonts w:ascii="Aptos" w:hAnsi="Aptos" w:eastAsia="ＭＳ 明朝" w:cs="Arial"/>
-                <w:kern w:val="0"/>
-                <w:sz w:val="24"/>
-                <w:szCs w:val="24"/>
-                <w:lang w:val="en-US" w:eastAsia="ja-JP" w:bidi="ar-SA"/>
-              </w:rPr>
-            </w:pPr>
-            <w:r>
-              <w:rPr>
-                <w:rFonts w:eastAsia="Segoe UI" w:cs="Segoe UI" w:ascii="Segoe UI" w:hAnsi="Segoe UI"/>
-                <w:color w:val="101820"/>
-                <w:kern w:val="0"/>
-                <w:sz w:val="18"/>
-                <w:szCs w:val="24"/>
-                <w:lang w:val="en-US" w:eastAsia="ja-JP" w:bidi="ar-SA"/>
-              </w:rPr>
-              <w:t>Percentage tax</w:t>
-            </w:r>
-          </w:p>
-        </w:tc>
-        <w:tc>
-          <w:tcPr>
-            <w:tcW w:w="3666" w:type="dxa"/>
-            <w:tcBorders>
-              <w:top w:val="single" w:sz="4" w:space="0" w:color="BFC7D1"/>
-              <w:left w:val="single" w:sz="4" w:space="0" w:color="BFC7D1"/>
-              <w:bottom w:val="single" w:sz="4" w:space="0" w:color="BFC7D1"/>
-              <w:right w:val="single" w:sz="4" w:space="0" w:color="BFC7D1"/>
-            </w:tcBorders>
-          </w:tcPr>
-          <w:p>
-            <w:pPr>
-              <w:pStyle w:val="Normal"/>
-              <w:widowControl/>
-              <w:spacing w:lineRule="auto" w:line="240" w:before="0" w:after="20"/>
-              <w:jc w:val="left"/>
-              <w:rPr>
-                <w:rFonts w:ascii="Aptos" w:hAnsi="Aptos" w:eastAsia="ＭＳ 明朝" w:cs="Arial"/>
-                <w:kern w:val="0"/>
-                <w:sz w:val="24"/>
-                <w:szCs w:val="24"/>
-                <w:lang w:val="en-US" w:eastAsia="ja-JP" w:bidi="ar-SA"/>
-              </w:rPr>
-            </w:pPr>
-            <w:r>
-              <w:rPr>
-                <w:rFonts w:eastAsia="Segoe UI" w:cs="Segoe UI" w:ascii="Segoe UI" w:hAnsi="Segoe UI"/>
-                <w:color w:val="101820"/>
-                <w:kern w:val="0"/>
-                <w:sz w:val="18"/>
-                <w:szCs w:val="24"/>
-                <w:lang w:val="en-US" w:eastAsia="ja-JP" w:bidi="ar-SA"/>
-              </w:rPr>
-              <w:t>No working paper for a non-VAT broker's percentage tax</w:t>
-            </w:r>
-          </w:p>
-        </w:tc>
-        <w:tc>
-          <w:tcPr>
-            <w:tcW w:w="3668" w:type="dxa"/>
-            <w:tcBorders>
-              <w:top w:val="single" w:sz="4" w:space="0" w:color="BFC7D1"/>
-              <w:left w:val="single" w:sz="4" w:space="0" w:color="BFC7D1"/>
-              <w:bottom w:val="single" w:sz="4" w:space="0" w:color="BFC7D1"/>
-              <w:right w:val="single" w:sz="4" w:space="0" w:color="BFC7D1"/>
-            </w:tcBorders>
-          </w:tcPr>
-          <w:p>
-            <w:pPr>
-              <w:pStyle w:val="Normal"/>
-              <w:widowControl/>
-              <w:spacing w:lineRule="auto" w:line="240" w:before="0" w:after="20"/>
-              <w:jc w:val="left"/>
-              <w:rPr>
-                <w:rFonts w:ascii="Aptos" w:hAnsi="Aptos" w:eastAsia="ＭＳ 明朝" w:cs="Arial"/>
-                <w:kern w:val="0"/>
-                <w:sz w:val="24"/>
-                <w:szCs w:val="24"/>
-                <w:lang w:val="en-US" w:eastAsia="ja-JP" w:bidi="ar-SA"/>
-              </w:rPr>
-            </w:pPr>
-            <w:r>
-              <w:rPr>
-                <w:rFonts w:eastAsia="Segoe UI" w:cs="Segoe UI" w:ascii="Segoe UI" w:hAnsi="Segoe UI"/>
-                <w:color w:val="101820"/>
-                <w:kern w:val="0"/>
-                <w:sz w:val="18"/>
-                <w:szCs w:val="24"/>
-                <w:lang w:val="en-US" w:eastAsia="ja-JP" w:bidi="ar-SA"/>
-              </w:rPr>
-              <w:t>Working paper</w:t>
-            </w:r>
-          </w:p>
-        </w:tc>
-      </w:tr>
-      <w:tr>
-        <w:trPr/>
-        <w:tc>
-          <w:tcPr>
-            <w:tcW w:w="1681" w:type="dxa"/>
-            <w:tcBorders>
-              <w:top w:val="single" w:sz="4" w:space="0" w:color="BFC7D1"/>
-              <w:left w:val="single" w:sz="4" w:space="0" w:color="BFC7D1"/>
-              <w:bottom w:val="single" w:sz="4" w:space="0" w:color="BFC7D1"/>
-              <w:right w:val="single" w:sz="4" w:space="0" w:color="BFC7D1"/>
-            </w:tcBorders>
-          </w:tcPr>
-          <w:p>
-            <w:pPr>
-              <w:pStyle w:val="Normal"/>
-              <w:widowControl/>
-              <w:spacing w:lineRule="auto" w:line="240" w:before="0" w:after="20"/>
-              <w:jc w:val="left"/>
-              <w:rPr>
-                <w:rFonts w:ascii="Aptos" w:hAnsi="Aptos" w:eastAsia="ＭＳ 明朝" w:cs="Arial"/>
-                <w:kern w:val="0"/>
-                <w:sz w:val="24"/>
-                <w:szCs w:val="24"/>
-                <w:lang w:val="en-US" w:eastAsia="ja-JP" w:bidi="ar-SA"/>
-              </w:rPr>
-            </w:pPr>
-            <w:r>
-              <w:rPr>
-                <w:rFonts w:eastAsia="Segoe UI" w:cs="Segoe UI" w:ascii="Segoe UI" w:hAnsi="Segoe UI"/>
-                <w:color w:val="101820"/>
-                <w:kern w:val="0"/>
-                <w:sz w:val="18"/>
-                <w:szCs w:val="24"/>
-                <w:lang w:val="en-US" w:eastAsia="ja-JP" w:bidi="ar-SA"/>
-              </w:rPr>
-              <w:t>Anti-money laundering</w:t>
-            </w:r>
-          </w:p>
-        </w:tc>
-        <w:tc>
-          <w:tcPr>
-            <w:tcW w:w="3666" w:type="dxa"/>
-            <w:tcBorders>
-              <w:top w:val="single" w:sz="4" w:space="0" w:color="BFC7D1"/>
-              <w:left w:val="single" w:sz="4" w:space="0" w:color="BFC7D1"/>
-              <w:bottom w:val="single" w:sz="4" w:space="0" w:color="BFC7D1"/>
-              <w:right w:val="single" w:sz="4" w:space="0" w:color="BFC7D1"/>
-            </w:tcBorders>
-          </w:tcPr>
-          <w:p>
-            <w:pPr>
-              <w:pStyle w:val="Normal"/>
-              <w:widowControl/>
-              <w:spacing w:lineRule="auto" w:line="240" w:before="0" w:after="20"/>
-              <w:jc w:val="left"/>
-              <w:rPr>
-                <w:rFonts w:ascii="Aptos" w:hAnsi="Aptos" w:eastAsia="ＭＳ 明朝" w:cs="Arial"/>
-                <w:kern w:val="0"/>
-                <w:sz w:val="24"/>
-                <w:szCs w:val="24"/>
-                <w:lang w:val="en-US" w:eastAsia="ja-JP" w:bidi="ar-SA"/>
-              </w:rPr>
-            </w:pPr>
-            <w:r>
-              <w:rPr>
-                <w:rFonts w:eastAsia="Segoe UI" w:cs="Segoe UI" w:ascii="Segoe UI" w:hAnsi="Segoe UI"/>
-                <w:color w:val="101820"/>
-                <w:kern w:val="0"/>
-                <w:sz w:val="18"/>
-                <w:szCs w:val="24"/>
-                <w:lang w:val="en-US" w:eastAsia="ja-JP" w:bidi="ar-SA"/>
-              </w:rPr>
-              <w:t>No transaction monitoring, sanctions or PEP screening</w:t>
-            </w:r>
-          </w:p>
-        </w:tc>
-        <w:tc>
-          <w:tcPr>
-            <w:tcW w:w="3668" w:type="dxa"/>
-            <w:tcBorders>
-              <w:top w:val="single" w:sz="4" w:space="0" w:color="BFC7D1"/>
-              <w:left w:val="single" w:sz="4" w:space="0" w:color="BFC7D1"/>
-              <w:bottom w:val="single" w:sz="4" w:space="0" w:color="BFC7D1"/>
-              <w:right w:val="single" w:sz="4" w:space="0" w:color="BFC7D1"/>
-            </w:tcBorders>
-          </w:tcPr>
-          <w:p>
-            <w:pPr>
-              <w:pStyle w:val="Normal"/>
-              <w:widowControl/>
-              <w:spacing w:lineRule="auto" w:line="240" w:before="0" w:after="20"/>
-              <w:jc w:val="left"/>
-              <w:rPr>
-                <w:rFonts w:ascii="Aptos" w:hAnsi="Aptos" w:eastAsia="ＭＳ 明朝" w:cs="Arial"/>
-                <w:kern w:val="0"/>
-                <w:sz w:val="24"/>
-                <w:szCs w:val="24"/>
-                <w:lang w:val="en-US" w:eastAsia="ja-JP" w:bidi="ar-SA"/>
-              </w:rPr>
-            </w:pPr>
-            <w:r>
-              <w:rPr>
-                <w:rFonts w:eastAsia="Segoe UI" w:cs="Segoe UI" w:ascii="Segoe UI" w:hAnsi="Segoe UI"/>
-                <w:color w:val="101820"/>
-                <w:kern w:val="0"/>
-                <w:sz w:val="18"/>
-                <w:szCs w:val="24"/>
-                <w:lang w:val="en-US" w:eastAsia="ja-JP" w:bidi="ar-SA"/>
-              </w:rPr>
-              <w:t>Screening integration or export</w:t>
+              <w:t>Complete and release in the next planned release</w:t>
             </w:r>
           </w:p>
         </w:tc>
@@ -29941,7 +30504,7 @@
         <w:pStyle w:val="Heading2"/>
         <w:rPr/>
       </w:pPr>
-      <w:bookmarkStart w:id="52" w:name="__RefHeading___Toc80913_3066934455"/>
+      <w:bookmarkStart w:id="52" w:name="__RefHeading___Toc42975_1360963153"/>
       <w:bookmarkEnd w:id="52"/>
       <w:r>
         <w:rPr>
@@ -29976,7 +30539,7 @@
         <w:pStyle w:val="Heading1"/>
         <w:rPr/>
       </w:pPr>
-      <w:bookmarkStart w:id="53" w:name="__RefHeading___Toc80915_3066934455"/>
+      <w:bookmarkStart w:id="53" w:name="__RefHeading___Toc42977_1360963153"/>
       <w:bookmarkEnd w:id="53"/>
       <w:r>
         <w:rPr>
@@ -29993,7 +30556,7 @@
         <w:pStyle w:val="Heading2"/>
         <w:rPr/>
       </w:pPr>
-      <w:bookmarkStart w:id="54" w:name="__RefHeading___Toc80917_3066934455"/>
+      <w:bookmarkStart w:id="54" w:name="__RefHeading___Toc42979_1360963153"/>
       <w:bookmarkEnd w:id="54"/>
       <w:r>
         <w:rPr>
@@ -33831,7 +34394,7 @@
         <w:pStyle w:val="Heading2"/>
         <w:rPr/>
       </w:pPr>
-      <w:bookmarkStart w:id="55" w:name="__RefHeading___Toc80919_3066934455"/>
+      <w:bookmarkStart w:id="55" w:name="__RefHeading___Toc42981_1360963153"/>
       <w:bookmarkEnd w:id="55"/>
       <w:r>
         <w:rPr>
@@ -33875,7 +34438,7 @@
         <w:pStyle w:val="Heading1"/>
         <w:rPr/>
       </w:pPr>
-      <w:bookmarkStart w:id="56" w:name="__RefHeading___Toc80921_3066934455"/>
+      <w:bookmarkStart w:id="56" w:name="__RefHeading___Toc42983_1360963153"/>
       <w:bookmarkEnd w:id="56"/>
       <w:r>
         <w:rPr>
@@ -33907,7 +34470,7 @@
         <w:pStyle w:val="Heading2"/>
         <w:rPr/>
       </w:pPr>
-      <w:bookmarkStart w:id="57" w:name="__RefHeading___Toc80923_3066934455"/>
+      <w:bookmarkStart w:id="57" w:name="__RefHeading___Toc42985_1360963153"/>
       <w:bookmarkEnd w:id="57"/>
       <w:r>
         <w:rPr>
@@ -34875,7 +35438,7 @@
         <w:pStyle w:val="Heading2"/>
         <w:rPr/>
       </w:pPr>
-      <w:bookmarkStart w:id="58" w:name="__RefHeading___Toc80925_3066934455"/>
+      <w:bookmarkStart w:id="58" w:name="__RefHeading___Toc42987_1360963153"/>
       <w:bookmarkEnd w:id="58"/>
       <w:r>
         <w:rPr>
@@ -35843,7 +36406,7 @@
         <w:pStyle w:val="Heading2"/>
         <w:rPr/>
       </w:pPr>
-      <w:bookmarkStart w:id="59" w:name="__RefHeading___Toc80927_3066934455"/>
+      <w:bookmarkStart w:id="59" w:name="__RefHeading___Toc42989_1360963153"/>
       <w:bookmarkEnd w:id="59"/>
       <w:r>
         <w:rPr>
@@ -36925,7 +37488,7 @@
         <w:pStyle w:val="Heading2"/>
         <w:rPr/>
       </w:pPr>
-      <w:bookmarkStart w:id="60" w:name="__RefHeading___Toc80929_3066934455"/>
+      <w:bookmarkStart w:id="60" w:name="__RefHeading___Toc42991_1360963153"/>
       <w:bookmarkEnd w:id="60"/>
       <w:r>
         <w:rPr>
@@ -37779,7 +38342,7 @@
         <w:pStyle w:val="Heading2"/>
         <w:rPr/>
       </w:pPr>
-      <w:bookmarkStart w:id="61" w:name="__RefHeading___Toc80931_3066934455"/>
+      <w:bookmarkStart w:id="61" w:name="__RefHeading___Toc42993_1360963153"/>
       <w:bookmarkEnd w:id="61"/>
       <w:r>
         <w:rPr>
@@ -38512,7 +39075,7 @@
       <w:r>
         <w:br w:type="page"/>
       </w:r>
-      <w:bookmarkStart w:id="62" w:name="__RefHeading___Toc80933_3066934455"/>
+      <w:bookmarkStart w:id="62" w:name="__RefHeading___Toc42995_1360963153"/>
       <w:bookmarkEnd w:id="62"/>
       <w:r>
         <w:rPr>
@@ -38529,7 +39092,7 @@
         <w:pStyle w:val="Heading2"/>
         <w:rPr/>
       </w:pPr>
-      <w:bookmarkStart w:id="63" w:name="__RefHeading___Toc80935_3066934455"/>
+      <w:bookmarkStart w:id="63" w:name="__RefHeading___Toc42997_1360963153"/>
       <w:bookmarkEnd w:id="63"/>
       <w:r>
         <w:rPr>
@@ -39796,7 +40359,7 @@
         <w:pStyle w:val="Heading2"/>
         <w:rPr/>
       </w:pPr>
-      <w:bookmarkStart w:id="64" w:name="__RefHeading___Toc80937_3066934455"/>
+      <w:bookmarkStart w:id="64" w:name="__RefHeading___Toc42999_1360963153"/>
       <w:bookmarkEnd w:id="64"/>
       <w:r>
         <w:rPr>
@@ -40536,7 +41099,7 @@
         <w:pStyle w:val="Heading2"/>
         <w:rPr/>
       </w:pPr>
-      <w:bookmarkStart w:id="65" w:name="__RefHeading___Toc80939_3066934455"/>
+      <w:bookmarkStart w:id="65" w:name="__RefHeading___Toc43001_1360963153"/>
       <w:bookmarkEnd w:id="65"/>
       <w:r>
         <w:rPr>
@@ -40571,7 +41134,7 @@
         <w:pStyle w:val="Heading1"/>
         <w:rPr/>
       </w:pPr>
-      <w:bookmarkStart w:id="66" w:name="__RefHeading___Toc80941_3066934455"/>
+      <w:bookmarkStart w:id="66" w:name="__RefHeading___Toc43003_1360963153"/>
       <w:bookmarkEnd w:id="66"/>
       <w:r>
         <w:rPr>
@@ -40603,7 +41166,7 @@
         <w:pStyle w:val="Heading2"/>
         <w:rPr/>
       </w:pPr>
-      <w:bookmarkStart w:id="67" w:name="__RefHeading___Toc80943_3066934455"/>
+      <w:bookmarkStart w:id="67" w:name="__RefHeading___Toc43005_1360963153"/>
       <w:bookmarkEnd w:id="67"/>
       <w:r>
         <w:rPr>
@@ -41913,7 +42476,7 @@
         <w:pStyle w:val="Heading2"/>
         <w:rPr/>
       </w:pPr>
-      <w:bookmarkStart w:id="68" w:name="__RefHeading___Toc80945_3066934455"/>
+      <w:bookmarkStart w:id="68" w:name="__RefHeading___Toc43007_1360963153"/>
       <w:bookmarkEnd w:id="68"/>
       <w:r>
         <w:rPr>
@@ -42881,7 +43444,7 @@
         <w:pStyle w:val="Heading2"/>
         <w:rPr/>
       </w:pPr>
-      <w:bookmarkStart w:id="69" w:name="__RefHeading___Toc80947_3066934455"/>
+      <w:bookmarkStart w:id="69" w:name="__RefHeading___Toc43009_1360963153"/>
       <w:bookmarkEnd w:id="69"/>
       <w:r>
         <w:rPr>
@@ -43614,7 +44177,7 @@
       <w:r>
         <w:br w:type="page"/>
       </w:r>
-      <w:bookmarkStart w:id="70" w:name="__RefHeading___Toc80949_3066934455"/>
+      <w:bookmarkStart w:id="70" w:name="__RefHeading___Toc43011_1360963153"/>
       <w:bookmarkEnd w:id="70"/>
       <w:r>
         <w:rPr>
@@ -43629,7 +44192,7 @@
     <w:tbl>
       <w:tblPr>
         <w:tblStyle w:val="TableGrid"/>
-        <w:tblW w:w="9014" w:type="dxa"/>
+        <w:tblW w:w="9015" w:type="dxa"/>
         <w:jc w:val="left"/>
         <w:tblInd w:w="0" w:type="dxa"/>
         <w:tblLayout w:type="fixed"/>
@@ -43642,9 +44205,9 @@
         <w:tblLook w:val="04a0" w:noHBand="0" w:noVBand="1" w:firstColumn="1" w:lastRow="0" w:lastColumn="0" w:firstRow="1"/>
       </w:tblPr>
       <w:tblGrid>
-        <w:gridCol w:w="2200"/>
-        <w:gridCol w:w="3406"/>
-        <w:gridCol w:w="3408"/>
+        <w:gridCol w:w="3005"/>
+        <w:gridCol w:w="3005"/>
+        <w:gridCol w:w="3005"/>
       </w:tblGrid>
       <w:tr>
         <w:trPr>
@@ -43652,7 +44215,7 @@
         </w:trPr>
         <w:tc>
           <w:tcPr>
-            <w:tcW w:w="2200" w:type="dxa"/>
+            <w:tcW w:w="3005" w:type="dxa"/>
             <w:tcBorders>
               <w:top w:val="single" w:sz="4" w:space="0" w:color="BFC7D1"/>
               <w:left w:val="single" w:sz="4" w:space="0" w:color="BFC7D1"/>
@@ -43691,7 +44254,7 @@
         </w:tc>
         <w:tc>
           <w:tcPr>
-            <w:tcW w:w="3406" w:type="dxa"/>
+            <w:tcW w:w="3005" w:type="dxa"/>
             <w:tcBorders>
               <w:top w:val="single" w:sz="4" w:space="0" w:color="BFC7D1"/>
               <w:left w:val="single" w:sz="4" w:space="0" w:color="BFC7D1"/>
@@ -43730,7 +44293,7 @@
         </w:tc>
         <w:tc>
           <w:tcPr>
-            <w:tcW w:w="3408" w:type="dxa"/>
+            <w:tcW w:w="3005" w:type="dxa"/>
             <w:tcBorders>
               <w:top w:val="single" w:sz="4" w:space="0" w:color="BFC7D1"/>
               <w:left w:val="single" w:sz="4" w:space="0" w:color="BFC7D1"/>
@@ -43772,7 +44335,7 @@
         <w:trPr/>
         <w:tc>
           <w:tcPr>
-            <w:tcW w:w="2200" w:type="dxa"/>
+            <w:tcW w:w="3005" w:type="dxa"/>
             <w:tcBorders>
               <w:top w:val="single" w:sz="4" w:space="0" w:color="BFC7D1"/>
               <w:left w:val="single" w:sz="4" w:space="0" w:color="BFC7D1"/>
@@ -43809,7 +44372,7 @@
         </w:tc>
         <w:tc>
           <w:tcPr>
-            <w:tcW w:w="3406" w:type="dxa"/>
+            <w:tcW w:w="3005" w:type="dxa"/>
             <w:tcBorders>
               <w:top w:val="single" w:sz="4" w:space="0" w:color="BFC7D1"/>
               <w:left w:val="single" w:sz="4" w:space="0" w:color="BFC7D1"/>
@@ -43846,7 +44409,7 @@
         </w:tc>
         <w:tc>
           <w:tcPr>
-            <w:tcW w:w="3408" w:type="dxa"/>
+            <w:tcW w:w="3005" w:type="dxa"/>
             <w:tcBorders>
               <w:top w:val="single" w:sz="4" w:space="0" w:color="BFC7D1"/>
               <w:left w:val="single" w:sz="4" w:space="0" w:color="BFC7D1"/>
@@ -43886,7 +44449,7 @@
         <w:trPr/>
         <w:tc>
           <w:tcPr>
-            <w:tcW w:w="2200" w:type="dxa"/>
+            <w:tcW w:w="3005" w:type="dxa"/>
             <w:tcBorders>
               <w:top w:val="single" w:sz="4" w:space="0" w:color="BFC7D1"/>
               <w:left w:val="single" w:sz="4" w:space="0" w:color="BFC7D1"/>
@@ -43923,7 +44486,7 @@
         </w:tc>
         <w:tc>
           <w:tcPr>
-            <w:tcW w:w="3406" w:type="dxa"/>
+            <w:tcW w:w="3005" w:type="dxa"/>
             <w:tcBorders>
               <w:top w:val="single" w:sz="4" w:space="0" w:color="BFC7D1"/>
               <w:left w:val="single" w:sz="4" w:space="0" w:color="BFC7D1"/>
@@ -43960,7 +44523,7 @@
         </w:tc>
         <w:tc>
           <w:tcPr>
-            <w:tcW w:w="3408" w:type="dxa"/>
+            <w:tcW w:w="3005" w:type="dxa"/>
             <w:tcBorders>
               <w:top w:val="single" w:sz="4" w:space="0" w:color="BFC7D1"/>
               <w:left w:val="single" w:sz="4" w:space="0" w:color="BFC7D1"/>
@@ -44000,7 +44563,7 @@
         <w:trPr/>
         <w:tc>
           <w:tcPr>
-            <w:tcW w:w="2200" w:type="dxa"/>
+            <w:tcW w:w="3005" w:type="dxa"/>
             <w:tcBorders>
               <w:top w:val="single" w:sz="4" w:space="0" w:color="BFC7D1"/>
               <w:left w:val="single" w:sz="4" w:space="0" w:color="BFC7D1"/>
@@ -44037,7 +44600,7 @@
         </w:tc>
         <w:tc>
           <w:tcPr>
-            <w:tcW w:w="3406" w:type="dxa"/>
+            <w:tcW w:w="3005" w:type="dxa"/>
             <w:tcBorders>
               <w:top w:val="single" w:sz="4" w:space="0" w:color="BFC7D1"/>
               <w:left w:val="single" w:sz="4" w:space="0" w:color="BFC7D1"/>
@@ -44074,7 +44637,7 @@
         </w:tc>
         <w:tc>
           <w:tcPr>
-            <w:tcW w:w="3408" w:type="dxa"/>
+            <w:tcW w:w="3005" w:type="dxa"/>
             <w:tcBorders>
               <w:top w:val="single" w:sz="4" w:space="0" w:color="BFC7D1"/>
               <w:left w:val="single" w:sz="4" w:space="0" w:color="BFC7D1"/>
@@ -44114,7 +44677,7 @@
         <w:trPr/>
         <w:tc>
           <w:tcPr>
-            <w:tcW w:w="2200" w:type="dxa"/>
+            <w:tcW w:w="3005" w:type="dxa"/>
             <w:tcBorders>
               <w:top w:val="single" w:sz="4" w:space="0" w:color="BFC7D1"/>
               <w:left w:val="single" w:sz="4" w:space="0" w:color="BFC7D1"/>
@@ -44151,7 +44714,7 @@
         </w:tc>
         <w:tc>
           <w:tcPr>
-            <w:tcW w:w="3406" w:type="dxa"/>
+            <w:tcW w:w="3005" w:type="dxa"/>
             <w:tcBorders>
               <w:top w:val="single" w:sz="4" w:space="0" w:color="BFC7D1"/>
               <w:left w:val="single" w:sz="4" w:space="0" w:color="BFC7D1"/>
@@ -44188,7 +44751,7 @@
         </w:tc>
         <w:tc>
           <w:tcPr>
-            <w:tcW w:w="3408" w:type="dxa"/>
+            <w:tcW w:w="3005" w:type="dxa"/>
             <w:tcBorders>
               <w:top w:val="single" w:sz="4" w:space="0" w:color="BFC7D1"/>
               <w:left w:val="single" w:sz="4" w:space="0" w:color="BFC7D1"/>
@@ -44228,7 +44791,7 @@
         <w:trPr/>
         <w:tc>
           <w:tcPr>
-            <w:tcW w:w="2200" w:type="dxa"/>
+            <w:tcW w:w="3005" w:type="dxa"/>
             <w:tcBorders>
               <w:top w:val="single" w:sz="4" w:space="0" w:color="BFC7D1"/>
               <w:left w:val="single" w:sz="4" w:space="0" w:color="BFC7D1"/>
@@ -44265,7 +44828,7 @@
         </w:tc>
         <w:tc>
           <w:tcPr>
-            <w:tcW w:w="3406" w:type="dxa"/>
+            <w:tcW w:w="3005" w:type="dxa"/>
             <w:tcBorders>
               <w:top w:val="single" w:sz="4" w:space="0" w:color="BFC7D1"/>
               <w:left w:val="single" w:sz="4" w:space="0" w:color="BFC7D1"/>
@@ -44302,7 +44865,7 @@
         </w:tc>
         <w:tc>
           <w:tcPr>
-            <w:tcW w:w="3408" w:type="dxa"/>
+            <w:tcW w:w="3005" w:type="dxa"/>
             <w:tcBorders>
               <w:top w:val="single" w:sz="4" w:space="0" w:color="BFC7D1"/>
               <w:left w:val="single" w:sz="4" w:space="0" w:color="BFC7D1"/>
@@ -44342,7 +44905,7 @@
         <w:trPr/>
         <w:tc>
           <w:tcPr>
-            <w:tcW w:w="2200" w:type="dxa"/>
+            <w:tcW w:w="3005" w:type="dxa"/>
             <w:tcBorders>
               <w:top w:val="single" w:sz="4" w:space="0" w:color="BFC7D1"/>
               <w:left w:val="single" w:sz="4" w:space="0" w:color="BFC7D1"/>
@@ -44379,7 +44942,7 @@
         </w:tc>
         <w:tc>
           <w:tcPr>
-            <w:tcW w:w="3406" w:type="dxa"/>
+            <w:tcW w:w="3005" w:type="dxa"/>
             <w:tcBorders>
               <w:top w:val="single" w:sz="4" w:space="0" w:color="BFC7D1"/>
               <w:left w:val="single" w:sz="4" w:space="0" w:color="BFC7D1"/>
@@ -44416,7 +44979,7 @@
         </w:tc>
         <w:tc>
           <w:tcPr>
-            <w:tcW w:w="3408" w:type="dxa"/>
+            <w:tcW w:w="3005" w:type="dxa"/>
             <w:tcBorders>
               <w:top w:val="single" w:sz="4" w:space="0" w:color="BFC7D1"/>
               <w:left w:val="single" w:sz="4" w:space="0" w:color="BFC7D1"/>
@@ -44456,7 +45019,7 @@
         <w:trPr/>
         <w:tc>
           <w:tcPr>
-            <w:tcW w:w="2200" w:type="dxa"/>
+            <w:tcW w:w="3005" w:type="dxa"/>
             <w:tcBorders>
               <w:top w:val="single" w:sz="4" w:space="0" w:color="BFC7D1"/>
               <w:left w:val="single" w:sz="4" w:space="0" w:color="BFC7D1"/>
@@ -44493,7 +45056,7 @@
         </w:tc>
         <w:tc>
           <w:tcPr>
-            <w:tcW w:w="3406" w:type="dxa"/>
+            <w:tcW w:w="3005" w:type="dxa"/>
             <w:tcBorders>
               <w:top w:val="single" w:sz="4" w:space="0" w:color="BFC7D1"/>
               <w:left w:val="single" w:sz="4" w:space="0" w:color="BFC7D1"/>
@@ -44530,7 +45093,7 @@
         </w:tc>
         <w:tc>
           <w:tcPr>
-            <w:tcW w:w="3408" w:type="dxa"/>
+            <w:tcW w:w="3005" w:type="dxa"/>
             <w:tcBorders>
               <w:top w:val="single" w:sz="4" w:space="0" w:color="BFC7D1"/>
               <w:left w:val="single" w:sz="4" w:space="0" w:color="BFC7D1"/>
@@ -44570,7 +45133,7 @@
         <w:trPr/>
         <w:tc>
           <w:tcPr>
-            <w:tcW w:w="2200" w:type="dxa"/>
+            <w:tcW w:w="3005" w:type="dxa"/>
             <w:tcBorders>
               <w:top w:val="single" w:sz="4" w:space="0" w:color="BFC7D1"/>
               <w:left w:val="single" w:sz="4" w:space="0" w:color="BFC7D1"/>
@@ -44607,7 +45170,7 @@
         </w:tc>
         <w:tc>
           <w:tcPr>
-            <w:tcW w:w="3406" w:type="dxa"/>
+            <w:tcW w:w="3005" w:type="dxa"/>
             <w:tcBorders>
               <w:top w:val="single" w:sz="4" w:space="0" w:color="BFC7D1"/>
               <w:left w:val="single" w:sz="4" w:space="0" w:color="BFC7D1"/>
@@ -44644,7 +45207,7 @@
         </w:tc>
         <w:tc>
           <w:tcPr>
-            <w:tcW w:w="3408" w:type="dxa"/>
+            <w:tcW w:w="3005" w:type="dxa"/>
             <w:tcBorders>
               <w:top w:val="single" w:sz="4" w:space="0" w:color="BFC7D1"/>
               <w:left w:val="single" w:sz="4" w:space="0" w:color="BFC7D1"/>
@@ -44676,6 +45239,348 @@
                 <w:lang w:val="en-US" w:eastAsia="ja-JP" w:bidi="ar-SA"/>
               </w:rPr>
               <w:t>Load test before the first Large go-live</w:t>
+            </w:r>
+          </w:p>
+        </w:tc>
+      </w:tr>
+      <w:tr>
+        <w:trPr/>
+        <w:tc>
+          <w:tcPr>
+            <w:tcW w:w="3005" w:type="dxa"/>
+            <w:tcBorders>
+              <w:top w:val="single" w:sz="4" w:space="0" w:color="BFC7D1"/>
+              <w:left w:val="single" w:sz="4" w:space="0" w:color="BFC7D1"/>
+              <w:bottom w:val="single" w:sz="4" w:space="0" w:color="BFC7D1"/>
+              <w:right w:val="single" w:sz="4" w:space="0" w:color="BFC7D1"/>
+            </w:tcBorders>
+          </w:tcPr>
+          <w:p>
+            <w:pPr>
+              <w:pStyle w:val="Normal"/>
+              <w:widowControl/>
+              <w:spacing w:lineRule="auto" w:line="240" w:before="0" w:after="20"/>
+              <w:jc w:val="left"/>
+              <w:rPr>
+                <w:rFonts w:ascii="Aptos" w:hAnsi="Aptos" w:eastAsia="ＭＳ 明朝" w:cs="Arial"/>
+                <w:kern w:val="0"/>
+                <w:sz w:val="24"/>
+                <w:szCs w:val="24"/>
+                <w:lang w:val="en-US" w:eastAsia="ja-JP" w:bidi="ar-SA"/>
+              </w:rPr>
+            </w:pPr>
+            <w:r>
+              <w:rPr>
+                <w:rFonts w:eastAsia="Segoe UI" w:cs="Segoe UI" w:ascii="Segoe UI" w:hAnsi="Segoe UI"/>
+                <w:color w:val="101820"/>
+                <w:kern w:val="0"/>
+                <w:sz w:val="18"/>
+                <w:szCs w:val="24"/>
+                <w:lang w:val="en-US" w:eastAsia="ja-JP" w:bidi="ar-SA"/>
+              </w:rPr>
+              <w:t>Partner certification takes longer than the project</w:t>
+            </w:r>
+          </w:p>
+        </w:tc>
+        <w:tc>
+          <w:tcPr>
+            <w:tcW w:w="3005" w:type="dxa"/>
+            <w:tcBorders>
+              <w:top w:val="single" w:sz="4" w:space="0" w:color="BFC7D1"/>
+              <w:left w:val="single" w:sz="4" w:space="0" w:color="BFC7D1"/>
+              <w:bottom w:val="single" w:sz="4" w:space="0" w:color="BFC7D1"/>
+              <w:right w:val="single" w:sz="4" w:space="0" w:color="BFC7D1"/>
+            </w:tcBorders>
+          </w:tcPr>
+          <w:p>
+            <w:pPr>
+              <w:pStyle w:val="Normal"/>
+              <w:widowControl/>
+              <w:spacing w:lineRule="auto" w:line="240" w:before="0" w:after="20"/>
+              <w:jc w:val="left"/>
+              <w:rPr>
+                <w:rFonts w:ascii="Aptos" w:hAnsi="Aptos" w:eastAsia="ＭＳ 明朝" w:cs="Arial"/>
+                <w:kern w:val="0"/>
+                <w:sz w:val="24"/>
+                <w:szCs w:val="24"/>
+                <w:lang w:val="en-US" w:eastAsia="ja-JP" w:bidi="ar-SA"/>
+              </w:rPr>
+            </w:pPr>
+            <w:r>
+              <w:rPr>
+                <w:rFonts w:eastAsia="Segoe UI" w:cs="Segoe UI" w:ascii="Segoe UI" w:hAnsi="Segoe UI"/>
+                <w:color w:val="101820"/>
+                <w:kern w:val="0"/>
+                <w:sz w:val="18"/>
+                <w:szCs w:val="24"/>
+                <w:lang w:val="en-US" w:eastAsia="ja-JP" w:bidi="ar-SA"/>
+              </w:rPr>
+              <w:t>Connectors stay in test mode at go-live</w:t>
+            </w:r>
+          </w:p>
+        </w:tc>
+        <w:tc>
+          <w:tcPr>
+            <w:tcW w:w="3005" w:type="dxa"/>
+            <w:tcBorders>
+              <w:top w:val="single" w:sz="4" w:space="0" w:color="BFC7D1"/>
+              <w:left w:val="single" w:sz="4" w:space="0" w:color="BFC7D1"/>
+              <w:bottom w:val="single" w:sz="4" w:space="0" w:color="BFC7D1"/>
+              <w:right w:val="single" w:sz="4" w:space="0" w:color="BFC7D1"/>
+            </w:tcBorders>
+          </w:tcPr>
+          <w:p>
+            <w:pPr>
+              <w:pStyle w:val="Normal"/>
+              <w:widowControl/>
+              <w:spacing w:lineRule="auto" w:line="240" w:before="0" w:after="20"/>
+              <w:jc w:val="left"/>
+              <w:rPr>
+                <w:rFonts w:ascii="Aptos" w:hAnsi="Aptos" w:eastAsia="ＭＳ 明朝" w:cs="Arial"/>
+                <w:kern w:val="0"/>
+                <w:sz w:val="24"/>
+                <w:szCs w:val="24"/>
+                <w:lang w:val="en-US" w:eastAsia="ja-JP" w:bidi="ar-SA"/>
+              </w:rPr>
+            </w:pPr>
+            <w:r>
+              <w:rPr>
+                <w:rFonts w:eastAsia="Segoe UI" w:cs="Segoe UI" w:ascii="Segoe UI" w:hAnsi="Segoe UI"/>
+                <w:color w:val="101820"/>
+                <w:kern w:val="0"/>
+                <w:sz w:val="18"/>
+                <w:szCs w:val="24"/>
+                <w:lang w:val="en-US" w:eastAsia="ja-JP" w:bidi="ar-SA"/>
+              </w:rPr>
+              <w:t>Start partner contracts at kick-off (welcome e-mail); go live without the connector and switch it on after</w:t>
+            </w:r>
+          </w:p>
+        </w:tc>
+      </w:tr>
+      <w:tr>
+        <w:trPr/>
+        <w:tc>
+          <w:tcPr>
+            <w:tcW w:w="3005" w:type="dxa"/>
+            <w:tcBorders>
+              <w:top w:val="single" w:sz="4" w:space="0" w:color="BFC7D1"/>
+              <w:left w:val="single" w:sz="4" w:space="0" w:color="BFC7D1"/>
+              <w:bottom w:val="single" w:sz="4" w:space="0" w:color="BFC7D1"/>
+              <w:right w:val="single" w:sz="4" w:space="0" w:color="BFC7D1"/>
+            </w:tcBorders>
+          </w:tcPr>
+          <w:p>
+            <w:pPr>
+              <w:pStyle w:val="Normal"/>
+              <w:widowControl/>
+              <w:spacing w:lineRule="auto" w:line="240" w:before="0" w:after="20"/>
+              <w:jc w:val="left"/>
+              <w:rPr>
+                <w:rFonts w:ascii="Aptos" w:hAnsi="Aptos" w:eastAsia="ＭＳ 明朝" w:cs="Arial"/>
+                <w:kern w:val="0"/>
+                <w:sz w:val="24"/>
+                <w:szCs w:val="24"/>
+                <w:lang w:val="en-US" w:eastAsia="ja-JP" w:bidi="ar-SA"/>
+              </w:rPr>
+            </w:pPr>
+            <w:r>
+              <w:rPr>
+                <w:rFonts w:eastAsia="Segoe UI" w:cs="Segoe UI" w:ascii="Segoe UI" w:hAnsi="Segoe UI"/>
+                <w:color w:val="101820"/>
+                <w:kern w:val="0"/>
+                <w:sz w:val="18"/>
+                <w:szCs w:val="24"/>
+                <w:lang w:val="en-US" w:eastAsia="ja-JP" w:bidi="ar-SA"/>
+              </w:rPr>
+              <w:t>Regulatory settings taken as advice</w:t>
+            </w:r>
+          </w:p>
+        </w:tc>
+        <w:tc>
+          <w:tcPr>
+            <w:tcW w:w="3005" w:type="dxa"/>
+            <w:tcBorders>
+              <w:top w:val="single" w:sz="4" w:space="0" w:color="BFC7D1"/>
+              <w:left w:val="single" w:sz="4" w:space="0" w:color="BFC7D1"/>
+              <w:bottom w:val="single" w:sz="4" w:space="0" w:color="BFC7D1"/>
+              <w:right w:val="single" w:sz="4" w:space="0" w:color="BFC7D1"/>
+            </w:tcBorders>
+          </w:tcPr>
+          <w:p>
+            <w:pPr>
+              <w:pStyle w:val="Normal"/>
+              <w:widowControl/>
+              <w:spacing w:lineRule="auto" w:line="240" w:before="0" w:after="20"/>
+              <w:jc w:val="left"/>
+              <w:rPr>
+                <w:rFonts w:ascii="Aptos" w:hAnsi="Aptos" w:eastAsia="ＭＳ 明朝" w:cs="Arial"/>
+                <w:kern w:val="0"/>
+                <w:sz w:val="24"/>
+                <w:szCs w:val="24"/>
+                <w:lang w:val="en-US" w:eastAsia="ja-JP" w:bidi="ar-SA"/>
+              </w:rPr>
+            </w:pPr>
+            <w:r>
+              <w:rPr>
+                <w:rFonts w:eastAsia="Segoe UI" w:cs="Segoe UI" w:ascii="Segoe UI" w:hAnsi="Segoe UI"/>
+                <w:color w:val="101820"/>
+                <w:kern w:val="0"/>
+                <w:sz w:val="18"/>
+                <w:szCs w:val="24"/>
+                <w:lang w:val="en-US" w:eastAsia="ja-JP" w:bidi="ar-SA"/>
+              </w:rPr>
+              <w:t>Liability if a threshold, code or tax treatment is wrong</w:t>
+            </w:r>
+          </w:p>
+        </w:tc>
+        <w:tc>
+          <w:tcPr>
+            <w:tcW w:w="3005" w:type="dxa"/>
+            <w:tcBorders>
+              <w:top w:val="single" w:sz="4" w:space="0" w:color="BFC7D1"/>
+              <w:left w:val="single" w:sz="4" w:space="0" w:color="BFC7D1"/>
+              <w:bottom w:val="single" w:sz="4" w:space="0" w:color="BFC7D1"/>
+              <w:right w:val="single" w:sz="4" w:space="0" w:color="BFC7D1"/>
+            </w:tcBorders>
+          </w:tcPr>
+          <w:p>
+            <w:pPr>
+              <w:pStyle w:val="Normal"/>
+              <w:widowControl/>
+              <w:spacing w:lineRule="auto" w:line="240" w:before="0" w:after="20"/>
+              <w:jc w:val="left"/>
+              <w:rPr>
+                <w:rFonts w:ascii="Aptos" w:hAnsi="Aptos" w:eastAsia="ＭＳ 明朝" w:cs="Arial"/>
+                <w:kern w:val="0"/>
+                <w:sz w:val="24"/>
+                <w:szCs w:val="24"/>
+                <w:lang w:val="en-US" w:eastAsia="ja-JP" w:bidi="ar-SA"/>
+              </w:rPr>
+            </w:pPr>
+            <w:r>
+              <w:rPr>
+                <w:rFonts w:eastAsia="Segoe UI" w:cs="Segoe UI" w:ascii="Segoe UI" w:hAnsi="Segoe UI"/>
+                <w:color w:val="101820"/>
+                <w:kern w:val="0"/>
+                <w:sz w:val="18"/>
+                <w:szCs w:val="24"/>
+                <w:lang w:val="en-US" w:eastAsia="ja-JP" w:bidi="ar-SA"/>
+              </w:rPr>
+              <w:t>Every delivered value is marked for the compliance officer, DPO or tax adviser to confirm; the documents say so</w:t>
+            </w:r>
+          </w:p>
+        </w:tc>
+      </w:tr>
+      <w:tr>
+        <w:trPr/>
+        <w:tc>
+          <w:tcPr>
+            <w:tcW w:w="3005" w:type="dxa"/>
+            <w:tcBorders>
+              <w:top w:val="single" w:sz="4" w:space="0" w:color="BFC7D1"/>
+              <w:left w:val="single" w:sz="4" w:space="0" w:color="BFC7D1"/>
+              <w:bottom w:val="single" w:sz="4" w:space="0" w:color="BFC7D1"/>
+              <w:right w:val="single" w:sz="4" w:space="0" w:color="BFC7D1"/>
+            </w:tcBorders>
+          </w:tcPr>
+          <w:p>
+            <w:pPr>
+              <w:pStyle w:val="Normal"/>
+              <w:widowControl/>
+              <w:spacing w:lineRule="auto" w:line="240" w:before="0" w:after="20"/>
+              <w:jc w:val="left"/>
+              <w:rPr>
+                <w:rFonts w:ascii="Aptos" w:hAnsi="Aptos" w:eastAsia="ＭＳ 明朝" w:cs="Arial"/>
+                <w:kern w:val="0"/>
+                <w:sz w:val="24"/>
+                <w:szCs w:val="24"/>
+                <w:lang w:val="en-US" w:eastAsia="ja-JP" w:bidi="ar-SA"/>
+              </w:rPr>
+            </w:pPr>
+            <w:r>
+              <w:rPr>
+                <w:rFonts w:eastAsia="Segoe UI" w:cs="Segoe UI" w:ascii="Segoe UI" w:hAnsi="Segoe UI"/>
+                <w:color w:val="101820"/>
+                <w:kern w:val="0"/>
+                <w:sz w:val="18"/>
+                <w:szCs w:val="24"/>
+                <w:lang w:val="en-US" w:eastAsia="ja-JP" w:bidi="ar-SA"/>
+              </w:rPr>
+              <w:t>Client brand packs with third-party marks</w:t>
+            </w:r>
+          </w:p>
+        </w:tc>
+        <w:tc>
+          <w:tcPr>
+            <w:tcW w:w="3005" w:type="dxa"/>
+            <w:tcBorders>
+              <w:top w:val="single" w:sz="4" w:space="0" w:color="BFC7D1"/>
+              <w:left w:val="single" w:sz="4" w:space="0" w:color="BFC7D1"/>
+              <w:bottom w:val="single" w:sz="4" w:space="0" w:color="BFC7D1"/>
+              <w:right w:val="single" w:sz="4" w:space="0" w:color="BFC7D1"/>
+            </w:tcBorders>
+          </w:tcPr>
+          <w:p>
+            <w:pPr>
+              <w:pStyle w:val="Normal"/>
+              <w:widowControl/>
+              <w:spacing w:lineRule="auto" w:line="240" w:before="0" w:after="20"/>
+              <w:jc w:val="left"/>
+              <w:rPr>
+                <w:rFonts w:ascii="Aptos" w:hAnsi="Aptos" w:eastAsia="ＭＳ 明朝" w:cs="Arial"/>
+                <w:kern w:val="0"/>
+                <w:sz w:val="24"/>
+                <w:szCs w:val="24"/>
+                <w:lang w:val="en-US" w:eastAsia="ja-JP" w:bidi="ar-SA"/>
+              </w:rPr>
+            </w:pPr>
+            <w:r>
+              <w:rPr>
+                <w:rFonts w:eastAsia="Segoe UI" w:cs="Segoe UI" w:ascii="Segoe UI" w:hAnsi="Segoe UI"/>
+                <w:color w:val="101820"/>
+                <w:kern w:val="0"/>
+                <w:sz w:val="18"/>
+                <w:szCs w:val="24"/>
+                <w:lang w:val="en-US" w:eastAsia="ja-JP" w:bidi="ar-SA"/>
+              </w:rPr>
+              <w:t>Trademark exposure</w:t>
+            </w:r>
+          </w:p>
+        </w:tc>
+        <w:tc>
+          <w:tcPr>
+            <w:tcW w:w="3005" w:type="dxa"/>
+            <w:tcBorders>
+              <w:top w:val="single" w:sz="4" w:space="0" w:color="BFC7D1"/>
+              <w:left w:val="single" w:sz="4" w:space="0" w:color="BFC7D1"/>
+              <w:bottom w:val="single" w:sz="4" w:space="0" w:color="BFC7D1"/>
+              <w:right w:val="single" w:sz="4" w:space="0" w:color="BFC7D1"/>
+            </w:tcBorders>
+          </w:tcPr>
+          <w:p>
+            <w:pPr>
+              <w:pStyle w:val="Normal"/>
+              <w:widowControl/>
+              <w:spacing w:lineRule="auto" w:line="240" w:before="0" w:after="20"/>
+              <w:jc w:val="left"/>
+              <w:rPr>
+                <w:rFonts w:ascii="Aptos" w:hAnsi="Aptos" w:eastAsia="ＭＳ 明朝" w:cs="Arial"/>
+                <w:kern w:val="0"/>
+                <w:sz w:val="24"/>
+                <w:szCs w:val="24"/>
+                <w:lang w:val="en-US" w:eastAsia="ja-JP" w:bidi="ar-SA"/>
+              </w:rPr>
+            </w:pPr>
+            <w:r>
+              <w:rPr>
+                <w:rFonts w:eastAsia="Segoe UI" w:cs="Segoe UI" w:ascii="Segoe UI" w:hAnsi="Segoe UI"/>
+                <w:color w:val="101820"/>
+                <w:kern w:val="0"/>
+                <w:sz w:val="18"/>
+                <w:szCs w:val="24"/>
+                <w:lang w:val="en-US" w:eastAsia="ja-JP" w:bidi="ar-SA"/>
+              </w:rPr>
+              <w:t>Use only in that client's environments with written permission; never in demos</w:t>
             </w:r>
           </w:p>
         </w:tc>
@@ -44689,7 +45594,7 @@
       <w:r>
         <w:br w:type="page"/>
       </w:r>
-      <w:bookmarkStart w:id="71" w:name="__RefHeading___Toc80951_3066934455"/>
+      <w:bookmarkStart w:id="71" w:name="__RefHeading___Toc43013_1360963153"/>
       <w:bookmarkEnd w:id="71"/>
       <w:r>
         <w:rPr>
@@ -45983,6 +46888,234 @@
           </w:p>
         </w:tc>
       </w:tr>
+      <w:tr>
+        <w:trPr/>
+        <w:tc>
+          <w:tcPr>
+            <w:tcW w:w="906" w:type="dxa"/>
+            <w:tcBorders>
+              <w:top w:val="single" w:sz="4" w:space="0" w:color="BFC7D1"/>
+              <w:left w:val="single" w:sz="4" w:space="0" w:color="BFC7D1"/>
+              <w:bottom w:val="single" w:sz="4" w:space="0" w:color="BFC7D1"/>
+              <w:right w:val="single" w:sz="4" w:space="0" w:color="BFC7D1"/>
+            </w:tcBorders>
+          </w:tcPr>
+          <w:p>
+            <w:pPr>
+              <w:pStyle w:val="Normal"/>
+              <w:widowControl/>
+              <w:spacing w:lineRule="auto" w:line="240" w:before="0" w:after="20"/>
+              <w:jc w:val="left"/>
+              <w:rPr>
+                <w:rFonts w:ascii="Aptos" w:hAnsi="Aptos" w:eastAsia="ＭＳ 明朝" w:cs="Arial"/>
+                <w:kern w:val="0"/>
+                <w:sz w:val="24"/>
+                <w:szCs w:val="24"/>
+                <w:lang w:val="en-US" w:eastAsia="ja-JP" w:bidi="ar-SA"/>
+              </w:rPr>
+            </w:pPr>
+            <w:r>
+              <w:rPr>
+                <w:rFonts w:eastAsia="Segoe UI" w:cs="Segoe UI" w:ascii="Segoe UI" w:hAnsi="Segoe UI"/>
+                <w:color w:val="101820"/>
+                <w:kern w:val="0"/>
+                <w:sz w:val="18"/>
+                <w:szCs w:val="24"/>
+                <w:lang w:val="en-US" w:eastAsia="ja-JP" w:bidi="ar-SA"/>
+              </w:rPr>
+              <w:t>11</w:t>
+            </w:r>
+          </w:p>
+        </w:tc>
+        <w:tc>
+          <w:tcPr>
+            <w:tcW w:w="4038" w:type="dxa"/>
+            <w:tcBorders>
+              <w:top w:val="single" w:sz="4" w:space="0" w:color="BFC7D1"/>
+              <w:left w:val="single" w:sz="4" w:space="0" w:color="BFC7D1"/>
+              <w:bottom w:val="single" w:sz="4" w:space="0" w:color="BFC7D1"/>
+              <w:right w:val="single" w:sz="4" w:space="0" w:color="BFC7D1"/>
+            </w:tcBorders>
+          </w:tcPr>
+          <w:p>
+            <w:pPr>
+              <w:pStyle w:val="Normal"/>
+              <w:widowControl/>
+              <w:spacing w:lineRule="auto" w:line="240" w:before="0" w:after="20"/>
+              <w:jc w:val="left"/>
+              <w:rPr>
+                <w:rFonts w:ascii="Aptos" w:hAnsi="Aptos" w:eastAsia="ＭＳ 明朝" w:cs="Arial"/>
+                <w:kern w:val="0"/>
+                <w:sz w:val="24"/>
+                <w:szCs w:val="24"/>
+                <w:lang w:val="en-US" w:eastAsia="ja-JP" w:bidi="ar-SA"/>
+              </w:rPr>
+            </w:pPr>
+            <w:r>
+              <w:rPr>
+                <w:rFonts w:eastAsia="Segoe UI" w:cs="Segoe UI" w:ascii="Segoe UI" w:hAnsi="Segoe UI"/>
+                <w:color w:val="101820"/>
+                <w:kern w:val="0"/>
+                <w:sz w:val="18"/>
+                <w:szCs w:val="24"/>
+                <w:lang w:val="en-US" w:eastAsia="ja-JP" w:bidi="ar-SA"/>
+              </w:rPr>
+              <w:t>Price lines for the activation of the AML/CFT toolkit, the IC compliance registers and the BIR pack, the go-live of each connector, dealer programme set-up and client brand packs (Rate Card, marked to confirm by management)</w:t>
+            </w:r>
+          </w:p>
+        </w:tc>
+        <w:tc>
+          <w:tcPr>
+            <w:tcW w:w="4070" w:type="dxa"/>
+            <w:tcBorders>
+              <w:top w:val="single" w:sz="4" w:space="0" w:color="BFC7D1"/>
+              <w:left w:val="single" w:sz="4" w:space="0" w:color="BFC7D1"/>
+              <w:bottom w:val="single" w:sz="4" w:space="0" w:color="BFC7D1"/>
+              <w:right w:val="single" w:sz="4" w:space="0" w:color="BFC7D1"/>
+            </w:tcBorders>
+          </w:tcPr>
+          <w:p>
+            <w:pPr>
+              <w:pStyle w:val="Normal"/>
+              <w:widowControl/>
+              <w:spacing w:lineRule="auto" w:line="240" w:before="0" w:after="20"/>
+              <w:jc w:val="left"/>
+              <w:rPr>
+                <w:rFonts w:ascii="Aptos" w:hAnsi="Aptos" w:eastAsia="ＭＳ 明朝" w:cs="Arial"/>
+                <w:kern w:val="0"/>
+                <w:sz w:val="24"/>
+                <w:szCs w:val="24"/>
+                <w:lang w:val="en-US" w:eastAsia="ja-JP" w:bidi="ar-SA"/>
+              </w:rPr>
+            </w:pPr>
+            <w:r>
+              <w:rPr>
+                <w:rFonts w:eastAsia="Segoe UI" w:cs="Segoe UI" w:ascii="Segoe UI" w:hAnsi="Segoe UI"/>
+                <w:color w:val="101820"/>
+                <w:kern w:val="0"/>
+                <w:sz w:val="18"/>
+                <w:szCs w:val="24"/>
+                <w:lang w:val="en-US" w:eastAsia="ja-JP" w:bidi="ar-SA"/>
+              </w:rPr>
+              <w:t>Confirm the lines and amounts, or fold them into the implementation fee of the size</w:t>
+            </w:r>
+          </w:p>
+        </w:tc>
+      </w:tr>
+      <w:tr>
+        <w:trPr/>
+        <w:tc>
+          <w:tcPr>
+            <w:tcW w:w="906" w:type="dxa"/>
+            <w:tcBorders>
+              <w:top w:val="single" w:sz="4" w:space="0" w:color="BFC7D1"/>
+              <w:left w:val="single" w:sz="4" w:space="0" w:color="BFC7D1"/>
+              <w:bottom w:val="single" w:sz="4" w:space="0" w:color="BFC7D1"/>
+              <w:right w:val="single" w:sz="4" w:space="0" w:color="BFC7D1"/>
+            </w:tcBorders>
+          </w:tcPr>
+          <w:p>
+            <w:pPr>
+              <w:pStyle w:val="Normal"/>
+              <w:widowControl/>
+              <w:spacing w:lineRule="auto" w:line="240" w:before="0" w:after="20"/>
+              <w:jc w:val="left"/>
+              <w:rPr>
+                <w:rFonts w:ascii="Aptos" w:hAnsi="Aptos" w:eastAsia="ＭＳ 明朝" w:cs="Arial"/>
+                <w:kern w:val="0"/>
+                <w:sz w:val="24"/>
+                <w:szCs w:val="24"/>
+                <w:lang w:val="en-US" w:eastAsia="ja-JP" w:bidi="ar-SA"/>
+              </w:rPr>
+            </w:pPr>
+            <w:r>
+              <w:rPr>
+                <w:rFonts w:eastAsia="Segoe UI" w:cs="Segoe UI" w:ascii="Segoe UI" w:hAnsi="Segoe UI"/>
+                <w:color w:val="101820"/>
+                <w:kern w:val="0"/>
+                <w:sz w:val="18"/>
+                <w:szCs w:val="24"/>
+                <w:lang w:val="en-US" w:eastAsia="ja-JP" w:bidi="ar-SA"/>
+              </w:rPr>
+              <w:t>12</w:t>
+            </w:r>
+          </w:p>
+        </w:tc>
+        <w:tc>
+          <w:tcPr>
+            <w:tcW w:w="4038" w:type="dxa"/>
+            <w:tcBorders>
+              <w:top w:val="single" w:sz="4" w:space="0" w:color="BFC7D1"/>
+              <w:left w:val="single" w:sz="4" w:space="0" w:color="BFC7D1"/>
+              <w:bottom w:val="single" w:sz="4" w:space="0" w:color="BFC7D1"/>
+              <w:right w:val="single" w:sz="4" w:space="0" w:color="BFC7D1"/>
+            </w:tcBorders>
+          </w:tcPr>
+          <w:p>
+            <w:pPr>
+              <w:pStyle w:val="Normal"/>
+              <w:widowControl/>
+              <w:spacing w:lineRule="auto" w:line="240" w:before="0" w:after="20"/>
+              <w:jc w:val="left"/>
+              <w:rPr>
+                <w:rFonts w:ascii="Aptos" w:hAnsi="Aptos" w:eastAsia="ＭＳ 明朝" w:cs="Arial"/>
+                <w:kern w:val="0"/>
+                <w:sz w:val="24"/>
+                <w:szCs w:val="24"/>
+                <w:lang w:val="en-US" w:eastAsia="ja-JP" w:bidi="ar-SA"/>
+              </w:rPr>
+            </w:pPr>
+            <w:r>
+              <w:rPr>
+                <w:rFonts w:eastAsia="Segoe UI" w:cs="Segoe UI" w:ascii="Segoe UI" w:hAnsi="Segoe UI"/>
+                <w:color w:val="101820"/>
+                <w:kern w:val="0"/>
+                <w:sz w:val="18"/>
+                <w:szCs w:val="24"/>
+                <w:lang w:val="en-US" w:eastAsia="ja-JP" w:bidi="ar-SA"/>
+              </w:rPr>
+              <w:t>Whether the AML/CFT toolkit, IC compliance registers and BIR pack stay in every package or become paid modules for new clients</w:t>
+            </w:r>
+          </w:p>
+        </w:tc>
+        <w:tc>
+          <w:tcPr>
+            <w:tcW w:w="4070" w:type="dxa"/>
+            <w:tcBorders>
+              <w:top w:val="single" w:sz="4" w:space="0" w:color="BFC7D1"/>
+              <w:left w:val="single" w:sz="4" w:space="0" w:color="BFC7D1"/>
+              <w:bottom w:val="single" w:sz="4" w:space="0" w:color="BFC7D1"/>
+              <w:right w:val="single" w:sz="4" w:space="0" w:color="BFC7D1"/>
+            </w:tcBorders>
+          </w:tcPr>
+          <w:p>
+            <w:pPr>
+              <w:pStyle w:val="Normal"/>
+              <w:widowControl/>
+              <w:spacing w:lineRule="auto" w:line="240" w:before="0" w:after="20"/>
+              <w:jc w:val="left"/>
+              <w:rPr>
+                <w:rFonts w:ascii="Aptos" w:hAnsi="Aptos" w:eastAsia="ＭＳ 明朝" w:cs="Arial"/>
+                <w:kern w:val="0"/>
+                <w:sz w:val="24"/>
+                <w:szCs w:val="24"/>
+                <w:lang w:val="en-US" w:eastAsia="ja-JP" w:bidi="ar-SA"/>
+              </w:rPr>
+            </w:pPr>
+            <w:r>
+              <w:rPr>
+                <w:rFonts w:eastAsia="Segoe UI" w:cs="Segoe UI" w:ascii="Segoe UI" w:hAnsi="Segoe UI"/>
+                <w:color w:val="101820"/>
+                <w:kern w:val="0"/>
+                <w:sz w:val="18"/>
+                <w:szCs w:val="24"/>
+                <w:lang w:val="en-US" w:eastAsia="ja-JP" w:bidi="ar-SA"/>
+              </w:rPr>
+              <w:t>Keep them in every package: they are the main local differentiator and a module price would weaken the per-user comparison</w:t>
+            </w:r>
+          </w:p>
+        </w:tc>
+      </w:tr>
     </w:tbl>
     <w:p>
       <w:pPr>
@@ -46006,7 +47139,7 @@
       <w:r>
         <w:br w:type="page"/>
       </w:r>
-      <w:bookmarkStart w:id="72" w:name="__RefHeading___Toc80953_3066934455"/>
+      <w:bookmarkStart w:id="72" w:name="__RefHeading___Toc43015_1360963153"/>
       <w:bookmarkStart w:id="73" w:name="_Toc233203395"/>
       <w:bookmarkEnd w:id="72"/>
       <w:r>
@@ -47765,7 +48898,7 @@
       <w:r>
         <w:rPr/>
         <w:drawing>
-          <wp:anchor behindDoc="1" distT="0" distB="0" distL="0" distR="0" simplePos="0" locked="0" layoutInCell="0" allowOverlap="1" relativeHeight="35">
+          <wp:anchor behindDoc="1" distT="0" distB="0" distL="0" distR="0" simplePos="0" locked="0" layoutInCell="0" allowOverlap="1" relativeHeight="37">
             <wp:simplePos x="0" y="0"/>
             <wp:positionH relativeFrom="margin">
               <wp:align>center</wp:align>
@@ -47836,7 +48969,7 @@
     <w:r>
       <w:rPr/>
       <w:drawing>
-        <wp:anchor behindDoc="1" distT="0" distB="0" distL="0" distR="0" simplePos="0" locked="0" layoutInCell="0" allowOverlap="1" relativeHeight="34">
+        <wp:anchor behindDoc="1" distT="0" distB="0" distL="0" distR="0" simplePos="0" locked="0" layoutInCell="0" allowOverlap="1" relativeHeight="36">
           <wp:simplePos x="0" y="0"/>
           <wp:positionH relativeFrom="page">
             <wp:align>left</wp:align>
@@ -47895,7 +49028,7 @@
     <w:r>
       <w:rPr/>
       <w:drawing>
-        <wp:anchor behindDoc="1" distT="0" distB="0" distL="0" distR="0" simplePos="0" locked="0" layoutInCell="0" allowOverlap="1" relativeHeight="34">
+        <wp:anchor behindDoc="1" distT="0" distB="0" distL="0" distR="0" simplePos="0" locked="0" layoutInCell="0" allowOverlap="1" relativeHeight="36">
           <wp:simplePos x="0" y="0"/>
           <wp:positionH relativeFrom="page">
             <wp:align>left</wp:align>
